--- a/templ/urist2/Опись имущества.docx
+++ b/templ/urist2/Опись имущества.docx
@@ -507,7 +507,6 @@
               </w:rPr>
               <w:t>{{</w:t>
             </w:r>
-            <w:proofErr w:type="spellStart"/>
             <w:r>
               <w:rPr>
                 <w:sz w:val="24"/>
@@ -515,7 +514,6 @@
               </w:rPr>
               <w:t>Прежние_имена_фамилия_отчества</w:t>
             </w:r>
-            <w:proofErr w:type="spellEnd"/>
             <w:r>
               <w:rPr>
                 <w:sz w:val="24"/>
@@ -614,7 +612,6 @@
               </w:rPr>
               <w:t>{{</w:t>
             </w:r>
-            <w:proofErr w:type="spellStart"/>
             <w:r>
               <w:rPr>
                 <w:sz w:val="24"/>
@@ -622,7 +619,6 @@
               </w:rPr>
               <w:t>Дата_рождения</w:t>
             </w:r>
-            <w:proofErr w:type="spellEnd"/>
             <w:r>
               <w:rPr>
                 <w:sz w:val="24"/>
@@ -721,7 +717,6 @@
               </w:rPr>
               <w:t>{{</w:t>
             </w:r>
-            <w:proofErr w:type="spellStart"/>
             <w:r>
               <w:rPr>
                 <w:sz w:val="24"/>
@@ -729,7 +724,6 @@
               </w:rPr>
               <w:t>Место_рождения</w:t>
             </w:r>
-            <w:proofErr w:type="spellEnd"/>
             <w:r>
               <w:rPr>
                 <w:sz w:val="24"/>
@@ -828,7 +822,6 @@
               </w:rPr>
               <w:t>{{</w:t>
             </w:r>
-            <w:proofErr w:type="spellStart"/>
             <w:r>
               <w:rPr>
                 <w:sz w:val="24"/>
@@ -843,7 +836,6 @@
               </w:rPr>
               <w:t>нилс</w:t>
             </w:r>
-            <w:proofErr w:type="spellEnd"/>
             <w:r>
               <w:rPr>
                 <w:sz w:val="24"/>
@@ -942,7 +934,6 @@
               </w:rPr>
               <w:t>{{</w:t>
             </w:r>
-            <w:proofErr w:type="spellStart"/>
             <w:r>
               <w:rPr>
                 <w:sz w:val="24"/>
@@ -957,7 +948,6 @@
               </w:rPr>
               <w:t>нн</w:t>
             </w:r>
-            <w:proofErr w:type="spellEnd"/>
             <w:r>
               <w:rPr>
                 <w:sz w:val="24"/>
@@ -1177,23 +1167,7 @@
                 <w:sz w:val="24"/>
                 <w:szCs w:val="24"/>
               </w:rPr>
-              <w:t>{{</w:t>
-            </w:r>
-            <w:proofErr w:type="spellStart"/>
-            <w:r>
-              <w:rPr>
-                <w:sz w:val="24"/>
-                <w:szCs w:val="24"/>
-              </w:rPr>
-              <w:t>Серия_и_номер_пас</w:t>
-            </w:r>
-            <w:proofErr w:type="spellEnd"/>
-            <w:r>
-              <w:rPr>
-                <w:sz w:val="24"/>
-                <w:szCs w:val="24"/>
-              </w:rPr>
-              <w:t>}}</w:t>
+              <w:t>{{Серия_и_номер_пас}}</w:t>
             </w:r>
           </w:p>
         </w:tc>
@@ -1320,7 +1294,6 @@
               </w:rPr>
               <w:t>{{</w:t>
             </w:r>
-            <w:proofErr w:type="spellStart"/>
             <w:r>
               <w:rPr>
                 <w:sz w:val="24"/>
@@ -1328,7 +1301,6 @@
               </w:rPr>
               <w:t>Субъект_прописка</w:t>
             </w:r>
-            <w:proofErr w:type="spellEnd"/>
             <w:r>
               <w:rPr>
                 <w:sz w:val="24"/>
@@ -1427,7 +1399,6 @@
               </w:rPr>
               <w:t>{{</w:t>
             </w:r>
-            <w:proofErr w:type="spellStart"/>
             <w:r>
               <w:rPr>
                 <w:sz w:val="24"/>
@@ -1435,7 +1406,6 @@
               </w:rPr>
               <w:t>Район_прописка</w:t>
             </w:r>
-            <w:proofErr w:type="spellEnd"/>
             <w:r>
               <w:rPr>
                 <w:sz w:val="24"/>
@@ -1534,7 +1504,6 @@
               </w:rPr>
               <w:t>{{</w:t>
             </w:r>
-            <w:proofErr w:type="spellStart"/>
             <w:r>
               <w:rPr>
                 <w:sz w:val="24"/>
@@ -1542,7 +1511,6 @@
               </w:rPr>
               <w:t>Города_прописка</w:t>
             </w:r>
-            <w:proofErr w:type="spellEnd"/>
             <w:r>
               <w:rPr>
                 <w:sz w:val="24"/>
@@ -1641,7 +1609,6 @@
               </w:rPr>
               <w:t>{{</w:t>
             </w:r>
-            <w:proofErr w:type="spellStart"/>
             <w:r>
               <w:rPr>
                 <w:sz w:val="24"/>
@@ -1649,7 +1616,6 @@
               </w:rPr>
               <w:t>Населенный_пункт_прописка</w:t>
             </w:r>
-            <w:proofErr w:type="spellEnd"/>
             <w:r>
               <w:rPr>
                 <w:sz w:val="24"/>
@@ -1756,7 +1722,6 @@
               </w:rPr>
               <w:t>{{</w:t>
             </w:r>
-            <w:proofErr w:type="spellStart"/>
             <w:r>
               <w:rPr>
                 <w:sz w:val="24"/>
@@ -1764,7 +1729,6 @@
               </w:rPr>
               <w:t>Улица_прописка</w:t>
             </w:r>
-            <w:proofErr w:type="spellEnd"/>
             <w:r>
               <w:rPr>
                 <w:sz w:val="24"/>
@@ -1863,7 +1827,6 @@
               </w:rPr>
               <w:t>{{</w:t>
             </w:r>
-            <w:proofErr w:type="spellStart"/>
             <w:r>
               <w:rPr>
                 <w:sz w:val="24"/>
@@ -1871,7 +1834,6 @@
               </w:rPr>
               <w:t>Номер_дома_прописка</w:t>
             </w:r>
-            <w:proofErr w:type="spellEnd"/>
             <w:r>
               <w:rPr>
                 <w:sz w:val="24"/>
@@ -1970,7 +1932,6 @@
               </w:rPr>
               <w:t>{{</w:t>
             </w:r>
-            <w:proofErr w:type="spellStart"/>
             <w:r>
               <w:rPr>
                 <w:sz w:val="24"/>
@@ -1978,7 +1939,6 @@
               </w:rPr>
               <w:t>Номер_корпуса_прописка</w:t>
             </w:r>
-            <w:proofErr w:type="spellEnd"/>
             <w:r>
               <w:rPr>
                 <w:sz w:val="24"/>
@@ -2077,7 +2037,6 @@
               </w:rPr>
               <w:t>{{</w:t>
             </w:r>
-            <w:proofErr w:type="spellStart"/>
             <w:r>
               <w:rPr>
                 <w:sz w:val="24"/>
@@ -2085,7 +2044,6 @@
               </w:rPr>
               <w:t>Номер_квартиры_прописка</w:t>
             </w:r>
-            <w:proofErr w:type="spellEnd"/>
             <w:r>
               <w:rPr>
                 <w:sz w:val="24"/>
@@ -2502,71 +2460,7 @@
                 <w:sz w:val="24"/>
                 <w:szCs w:val="24"/>
               </w:rPr>
-              <w:t>{%</w:t>
-            </w:r>
-            <w:proofErr w:type="spellStart"/>
-            <w:r>
-              <w:rPr>
-                <w:sz w:val="24"/>
-                <w:szCs w:val="24"/>
-              </w:rPr>
-              <w:t>tr</w:t>
-            </w:r>
-            <w:proofErr w:type="spellEnd"/>
-            <w:r>
-              <w:rPr>
-                <w:sz w:val="24"/>
-                <w:szCs w:val="24"/>
-              </w:rPr>
-              <w:t xml:space="preserve"> </w:t>
-            </w:r>
-            <w:proofErr w:type="spellStart"/>
-            <w:r>
-              <w:rPr>
-                <w:sz w:val="24"/>
-                <w:szCs w:val="24"/>
-              </w:rPr>
-              <w:t>for</w:t>
-            </w:r>
-            <w:proofErr w:type="spellEnd"/>
-            <w:r>
-              <w:rPr>
-                <w:sz w:val="24"/>
-                <w:szCs w:val="24"/>
-              </w:rPr>
-              <w:t xml:space="preserve"> участок </w:t>
-            </w:r>
-            <w:proofErr w:type="spellStart"/>
-            <w:r>
-              <w:rPr>
-                <w:sz w:val="24"/>
-                <w:szCs w:val="24"/>
-              </w:rPr>
-              <w:t>in</w:t>
-            </w:r>
-            <w:proofErr w:type="spellEnd"/>
-            <w:r>
-              <w:rPr>
-                <w:sz w:val="24"/>
-                <w:szCs w:val="24"/>
-              </w:rPr>
-              <w:t xml:space="preserve"> </w:t>
-            </w:r>
-            <w:proofErr w:type="spellStart"/>
-            <w:r>
-              <w:rPr>
-                <w:sz w:val="24"/>
-                <w:szCs w:val="24"/>
-              </w:rPr>
-              <w:t>земельные_участки</w:t>
-            </w:r>
-            <w:proofErr w:type="spellEnd"/>
-            <w:r>
-              <w:rPr>
-                <w:sz w:val="24"/>
-                <w:szCs w:val="24"/>
-              </w:rPr>
-              <w:t xml:space="preserve"> %}</w:t>
+              <w:t>{%tr for участок in земельные_участки %}</w:t>
             </w:r>
           </w:p>
         </w:tc>
@@ -2682,7 +2576,7 @@
                 <w:sz w:val="24"/>
                 <w:szCs w:val="24"/>
               </w:rPr>
-              <w:t>1.1</w:t>
+              <w:t>{% vm %}1.1</w:t>
             </w:r>
           </w:p>
         </w:tc>
@@ -2692,10 +2586,10 @@
             <w:tcBorders>
               <w:bottom w:val="single" w:sz="4" w:space="0" w:color="auto"/>
             </w:tcBorders>
-            <w:vAlign w:val="bottom"/>
-          </w:tcPr>
-          <w:p>
-            <w:pPr>
+          </w:tcPr>
+          <w:p>
+            <w:pPr>
+              <w:spacing w:line="256" w:lineRule="auto"/>
               <w:ind w:left="57"/>
               <w:rPr>
                 <w:sz w:val="24"/>
@@ -2707,7 +2601,7 @@
                 <w:sz w:val="24"/>
                 <w:szCs w:val="24"/>
               </w:rPr>
-              <w:t>Земельные участки </w:t>
+              <w:t>{% vm %}Земельные участки </w:t>
             </w:r>
             <w:r>
               <w:rPr>
@@ -2731,259 +2625,139 @@
               <w:rPr>
                 <w:sz w:val="24"/>
                 <w:szCs w:val="24"/>
-                <w:lang w:val="en-US"/>
-              </w:rPr>
-            </w:pPr>
-            <w:r>
-              <w:rPr>
-                <w:sz w:val="24"/>
-                <w:szCs w:val="24"/>
-                <w:lang w:val="en-US"/>
-              </w:rPr>
-              <w:t>1)</w:t>
-            </w:r>
-          </w:p>
-        </w:tc>
-        <w:tc>
-          <w:tcPr>
-            <w:tcW w:w="1474" w:type="dxa"/>
-            <w:tcBorders>
-              <w:bottom w:val="single" w:sz="4" w:space="0" w:color="auto"/>
-            </w:tcBorders>
-            <w:vAlign w:val="center"/>
-          </w:tcPr>
-          <w:p>
-            <w:pPr>
-              <w:jc w:val="center"/>
-              <w:rPr>
-                <w:sz w:val="24"/>
-                <w:szCs w:val="24"/>
-              </w:rPr>
-            </w:pPr>
-            <w:r>
-              <w:rPr>
-                <w:sz w:val="24"/>
-                <w:szCs w:val="24"/>
-              </w:rPr>
-              <w:t>{{</w:t>
-            </w:r>
-            <w:proofErr w:type="spellStart"/>
-            <w:proofErr w:type="gramStart"/>
-            <w:r>
-              <w:rPr>
-                <w:sz w:val="24"/>
-                <w:szCs w:val="24"/>
-              </w:rPr>
-              <w:t>участок.Вид</w:t>
-            </w:r>
-            <w:proofErr w:type="gramEnd"/>
-            <w:r>
-              <w:rPr>
-                <w:sz w:val="24"/>
-                <w:szCs w:val="24"/>
-              </w:rPr>
-              <w:t>_собственности</w:t>
-            </w:r>
-            <w:proofErr w:type="spellEnd"/>
-            <w:r>
-              <w:rPr>
-                <w:sz w:val="24"/>
-                <w:szCs w:val="24"/>
-              </w:rPr>
-              <w:t>}}</w:t>
-            </w:r>
-          </w:p>
-        </w:tc>
-        <w:tc>
-          <w:tcPr>
-            <w:tcW w:w="1474" w:type="dxa"/>
-            <w:tcBorders>
-              <w:bottom w:val="single" w:sz="4" w:space="0" w:color="auto"/>
-            </w:tcBorders>
-            <w:vAlign w:val="center"/>
-          </w:tcPr>
-          <w:p>
-            <w:pPr>
-              <w:jc w:val="center"/>
-              <w:rPr>
-                <w:sz w:val="24"/>
-                <w:szCs w:val="24"/>
-              </w:rPr>
-            </w:pPr>
-            <w:r>
-              <w:rPr>
-                <w:sz w:val="24"/>
-                <w:szCs w:val="24"/>
-              </w:rPr>
-              <w:t>{{</w:t>
-            </w:r>
-            <w:proofErr w:type="spellStart"/>
-            <w:proofErr w:type="gramStart"/>
-            <w:r>
-              <w:rPr>
-                <w:sz w:val="24"/>
-                <w:szCs w:val="24"/>
-              </w:rPr>
-              <w:t>участок.Местонахождение</w:t>
-            </w:r>
-            <w:proofErr w:type="gramEnd"/>
-            <w:r>
-              <w:rPr>
-                <w:sz w:val="24"/>
-                <w:szCs w:val="24"/>
-              </w:rPr>
-              <w:t>_адрес</w:t>
-            </w:r>
-            <w:proofErr w:type="spellEnd"/>
-            <w:r>
-              <w:rPr>
-                <w:sz w:val="24"/>
-                <w:szCs w:val="24"/>
-              </w:rPr>
-              <w:t>}}</w:t>
-            </w:r>
-          </w:p>
-        </w:tc>
-        <w:tc>
-          <w:tcPr>
-            <w:tcW w:w="1474" w:type="dxa"/>
-            <w:tcBorders>
-              <w:bottom w:val="single" w:sz="4" w:space="0" w:color="auto"/>
-            </w:tcBorders>
-            <w:vAlign w:val="center"/>
-          </w:tcPr>
-          <w:p>
-            <w:pPr>
-              <w:jc w:val="center"/>
-              <w:rPr>
-                <w:sz w:val="24"/>
-                <w:szCs w:val="24"/>
-              </w:rPr>
-            </w:pPr>
-            <w:r>
-              <w:rPr>
-                <w:sz w:val="24"/>
-                <w:szCs w:val="24"/>
-              </w:rPr>
-              <w:t>{{</w:t>
-            </w:r>
-            <w:proofErr w:type="spellStart"/>
-            <w:proofErr w:type="gramStart"/>
-            <w:r>
-              <w:rPr>
-                <w:sz w:val="24"/>
-                <w:szCs w:val="24"/>
-              </w:rPr>
-              <w:t>участок.Площадь</w:t>
-            </w:r>
-            <w:proofErr w:type="spellEnd"/>
-            <w:proofErr w:type="gramEnd"/>
-            <w:r>
-              <w:rPr>
-                <w:sz w:val="24"/>
-                <w:szCs w:val="24"/>
-              </w:rPr>
-              <w:t>}}</w:t>
-            </w:r>
-          </w:p>
-        </w:tc>
-        <w:tc>
-          <w:tcPr>
-            <w:tcW w:w="1474" w:type="dxa"/>
-            <w:tcBorders>
-              <w:bottom w:val="single" w:sz="4" w:space="0" w:color="auto"/>
-            </w:tcBorders>
-            <w:vAlign w:val="center"/>
-          </w:tcPr>
-          <w:p>
-            <w:pPr>
-              <w:jc w:val="center"/>
-              <w:rPr>
-                <w:sz w:val="24"/>
-                <w:szCs w:val="24"/>
-              </w:rPr>
-            </w:pPr>
-            <w:r>
-              <w:rPr>
-                <w:sz w:val="24"/>
-                <w:szCs w:val="24"/>
-              </w:rPr>
-              <w:t>{{</w:t>
-            </w:r>
-            <w:proofErr w:type="spellStart"/>
-            <w:proofErr w:type="gramStart"/>
-            <w:r>
-              <w:rPr>
-                <w:sz w:val="24"/>
-                <w:szCs w:val="24"/>
-              </w:rPr>
-              <w:t>участок.Основание</w:t>
-            </w:r>
-            <w:proofErr w:type="gramEnd"/>
-            <w:r>
-              <w:rPr>
-                <w:sz w:val="24"/>
-                <w:szCs w:val="24"/>
-              </w:rPr>
-              <w:t>_приобретения_и_стоимость</w:t>
-            </w:r>
-            <w:proofErr w:type="spellEnd"/>
-            <w:r>
-              <w:rPr>
-                <w:sz w:val="24"/>
-                <w:szCs w:val="24"/>
-              </w:rPr>
-              <w:t>}}</w:t>
-            </w:r>
-          </w:p>
-        </w:tc>
-        <w:tc>
-          <w:tcPr>
-            <w:tcW w:w="1474" w:type="dxa"/>
-            <w:tcBorders>
-              <w:bottom w:val="single" w:sz="4" w:space="0" w:color="auto"/>
-            </w:tcBorders>
-            <w:vAlign w:val="center"/>
-          </w:tcPr>
-          <w:p>
-            <w:pPr>
-              <w:jc w:val="center"/>
-              <w:rPr>
-                <w:sz w:val="24"/>
-                <w:szCs w:val="24"/>
-              </w:rPr>
-            </w:pPr>
-            <w:r>
-              <w:rPr>
-                <w:sz w:val="24"/>
-                <w:szCs w:val="24"/>
-              </w:rPr>
-              <w:t>{{</w:t>
-            </w:r>
-            <w:proofErr w:type="spellStart"/>
-            <w:proofErr w:type="gramStart"/>
-            <w:r>
-              <w:rPr>
-                <w:sz w:val="24"/>
-                <w:szCs w:val="24"/>
-              </w:rPr>
-              <w:t>участок.Сведения</w:t>
-            </w:r>
-            <w:proofErr w:type="gramEnd"/>
-            <w:r>
-              <w:rPr>
-                <w:sz w:val="24"/>
-                <w:szCs w:val="24"/>
-              </w:rPr>
-              <w:t>_о_залоге_и_залогодержателе</w:t>
-            </w:r>
-            <w:proofErr w:type="spellEnd"/>
-            <w:r>
-              <w:rPr>
-                <w:sz w:val="24"/>
-                <w:szCs w:val="24"/>
-              </w:rPr>
-              <w:t>}}</w:t>
+              </w:rPr>
+            </w:pPr>
+            <w:r>
+              <w:rPr>
+                <w:sz w:val="24"/>
+                <w:szCs w:val="24"/>
+              </w:rPr>
+              <w:t>{{участок.Число}}</w:t>
+            </w:r>
+          </w:p>
+        </w:tc>
+        <w:tc>
+          <w:tcPr>
+            <w:tcW w:w="1474" w:type="dxa"/>
+            <w:tcBorders>
+              <w:bottom w:val="single" w:sz="4" w:space="0" w:color="auto"/>
+            </w:tcBorders>
+            <w:vAlign w:val="center"/>
+          </w:tcPr>
+          <w:p>
+            <w:pPr>
+              <w:jc w:val="center"/>
+              <w:rPr>
+                <w:sz w:val="24"/>
+                <w:szCs w:val="24"/>
+              </w:rPr>
+            </w:pPr>
+            <w:r>
+              <w:rPr>
+                <w:sz w:val="24"/>
+                <w:szCs w:val="24"/>
+              </w:rPr>
+              <w:t>{{участок.Вид_собственности}}</w:t>
+            </w:r>
+          </w:p>
+        </w:tc>
+        <w:tc>
+          <w:tcPr>
+            <w:tcW w:w="1474" w:type="dxa"/>
+            <w:tcBorders>
+              <w:bottom w:val="single" w:sz="4" w:space="0" w:color="auto"/>
+            </w:tcBorders>
+            <w:vAlign w:val="center"/>
+          </w:tcPr>
+          <w:p>
+            <w:pPr>
+              <w:jc w:val="center"/>
+              <w:rPr>
+                <w:sz w:val="24"/>
+                <w:szCs w:val="24"/>
+              </w:rPr>
+            </w:pPr>
+            <w:r>
+              <w:rPr>
+                <w:sz w:val="24"/>
+                <w:szCs w:val="24"/>
+              </w:rPr>
+              <w:t>{{участок.Местонахождение_адрес}}</w:t>
+            </w:r>
+          </w:p>
+        </w:tc>
+        <w:tc>
+          <w:tcPr>
+            <w:tcW w:w="1474" w:type="dxa"/>
+            <w:tcBorders>
+              <w:bottom w:val="single" w:sz="4" w:space="0" w:color="auto"/>
+            </w:tcBorders>
+            <w:vAlign w:val="center"/>
+          </w:tcPr>
+          <w:p>
+            <w:pPr>
+              <w:jc w:val="center"/>
+              <w:rPr>
+                <w:sz w:val="24"/>
+                <w:szCs w:val="24"/>
+              </w:rPr>
+            </w:pPr>
+            <w:r>
+              <w:rPr>
+                <w:sz w:val="24"/>
+                <w:szCs w:val="24"/>
+              </w:rPr>
+              <w:t>{{участок.Площадь}}</w:t>
+            </w:r>
+          </w:p>
+        </w:tc>
+        <w:tc>
+          <w:tcPr>
+            <w:tcW w:w="1474" w:type="dxa"/>
+            <w:tcBorders>
+              <w:bottom w:val="single" w:sz="4" w:space="0" w:color="auto"/>
+            </w:tcBorders>
+            <w:vAlign w:val="center"/>
+          </w:tcPr>
+          <w:p>
+            <w:pPr>
+              <w:jc w:val="center"/>
+              <w:rPr>
+                <w:sz w:val="24"/>
+                <w:szCs w:val="24"/>
+              </w:rPr>
+            </w:pPr>
+            <w:r>
+              <w:rPr>
+                <w:sz w:val="24"/>
+                <w:szCs w:val="24"/>
+              </w:rPr>
+              <w:t>{{участок.Основание_приобретения_и_стоимость}}</w:t>
+            </w:r>
+          </w:p>
+        </w:tc>
+        <w:tc>
+          <w:tcPr>
+            <w:tcW w:w="1474" w:type="dxa"/>
+            <w:tcBorders>
+              <w:bottom w:val="single" w:sz="4" w:space="0" w:color="auto"/>
+            </w:tcBorders>
+            <w:vAlign w:val="center"/>
+          </w:tcPr>
+          <w:p>
+            <w:pPr>
+              <w:jc w:val="center"/>
+              <w:rPr>
+                <w:sz w:val="24"/>
+                <w:szCs w:val="24"/>
+              </w:rPr>
+            </w:pPr>
+            <w:r>
+              <w:rPr>
+                <w:sz w:val="24"/>
+                <w:szCs w:val="24"/>
+              </w:rPr>
+              <w:t>{{участок.Сведения_о_залоге_и_залогодержателе}}</w:t>
             </w:r>
           </w:p>
         </w:tc>
@@ -3027,39 +2801,7 @@
                 <w:sz w:val="24"/>
                 <w:szCs w:val="24"/>
               </w:rPr>
-              <w:t>{%</w:t>
-            </w:r>
-            <w:proofErr w:type="spellStart"/>
-            <w:r>
-              <w:rPr>
-                <w:sz w:val="24"/>
-                <w:szCs w:val="24"/>
-              </w:rPr>
-              <w:t>tr</w:t>
-            </w:r>
-            <w:proofErr w:type="spellEnd"/>
-            <w:r>
-              <w:rPr>
-                <w:sz w:val="24"/>
-                <w:szCs w:val="24"/>
-              </w:rPr>
-              <w:t xml:space="preserve"> </w:t>
-            </w:r>
-            <w:proofErr w:type="spellStart"/>
-            <w:r>
-              <w:rPr>
-                <w:sz w:val="24"/>
-                <w:szCs w:val="24"/>
-              </w:rPr>
-              <w:t>endfor</w:t>
-            </w:r>
-            <w:proofErr w:type="spellEnd"/>
-            <w:r>
-              <w:rPr>
-                <w:sz w:val="24"/>
-                <w:szCs w:val="24"/>
-              </w:rPr>
-              <w:t xml:space="preserve"> %}</w:t>
+              <w:t>{%tr endfor %}</w:t>
             </w:r>
           </w:p>
         </w:tc>
@@ -3193,71 +2935,7 @@
                 <w:sz w:val="24"/>
                 <w:szCs w:val="24"/>
               </w:rPr>
-              <w:t>{%</w:t>
-            </w:r>
-            <w:proofErr w:type="spellStart"/>
-            <w:r>
-              <w:rPr>
-                <w:sz w:val="24"/>
-                <w:szCs w:val="24"/>
-              </w:rPr>
-              <w:t>tr</w:t>
-            </w:r>
-            <w:proofErr w:type="spellEnd"/>
-            <w:r>
-              <w:rPr>
-                <w:sz w:val="24"/>
-                <w:szCs w:val="24"/>
-              </w:rPr>
-              <w:t xml:space="preserve"> </w:t>
-            </w:r>
-            <w:proofErr w:type="spellStart"/>
-            <w:r>
-              <w:rPr>
-                <w:sz w:val="24"/>
-                <w:szCs w:val="24"/>
-              </w:rPr>
-              <w:t>for</w:t>
-            </w:r>
-            <w:proofErr w:type="spellEnd"/>
-            <w:r>
-              <w:rPr>
-                <w:sz w:val="24"/>
-                <w:szCs w:val="24"/>
-              </w:rPr>
-              <w:t xml:space="preserve"> дом </w:t>
-            </w:r>
-            <w:proofErr w:type="spellStart"/>
-            <w:r>
-              <w:rPr>
-                <w:sz w:val="24"/>
-                <w:szCs w:val="24"/>
-              </w:rPr>
-              <w:t>in</w:t>
-            </w:r>
-            <w:proofErr w:type="spellEnd"/>
-            <w:r>
-              <w:rPr>
-                <w:sz w:val="24"/>
-                <w:szCs w:val="24"/>
-              </w:rPr>
-              <w:t xml:space="preserve"> </w:t>
-            </w:r>
-            <w:proofErr w:type="spellStart"/>
-            <w:r>
-              <w:rPr>
-                <w:sz w:val="24"/>
-                <w:szCs w:val="24"/>
-              </w:rPr>
-              <w:t>жилые_дома</w:t>
-            </w:r>
-            <w:proofErr w:type="spellEnd"/>
-            <w:r>
-              <w:rPr>
-                <w:sz w:val="24"/>
-                <w:szCs w:val="24"/>
-              </w:rPr>
-              <w:t xml:space="preserve"> %}</w:t>
+              <w:t>{%tr for дом in жилые_дома %}</w:t>
             </w:r>
           </w:p>
         </w:tc>
@@ -3373,7 +3051,7 @@
                 <w:sz w:val="24"/>
                 <w:szCs w:val="24"/>
               </w:rPr>
-              <w:t>1.2</w:t>
+              <w:t>{% vm %}1.2</w:t>
             </w:r>
           </w:p>
         </w:tc>
@@ -3383,10 +3061,10 @@
             <w:tcBorders>
               <w:bottom w:val="single" w:sz="4" w:space="0" w:color="auto"/>
             </w:tcBorders>
-            <w:vAlign w:val="bottom"/>
-          </w:tcPr>
-          <w:p>
-            <w:pPr>
+          </w:tcPr>
+          <w:p>
+            <w:pPr>
+              <w:spacing w:line="256" w:lineRule="auto"/>
               <w:ind w:left="57"/>
               <w:rPr>
                 <w:sz w:val="24"/>
@@ -3398,7 +3076,7 @@
                 <w:sz w:val="24"/>
                 <w:szCs w:val="24"/>
               </w:rPr>
-              <w:t>Жилые дома, дачи:</w:t>
+              <w:t>{% vm %}Жилые дома, дачи:</w:t>
             </w:r>
           </w:p>
           <w:p>
@@ -3414,250 +3092,132 @@
                 <w:sz w:val="24"/>
                 <w:szCs w:val="24"/>
               </w:rPr>
-              <w:t>1)</w:t>
-            </w:r>
-          </w:p>
-        </w:tc>
-        <w:tc>
-          <w:tcPr>
-            <w:tcW w:w="1474" w:type="dxa"/>
-            <w:tcBorders>
-              <w:bottom w:val="single" w:sz="4" w:space="0" w:color="auto"/>
-            </w:tcBorders>
-            <w:vAlign w:val="center"/>
-          </w:tcPr>
-          <w:p>
-            <w:pPr>
-              <w:jc w:val="center"/>
-              <w:rPr>
-                <w:sz w:val="24"/>
-                <w:szCs w:val="24"/>
-              </w:rPr>
-            </w:pPr>
-            <w:r>
-              <w:rPr>
-                <w:sz w:val="24"/>
-                <w:szCs w:val="24"/>
-              </w:rPr>
-              <w:t>{{</w:t>
-            </w:r>
-            <w:proofErr w:type="spellStart"/>
-            <w:proofErr w:type="gramStart"/>
-            <w:r>
-              <w:rPr>
-                <w:sz w:val="24"/>
-                <w:szCs w:val="24"/>
-              </w:rPr>
-              <w:t>дом.Вид</w:t>
-            </w:r>
-            <w:proofErr w:type="gramEnd"/>
-            <w:r>
-              <w:rPr>
-                <w:sz w:val="24"/>
-                <w:szCs w:val="24"/>
-              </w:rPr>
-              <w:t>_собственности</w:t>
-            </w:r>
-            <w:proofErr w:type="spellEnd"/>
-            <w:r>
-              <w:rPr>
-                <w:sz w:val="24"/>
-                <w:szCs w:val="24"/>
-              </w:rPr>
-              <w:t>}}</w:t>
-            </w:r>
-          </w:p>
-        </w:tc>
-        <w:tc>
-          <w:tcPr>
-            <w:tcW w:w="1474" w:type="dxa"/>
-            <w:tcBorders>
-              <w:bottom w:val="single" w:sz="4" w:space="0" w:color="auto"/>
-            </w:tcBorders>
-            <w:vAlign w:val="center"/>
-          </w:tcPr>
-          <w:p>
-            <w:pPr>
-              <w:jc w:val="center"/>
-              <w:rPr>
-                <w:sz w:val="24"/>
-                <w:szCs w:val="24"/>
-              </w:rPr>
-            </w:pPr>
-            <w:r>
-              <w:rPr>
-                <w:sz w:val="24"/>
-                <w:szCs w:val="24"/>
-              </w:rPr>
-              <w:t>{{</w:t>
-            </w:r>
-            <w:proofErr w:type="spellStart"/>
-            <w:proofErr w:type="gramStart"/>
-            <w:r>
-              <w:rPr>
-                <w:sz w:val="24"/>
-                <w:szCs w:val="24"/>
-              </w:rPr>
-              <w:t>дом.Местонахождение</w:t>
-            </w:r>
-            <w:proofErr w:type="gramEnd"/>
-            <w:r>
-              <w:rPr>
-                <w:sz w:val="24"/>
-                <w:szCs w:val="24"/>
-              </w:rPr>
-              <w:t>_адрес</w:t>
-            </w:r>
-            <w:proofErr w:type="spellEnd"/>
-            <w:r>
-              <w:rPr>
-                <w:sz w:val="24"/>
-                <w:szCs w:val="24"/>
-              </w:rPr>
-              <w:t>}}</w:t>
-            </w:r>
-          </w:p>
-        </w:tc>
-        <w:tc>
-          <w:tcPr>
-            <w:tcW w:w="1474" w:type="dxa"/>
-            <w:tcBorders>
-              <w:bottom w:val="single" w:sz="4" w:space="0" w:color="auto"/>
-            </w:tcBorders>
-            <w:vAlign w:val="center"/>
-          </w:tcPr>
-          <w:p>
-            <w:pPr>
-              <w:jc w:val="center"/>
-              <w:rPr>
-                <w:sz w:val="24"/>
-                <w:szCs w:val="24"/>
-              </w:rPr>
-            </w:pPr>
-            <w:r>
-              <w:rPr>
-                <w:sz w:val="24"/>
-                <w:szCs w:val="24"/>
-              </w:rPr>
-              <w:t>{{</w:t>
-            </w:r>
-            <w:proofErr w:type="spellStart"/>
-            <w:proofErr w:type="gramStart"/>
-            <w:r>
-              <w:rPr>
-                <w:sz w:val="24"/>
-                <w:szCs w:val="24"/>
-              </w:rPr>
-              <w:t>дом.Площадь</w:t>
-            </w:r>
-            <w:proofErr w:type="spellEnd"/>
-            <w:proofErr w:type="gramEnd"/>
-            <w:r>
-              <w:rPr>
-                <w:sz w:val="24"/>
-                <w:szCs w:val="24"/>
-              </w:rPr>
-              <w:t>}}</w:t>
-            </w:r>
-          </w:p>
-        </w:tc>
-        <w:tc>
-          <w:tcPr>
-            <w:tcW w:w="1474" w:type="dxa"/>
-            <w:tcBorders>
-              <w:bottom w:val="single" w:sz="4" w:space="0" w:color="auto"/>
-            </w:tcBorders>
-            <w:vAlign w:val="center"/>
-          </w:tcPr>
-          <w:p>
-            <w:pPr>
-              <w:jc w:val="center"/>
-              <w:rPr>
-                <w:sz w:val="24"/>
-                <w:szCs w:val="24"/>
-              </w:rPr>
-            </w:pPr>
-            <w:r>
-              <w:rPr>
-                <w:sz w:val="24"/>
-                <w:szCs w:val="24"/>
-              </w:rPr>
-              <w:t>{{</w:t>
-            </w:r>
-            <w:proofErr w:type="spellStart"/>
-            <w:proofErr w:type="gramStart"/>
-            <w:r>
-              <w:rPr>
-                <w:sz w:val="24"/>
-                <w:szCs w:val="24"/>
-              </w:rPr>
-              <w:t>дом.Основание</w:t>
-            </w:r>
-            <w:proofErr w:type="gramEnd"/>
-            <w:r>
-              <w:rPr>
-                <w:sz w:val="24"/>
-                <w:szCs w:val="24"/>
-              </w:rPr>
-              <w:t>_приобретения_и_стоимость</w:t>
-            </w:r>
-            <w:proofErr w:type="spellEnd"/>
-            <w:r>
-              <w:rPr>
-                <w:sz w:val="24"/>
-                <w:szCs w:val="24"/>
-              </w:rPr>
-              <w:t>}}</w:t>
-            </w:r>
-          </w:p>
-        </w:tc>
-        <w:tc>
-          <w:tcPr>
-            <w:tcW w:w="1474" w:type="dxa"/>
-            <w:tcBorders>
-              <w:bottom w:val="single" w:sz="4" w:space="0" w:color="auto"/>
-            </w:tcBorders>
-            <w:vAlign w:val="center"/>
-          </w:tcPr>
-          <w:p>
-            <w:pPr>
-              <w:jc w:val="center"/>
-              <w:rPr>
-                <w:sz w:val="24"/>
-                <w:szCs w:val="24"/>
-              </w:rPr>
-            </w:pPr>
-            <w:r>
-              <w:rPr>
-                <w:sz w:val="24"/>
-                <w:szCs w:val="24"/>
-              </w:rPr>
-              <w:t>{{</w:t>
-            </w:r>
-            <w:proofErr w:type="spellStart"/>
-            <w:proofErr w:type="gramStart"/>
-            <w:r>
-              <w:rPr>
-                <w:sz w:val="24"/>
-                <w:szCs w:val="24"/>
-              </w:rPr>
-              <w:t>дом.Сведения</w:t>
-            </w:r>
-            <w:proofErr w:type="gramEnd"/>
-            <w:r>
-              <w:rPr>
-                <w:sz w:val="24"/>
-                <w:szCs w:val="24"/>
-              </w:rPr>
-              <w:t>_о_залоге_и_залогодержателе</w:t>
-            </w:r>
-            <w:proofErr w:type="spellEnd"/>
-            <w:r>
-              <w:rPr>
-                <w:sz w:val="24"/>
-                <w:szCs w:val="24"/>
-              </w:rPr>
-              <w:t>}}</w:t>
+              <w:t>{{дом.Число}}</w:t>
+            </w:r>
+          </w:p>
+        </w:tc>
+        <w:tc>
+          <w:tcPr>
+            <w:tcW w:w="1474" w:type="dxa"/>
+            <w:tcBorders>
+              <w:bottom w:val="single" w:sz="4" w:space="0" w:color="auto"/>
+            </w:tcBorders>
+            <w:vAlign w:val="center"/>
+          </w:tcPr>
+          <w:p>
+            <w:pPr>
+              <w:jc w:val="center"/>
+              <w:rPr>
+                <w:sz w:val="24"/>
+                <w:szCs w:val="24"/>
+              </w:rPr>
+            </w:pPr>
+            <w:r>
+              <w:rPr>
+                <w:sz w:val="24"/>
+                <w:szCs w:val="24"/>
+              </w:rPr>
+              <w:t>{{дом.Вид_собственности}}</w:t>
+            </w:r>
+          </w:p>
+        </w:tc>
+        <w:tc>
+          <w:tcPr>
+            <w:tcW w:w="1474" w:type="dxa"/>
+            <w:tcBorders>
+              <w:bottom w:val="single" w:sz="4" w:space="0" w:color="auto"/>
+            </w:tcBorders>
+            <w:vAlign w:val="center"/>
+          </w:tcPr>
+          <w:p>
+            <w:pPr>
+              <w:jc w:val="center"/>
+              <w:rPr>
+                <w:sz w:val="24"/>
+                <w:szCs w:val="24"/>
+              </w:rPr>
+            </w:pPr>
+            <w:r>
+              <w:rPr>
+                <w:sz w:val="24"/>
+                <w:szCs w:val="24"/>
+              </w:rPr>
+              <w:t>{{дом.Местонахождение_адрес}}</w:t>
+            </w:r>
+          </w:p>
+        </w:tc>
+        <w:tc>
+          <w:tcPr>
+            <w:tcW w:w="1474" w:type="dxa"/>
+            <w:tcBorders>
+              <w:bottom w:val="single" w:sz="4" w:space="0" w:color="auto"/>
+            </w:tcBorders>
+            <w:vAlign w:val="center"/>
+          </w:tcPr>
+          <w:p>
+            <w:pPr>
+              <w:jc w:val="center"/>
+              <w:rPr>
+                <w:sz w:val="24"/>
+                <w:szCs w:val="24"/>
+              </w:rPr>
+            </w:pPr>
+            <w:r>
+              <w:rPr>
+                <w:sz w:val="24"/>
+                <w:szCs w:val="24"/>
+              </w:rPr>
+              <w:t>{{дом.Площадь}}</w:t>
+            </w:r>
+          </w:p>
+        </w:tc>
+        <w:tc>
+          <w:tcPr>
+            <w:tcW w:w="1474" w:type="dxa"/>
+            <w:tcBorders>
+              <w:bottom w:val="single" w:sz="4" w:space="0" w:color="auto"/>
+            </w:tcBorders>
+            <w:vAlign w:val="center"/>
+          </w:tcPr>
+          <w:p>
+            <w:pPr>
+              <w:jc w:val="center"/>
+              <w:rPr>
+                <w:sz w:val="24"/>
+                <w:szCs w:val="24"/>
+              </w:rPr>
+            </w:pPr>
+            <w:r>
+              <w:rPr>
+                <w:sz w:val="24"/>
+                <w:szCs w:val="24"/>
+              </w:rPr>
+              <w:t>{{дом.Основание_приобретения_и_стоимость}}</w:t>
+            </w:r>
+          </w:p>
+        </w:tc>
+        <w:tc>
+          <w:tcPr>
+            <w:tcW w:w="1474" w:type="dxa"/>
+            <w:tcBorders>
+              <w:bottom w:val="single" w:sz="4" w:space="0" w:color="auto"/>
+            </w:tcBorders>
+            <w:vAlign w:val="center"/>
+          </w:tcPr>
+          <w:p>
+            <w:pPr>
+              <w:jc w:val="center"/>
+              <w:rPr>
+                <w:sz w:val="24"/>
+                <w:szCs w:val="24"/>
+              </w:rPr>
+            </w:pPr>
+            <w:r>
+              <w:rPr>
+                <w:sz w:val="24"/>
+                <w:szCs w:val="24"/>
+              </w:rPr>
+              <w:t>{{дом.Сведения_о_залоге_и_залогодержателе}}</w:t>
             </w:r>
           </w:p>
         </w:tc>
@@ -3701,39 +3261,7 @@
                 <w:sz w:val="24"/>
                 <w:szCs w:val="24"/>
               </w:rPr>
-              <w:t>{%</w:t>
-            </w:r>
-            <w:proofErr w:type="spellStart"/>
-            <w:r>
-              <w:rPr>
-                <w:sz w:val="24"/>
-                <w:szCs w:val="24"/>
-              </w:rPr>
-              <w:t>tr</w:t>
-            </w:r>
-            <w:proofErr w:type="spellEnd"/>
-            <w:r>
-              <w:rPr>
-                <w:sz w:val="24"/>
-                <w:szCs w:val="24"/>
-              </w:rPr>
-              <w:t xml:space="preserve"> </w:t>
-            </w:r>
-            <w:proofErr w:type="spellStart"/>
-            <w:r>
-              <w:rPr>
-                <w:sz w:val="24"/>
-                <w:szCs w:val="24"/>
-              </w:rPr>
-              <w:t>endfor</w:t>
-            </w:r>
-            <w:proofErr w:type="spellEnd"/>
-            <w:r>
-              <w:rPr>
-                <w:sz w:val="24"/>
-                <w:szCs w:val="24"/>
-              </w:rPr>
-              <w:t xml:space="preserve"> %}</w:t>
+              <w:t>{%tr endfor %}</w:t>
             </w:r>
           </w:p>
         </w:tc>
@@ -3867,55 +3395,7 @@
                 <w:sz w:val="24"/>
                 <w:szCs w:val="24"/>
               </w:rPr>
-              <w:t>{%</w:t>
-            </w:r>
-            <w:proofErr w:type="spellStart"/>
-            <w:r>
-              <w:rPr>
-                <w:sz w:val="24"/>
-                <w:szCs w:val="24"/>
-              </w:rPr>
-              <w:t>tr</w:t>
-            </w:r>
-            <w:proofErr w:type="spellEnd"/>
-            <w:r>
-              <w:rPr>
-                <w:sz w:val="24"/>
-                <w:szCs w:val="24"/>
-              </w:rPr>
-              <w:t xml:space="preserve"> </w:t>
-            </w:r>
-            <w:proofErr w:type="spellStart"/>
-            <w:r>
-              <w:rPr>
-                <w:sz w:val="24"/>
-                <w:szCs w:val="24"/>
-              </w:rPr>
-              <w:t>for</w:t>
-            </w:r>
-            <w:proofErr w:type="spellEnd"/>
-            <w:r>
-              <w:rPr>
-                <w:sz w:val="24"/>
-                <w:szCs w:val="24"/>
-              </w:rPr>
-              <w:t xml:space="preserve"> кв </w:t>
-            </w:r>
-            <w:proofErr w:type="spellStart"/>
-            <w:r>
-              <w:rPr>
-                <w:sz w:val="24"/>
-                <w:szCs w:val="24"/>
-              </w:rPr>
-              <w:t>in</w:t>
-            </w:r>
-            <w:proofErr w:type="spellEnd"/>
-            <w:r>
-              <w:rPr>
-                <w:sz w:val="24"/>
-                <w:szCs w:val="24"/>
-              </w:rPr>
-              <w:t xml:space="preserve"> квартиры %}</w:t>
+              <w:t>{%tr for кв in квартиры %}</w:t>
             </w:r>
           </w:p>
         </w:tc>
@@ -4031,7 +3511,7 @@
                 <w:sz w:val="24"/>
                 <w:szCs w:val="24"/>
               </w:rPr>
-              <w:t>1.3</w:t>
+              <w:t>{% vm %}1.3</w:t>
             </w:r>
           </w:p>
         </w:tc>
@@ -4041,10 +3521,10 @@
             <w:tcBorders>
               <w:bottom w:val="single" w:sz="4" w:space="0" w:color="auto"/>
             </w:tcBorders>
-            <w:vAlign w:val="bottom"/>
-          </w:tcPr>
-          <w:p>
-            <w:pPr>
+          </w:tcPr>
+          <w:p>
+            <w:pPr>
+              <w:spacing w:line="256" w:lineRule="auto"/>
               <w:ind w:left="57"/>
               <w:rPr>
                 <w:sz w:val="24"/>
@@ -4056,7 +3536,7 @@
                 <w:sz w:val="24"/>
                 <w:szCs w:val="24"/>
               </w:rPr>
-              <w:t>Квартиры:</w:t>
+              <w:t>{% vm %}Квартиры:</w:t>
             </w:r>
           </w:p>
           <w:p>
@@ -4071,47 +3551,22 @@
               <w:rPr>
                 <w:sz w:val="24"/>
                 <w:szCs w:val="24"/>
-              </w:rPr>
-              <w:t>1)</w:t>
-            </w:r>
-          </w:p>
-        </w:tc>
-        <w:tc>
-          <w:tcPr>
-            <w:tcW w:w="1474" w:type="dxa"/>
-            <w:tcBorders>
-              <w:bottom w:val="single" w:sz="4" w:space="0" w:color="auto"/>
-            </w:tcBorders>
-            <w:vAlign w:val="center"/>
-          </w:tcPr>
-          <w:p>
-            <w:pPr>
-              <w:jc w:val="center"/>
-              <w:rPr>
-                <w:sz w:val="24"/>
-                <w:szCs w:val="24"/>
-              </w:rPr>
-            </w:pPr>
-            <w:r>
-              <w:rPr>
-                <w:sz w:val="24"/>
-                <w:szCs w:val="24"/>
+                <w:lang w:val="en-US"/>
               </w:rPr>
               <w:t>{{</w:t>
             </w:r>
-            <w:proofErr w:type="spellStart"/>
-            <w:r>
-              <w:rPr>
-                <w:sz w:val="24"/>
-                <w:szCs w:val="24"/>
-              </w:rPr>
-              <w:t>кв.Вид_собственности</w:t>
-            </w:r>
-            <w:proofErr w:type="spellEnd"/>
-            <w:r>
-              <w:rPr>
-                <w:sz w:val="24"/>
-                <w:szCs w:val="24"/>
+            <w:r>
+              <w:rPr>
+                <w:sz w:val="24"/>
+                <w:szCs w:val="24"/>
+              </w:rPr>
+              <w:t>кв.Число</w:t>
+            </w:r>
+            <w:r>
+              <w:rPr>
+                <w:sz w:val="24"/>
+                <w:szCs w:val="24"/>
+                <w:lang w:val="en-US"/>
               </w:rPr>
               <w:t>}}</w:t>
             </w:r>
@@ -4138,146 +3593,107 @@
                 <w:sz w:val="24"/>
                 <w:szCs w:val="24"/>
               </w:rPr>
-              <w:t>{{</w:t>
-            </w:r>
-            <w:proofErr w:type="spellStart"/>
-            <w:r>
-              <w:rPr>
-                <w:sz w:val="24"/>
-                <w:szCs w:val="24"/>
-              </w:rPr>
-              <w:t>кв.Местонахождение_адрес</w:t>
-            </w:r>
-            <w:proofErr w:type="spellEnd"/>
-            <w:r>
-              <w:rPr>
-                <w:sz w:val="24"/>
-                <w:szCs w:val="24"/>
-              </w:rPr>
-              <w:t>}}</w:t>
-            </w:r>
-          </w:p>
-        </w:tc>
-        <w:tc>
-          <w:tcPr>
-            <w:tcW w:w="1474" w:type="dxa"/>
-            <w:tcBorders>
-              <w:bottom w:val="single" w:sz="4" w:space="0" w:color="auto"/>
-            </w:tcBorders>
-            <w:vAlign w:val="center"/>
-          </w:tcPr>
-          <w:p>
-            <w:pPr>
-              <w:jc w:val="center"/>
-              <w:rPr>
-                <w:sz w:val="24"/>
-                <w:szCs w:val="24"/>
-              </w:rPr>
-            </w:pPr>
-            <w:r>
-              <w:rPr>
-                <w:sz w:val="24"/>
-                <w:szCs w:val="24"/>
-              </w:rPr>
-              <w:t>{{</w:t>
-            </w:r>
-            <w:proofErr w:type="spellStart"/>
-            <w:r>
-              <w:rPr>
-                <w:sz w:val="24"/>
-                <w:szCs w:val="24"/>
-              </w:rPr>
-              <w:t>кв.Площадь</w:t>
-            </w:r>
-            <w:proofErr w:type="spellEnd"/>
-            <w:r>
-              <w:rPr>
-                <w:sz w:val="24"/>
-                <w:szCs w:val="24"/>
-              </w:rPr>
-              <w:t>}}</w:t>
-            </w:r>
-          </w:p>
-        </w:tc>
-        <w:tc>
-          <w:tcPr>
-            <w:tcW w:w="1474" w:type="dxa"/>
-            <w:tcBorders>
-              <w:bottom w:val="single" w:sz="4" w:space="0" w:color="auto"/>
-            </w:tcBorders>
-            <w:vAlign w:val="center"/>
-          </w:tcPr>
-          <w:p>
-            <w:pPr>
-              <w:jc w:val="center"/>
-              <w:rPr>
-                <w:sz w:val="24"/>
-                <w:szCs w:val="24"/>
-              </w:rPr>
-            </w:pPr>
-            <w:r>
-              <w:rPr>
-                <w:sz w:val="24"/>
-                <w:szCs w:val="24"/>
-              </w:rPr>
-              <w:t>{{</w:t>
-            </w:r>
-            <w:proofErr w:type="spellStart"/>
-            <w:r>
-              <w:rPr>
-                <w:sz w:val="24"/>
-                <w:szCs w:val="24"/>
-              </w:rPr>
-              <w:t>кв.Основание_приобретения_и_стоимость</w:t>
-            </w:r>
-            <w:proofErr w:type="spellEnd"/>
-            <w:r>
-              <w:rPr>
-                <w:sz w:val="24"/>
-                <w:szCs w:val="24"/>
-              </w:rPr>
-              <w:t>}}</w:t>
-            </w:r>
-          </w:p>
-        </w:tc>
-        <w:tc>
-          <w:tcPr>
-            <w:tcW w:w="1474" w:type="dxa"/>
-            <w:tcBorders>
-              <w:bottom w:val="single" w:sz="4" w:space="0" w:color="auto"/>
-            </w:tcBorders>
-            <w:vAlign w:val="center"/>
-          </w:tcPr>
-          <w:p>
-            <w:pPr>
-              <w:jc w:val="center"/>
-              <w:rPr>
-                <w:sz w:val="24"/>
-                <w:szCs w:val="24"/>
-              </w:rPr>
-            </w:pPr>
-            <w:r>
-              <w:rPr>
-                <w:sz w:val="24"/>
-                <w:szCs w:val="24"/>
-              </w:rPr>
-              <w:t>{{</w:t>
-            </w:r>
-            <w:proofErr w:type="spellStart"/>
-            <w:r>
-              <w:rPr>
-                <w:sz w:val="24"/>
-                <w:szCs w:val="24"/>
-              </w:rPr>
-              <w:t>кв.Сведения_о_залоге_и_залогодержателе</w:t>
-            </w:r>
-            <w:proofErr w:type="spellEnd"/>
-            <w:r>
-              <w:rPr>
-                <w:sz w:val="24"/>
-                <w:szCs w:val="24"/>
-              </w:rPr>
-              <w:t>}}</w:t>
+              <w:t>{{кв.Вид_собственности}}</w:t>
+            </w:r>
+          </w:p>
+        </w:tc>
+        <w:tc>
+          <w:tcPr>
+            <w:tcW w:w="1474" w:type="dxa"/>
+            <w:tcBorders>
+              <w:bottom w:val="single" w:sz="4" w:space="0" w:color="auto"/>
+            </w:tcBorders>
+            <w:vAlign w:val="center"/>
+          </w:tcPr>
+          <w:p>
+            <w:pPr>
+              <w:jc w:val="center"/>
+              <w:rPr>
+                <w:sz w:val="24"/>
+                <w:szCs w:val="24"/>
+              </w:rPr>
+            </w:pPr>
+            <w:r>
+              <w:rPr>
+                <w:sz w:val="24"/>
+                <w:szCs w:val="24"/>
+              </w:rPr>
+              <w:t>{{кв.Местонахождение_адрес}}</w:t>
+            </w:r>
+          </w:p>
+        </w:tc>
+        <w:tc>
+          <w:tcPr>
+            <w:tcW w:w="1474" w:type="dxa"/>
+            <w:tcBorders>
+              <w:bottom w:val="single" w:sz="4" w:space="0" w:color="auto"/>
+            </w:tcBorders>
+            <w:vAlign w:val="center"/>
+          </w:tcPr>
+          <w:p>
+            <w:pPr>
+              <w:jc w:val="center"/>
+              <w:rPr>
+                <w:sz w:val="24"/>
+                <w:szCs w:val="24"/>
+              </w:rPr>
+            </w:pPr>
+            <w:r>
+              <w:rPr>
+                <w:sz w:val="24"/>
+                <w:szCs w:val="24"/>
+              </w:rPr>
+              <w:t>{{кв.Площадь}}</w:t>
+            </w:r>
+          </w:p>
+        </w:tc>
+        <w:tc>
+          <w:tcPr>
+            <w:tcW w:w="1474" w:type="dxa"/>
+            <w:tcBorders>
+              <w:bottom w:val="single" w:sz="4" w:space="0" w:color="auto"/>
+            </w:tcBorders>
+            <w:vAlign w:val="center"/>
+          </w:tcPr>
+          <w:p>
+            <w:pPr>
+              <w:jc w:val="center"/>
+              <w:rPr>
+                <w:sz w:val="24"/>
+                <w:szCs w:val="24"/>
+              </w:rPr>
+            </w:pPr>
+            <w:r>
+              <w:rPr>
+                <w:sz w:val="24"/>
+                <w:szCs w:val="24"/>
+              </w:rPr>
+              <w:t>{{кв.Основание_приобретения_и_стоимость}}</w:t>
+            </w:r>
+          </w:p>
+        </w:tc>
+        <w:tc>
+          <w:tcPr>
+            <w:tcW w:w="1474" w:type="dxa"/>
+            <w:tcBorders>
+              <w:bottom w:val="single" w:sz="4" w:space="0" w:color="auto"/>
+            </w:tcBorders>
+            <w:vAlign w:val="center"/>
+          </w:tcPr>
+          <w:p>
+            <w:pPr>
+              <w:jc w:val="center"/>
+              <w:rPr>
+                <w:sz w:val="24"/>
+                <w:szCs w:val="24"/>
+              </w:rPr>
+            </w:pPr>
+            <w:r>
+              <w:rPr>
+                <w:sz w:val="24"/>
+                <w:szCs w:val="24"/>
+              </w:rPr>
+              <w:t>{{кв.Сведения_о_залоге_и_залогодержателе}}</w:t>
             </w:r>
           </w:p>
         </w:tc>
@@ -4321,39 +3737,7 @@
                 <w:sz w:val="24"/>
                 <w:szCs w:val="24"/>
               </w:rPr>
-              <w:t>{%</w:t>
-            </w:r>
-            <w:proofErr w:type="spellStart"/>
-            <w:r>
-              <w:rPr>
-                <w:sz w:val="24"/>
-                <w:szCs w:val="24"/>
-              </w:rPr>
-              <w:t>tr</w:t>
-            </w:r>
-            <w:proofErr w:type="spellEnd"/>
-            <w:r>
-              <w:rPr>
-                <w:sz w:val="24"/>
-                <w:szCs w:val="24"/>
-              </w:rPr>
-              <w:t xml:space="preserve"> </w:t>
-            </w:r>
-            <w:proofErr w:type="spellStart"/>
-            <w:r>
-              <w:rPr>
-                <w:sz w:val="24"/>
-                <w:szCs w:val="24"/>
-              </w:rPr>
-              <w:t>endfor</w:t>
-            </w:r>
-            <w:proofErr w:type="spellEnd"/>
-            <w:r>
-              <w:rPr>
-                <w:sz w:val="24"/>
-                <w:szCs w:val="24"/>
-              </w:rPr>
-              <w:t xml:space="preserve"> %}</w:t>
+              <w:t>{%tr endfor %}</w:t>
             </w:r>
           </w:p>
         </w:tc>
@@ -4487,55 +3871,7 @@
                 <w:sz w:val="24"/>
                 <w:szCs w:val="24"/>
               </w:rPr>
-              <w:t>{%</w:t>
-            </w:r>
-            <w:proofErr w:type="spellStart"/>
-            <w:r>
-              <w:rPr>
-                <w:sz w:val="24"/>
-                <w:szCs w:val="24"/>
-              </w:rPr>
-              <w:t>tr</w:t>
-            </w:r>
-            <w:proofErr w:type="spellEnd"/>
-            <w:r>
-              <w:rPr>
-                <w:sz w:val="24"/>
-                <w:szCs w:val="24"/>
-              </w:rPr>
-              <w:t xml:space="preserve"> </w:t>
-            </w:r>
-            <w:proofErr w:type="spellStart"/>
-            <w:r>
-              <w:rPr>
-                <w:sz w:val="24"/>
-                <w:szCs w:val="24"/>
-              </w:rPr>
-              <w:t>for</w:t>
-            </w:r>
-            <w:proofErr w:type="spellEnd"/>
-            <w:r>
-              <w:rPr>
-                <w:sz w:val="24"/>
-                <w:szCs w:val="24"/>
-              </w:rPr>
-              <w:t xml:space="preserve"> гараж </w:t>
-            </w:r>
-            <w:proofErr w:type="spellStart"/>
-            <w:r>
-              <w:rPr>
-                <w:sz w:val="24"/>
-                <w:szCs w:val="24"/>
-              </w:rPr>
-              <w:t>in</w:t>
-            </w:r>
-            <w:proofErr w:type="spellEnd"/>
-            <w:r>
-              <w:rPr>
-                <w:sz w:val="24"/>
-                <w:szCs w:val="24"/>
-              </w:rPr>
-              <w:t xml:space="preserve"> гаражи %}</w:t>
+              <w:t>{%tr for гараж in гаражи %}</w:t>
             </w:r>
           </w:p>
         </w:tc>
@@ -4651,7 +3987,7 @@
                 <w:sz w:val="24"/>
                 <w:szCs w:val="24"/>
               </w:rPr>
-              <w:t>1.4</w:t>
+              <w:t>{% vm %}1.4</w:t>
             </w:r>
           </w:p>
         </w:tc>
@@ -4661,10 +3997,10 @@
             <w:tcBorders>
               <w:bottom w:val="single" w:sz="4" w:space="0" w:color="auto"/>
             </w:tcBorders>
-            <w:vAlign w:val="bottom"/>
-          </w:tcPr>
-          <w:p>
-            <w:pPr>
+          </w:tcPr>
+          <w:p>
+            <w:pPr>
+              <w:spacing w:line="256" w:lineRule="auto"/>
               <w:ind w:left="57"/>
               <w:rPr>
                 <w:sz w:val="24"/>
@@ -4676,7 +4012,7 @@
                 <w:sz w:val="24"/>
                 <w:szCs w:val="24"/>
               </w:rPr>
-              <w:t>Гаражи:</w:t>
+              <w:t>{% vm %}Гаражи:</w:t>
             </w:r>
           </w:p>
           <w:p>
@@ -4691,56 +4027,22 @@
               <w:rPr>
                 <w:sz w:val="24"/>
                 <w:szCs w:val="24"/>
-              </w:rPr>
-              <w:t>1)</w:t>
-            </w:r>
-          </w:p>
-        </w:tc>
-        <w:tc>
-          <w:tcPr>
-            <w:tcW w:w="1474" w:type="dxa"/>
-            <w:tcBorders>
-              <w:bottom w:val="single" w:sz="4" w:space="0" w:color="auto"/>
-            </w:tcBorders>
-            <w:vAlign w:val="center"/>
-          </w:tcPr>
-          <w:p>
-            <w:pPr>
-              <w:jc w:val="center"/>
-              <w:rPr>
-                <w:sz w:val="24"/>
-                <w:szCs w:val="24"/>
-              </w:rPr>
-            </w:pPr>
-            <w:r>
-              <w:rPr>
-                <w:sz w:val="24"/>
-                <w:szCs w:val="24"/>
+                <w:lang w:val="en-US"/>
               </w:rPr>
               <w:t>{{</w:t>
             </w:r>
-            <w:proofErr w:type="spellStart"/>
-            <w:proofErr w:type="gramStart"/>
-            <w:r>
-              <w:rPr>
-                <w:sz w:val="24"/>
-                <w:szCs w:val="24"/>
-              </w:rPr>
-              <w:t>гараж.Вид</w:t>
-            </w:r>
-            <w:proofErr w:type="gramEnd"/>
-            <w:r>
-              <w:rPr>
-                <w:sz w:val="24"/>
-                <w:szCs w:val="24"/>
-              </w:rPr>
-              <w:t>_собственности</w:t>
-            </w:r>
-            <w:proofErr w:type="spellEnd"/>
-            <w:r>
-              <w:rPr>
-                <w:sz w:val="24"/>
-                <w:szCs w:val="24"/>
+            <w:r>
+              <w:rPr>
+                <w:sz w:val="24"/>
+                <w:szCs w:val="24"/>
+              </w:rPr>
+              <w:t>гараж.Число</w:t>
+            </w:r>
+            <w:r>
+              <w:rPr>
+                <w:sz w:val="24"/>
+                <w:szCs w:val="24"/>
+                <w:lang w:val="en-US"/>
               </w:rPr>
               <w:t>}}</w:t>
             </w:r>
@@ -4767,175 +4069,107 @@
                 <w:sz w:val="24"/>
                 <w:szCs w:val="24"/>
               </w:rPr>
-              <w:t>{{</w:t>
-            </w:r>
-            <w:proofErr w:type="spellStart"/>
-            <w:proofErr w:type="gramStart"/>
-            <w:r>
-              <w:rPr>
-                <w:sz w:val="24"/>
-                <w:szCs w:val="24"/>
-              </w:rPr>
-              <w:t>гараж.Местонахождение</w:t>
-            </w:r>
-            <w:proofErr w:type="gramEnd"/>
-            <w:r>
-              <w:rPr>
-                <w:sz w:val="24"/>
-                <w:szCs w:val="24"/>
-              </w:rPr>
-              <w:t>_адрес</w:t>
-            </w:r>
-            <w:proofErr w:type="spellEnd"/>
-            <w:r>
-              <w:rPr>
-                <w:sz w:val="24"/>
-                <w:szCs w:val="24"/>
-              </w:rPr>
-              <w:t>}}</w:t>
-            </w:r>
-          </w:p>
-        </w:tc>
-        <w:tc>
-          <w:tcPr>
-            <w:tcW w:w="1474" w:type="dxa"/>
-            <w:tcBorders>
-              <w:bottom w:val="single" w:sz="4" w:space="0" w:color="auto"/>
-            </w:tcBorders>
-            <w:vAlign w:val="center"/>
-          </w:tcPr>
-          <w:p>
-            <w:pPr>
-              <w:jc w:val="center"/>
-              <w:rPr>
-                <w:sz w:val="24"/>
-                <w:szCs w:val="24"/>
-              </w:rPr>
-            </w:pPr>
-            <w:r>
-              <w:rPr>
-                <w:sz w:val="24"/>
-                <w:szCs w:val="24"/>
-              </w:rPr>
-              <w:t>{{</w:t>
-            </w:r>
-            <w:proofErr w:type="spellStart"/>
-            <w:proofErr w:type="gramStart"/>
-            <w:r>
-              <w:rPr>
-                <w:sz w:val="24"/>
-                <w:szCs w:val="24"/>
-              </w:rPr>
-              <w:t>гараж.Площадь</w:t>
-            </w:r>
-            <w:proofErr w:type="spellEnd"/>
-            <w:proofErr w:type="gramEnd"/>
-            <w:r>
-              <w:rPr>
-                <w:sz w:val="24"/>
-                <w:szCs w:val="24"/>
-              </w:rPr>
-              <w:t>}}</w:t>
-            </w:r>
-          </w:p>
-        </w:tc>
-        <w:tc>
-          <w:tcPr>
-            <w:tcW w:w="1474" w:type="dxa"/>
-            <w:tcBorders>
-              <w:bottom w:val="single" w:sz="4" w:space="0" w:color="auto"/>
-            </w:tcBorders>
-            <w:vAlign w:val="center"/>
-          </w:tcPr>
-          <w:p>
-            <w:pPr>
-              <w:jc w:val="center"/>
-              <w:rPr>
-                <w:sz w:val="24"/>
-                <w:szCs w:val="24"/>
-              </w:rPr>
-            </w:pPr>
-            <w:r>
-              <w:rPr>
-                <w:sz w:val="24"/>
-                <w:szCs w:val="24"/>
-              </w:rPr>
-              <w:t>{{</w:t>
-            </w:r>
-            <w:proofErr w:type="spellStart"/>
-            <w:proofErr w:type="gramStart"/>
-            <w:r>
-              <w:rPr>
-                <w:sz w:val="24"/>
-                <w:szCs w:val="24"/>
-              </w:rPr>
-              <w:t>гараж.Основание</w:t>
-            </w:r>
-            <w:proofErr w:type="gramEnd"/>
-            <w:r>
-              <w:rPr>
-                <w:sz w:val="24"/>
-                <w:szCs w:val="24"/>
-              </w:rPr>
-              <w:t>_приобретения_и_стоимость</w:t>
-            </w:r>
-            <w:proofErr w:type="spellEnd"/>
-            <w:r>
-              <w:rPr>
-                <w:sz w:val="24"/>
-                <w:szCs w:val="24"/>
-              </w:rPr>
-              <w:t>}}</w:t>
-            </w:r>
-          </w:p>
-        </w:tc>
-        <w:tc>
-          <w:tcPr>
-            <w:tcW w:w="1474" w:type="dxa"/>
-            <w:tcBorders>
-              <w:bottom w:val="single" w:sz="4" w:space="0" w:color="auto"/>
-            </w:tcBorders>
-            <w:vAlign w:val="center"/>
-          </w:tcPr>
-          <w:p>
-            <w:pPr>
-              <w:jc w:val="center"/>
-              <w:rPr>
-                <w:sz w:val="24"/>
-                <w:szCs w:val="24"/>
-              </w:rPr>
-            </w:pPr>
-            <w:r>
-              <w:rPr>
-                <w:sz w:val="24"/>
-                <w:szCs w:val="24"/>
-              </w:rPr>
-              <w:t>{{</w:t>
-            </w:r>
-            <w:proofErr w:type="spellStart"/>
-            <w:proofErr w:type="gramStart"/>
-            <w:r>
-              <w:rPr>
-                <w:sz w:val="24"/>
-                <w:szCs w:val="24"/>
-              </w:rPr>
-              <w:t>гараж.Сведения</w:t>
-            </w:r>
-            <w:proofErr w:type="gramEnd"/>
-            <w:r>
-              <w:rPr>
-                <w:sz w:val="24"/>
-                <w:szCs w:val="24"/>
-              </w:rPr>
-              <w:t>_о_залоге_и_залогодержателе</w:t>
-            </w:r>
-            <w:proofErr w:type="spellEnd"/>
-            <w:r>
-              <w:rPr>
-                <w:sz w:val="24"/>
-                <w:szCs w:val="24"/>
-              </w:rPr>
-              <w:t>}}</w:t>
+              <w:t>{{гараж.Вид_собственности}}</w:t>
+            </w:r>
+          </w:p>
+        </w:tc>
+        <w:tc>
+          <w:tcPr>
+            <w:tcW w:w="1474" w:type="dxa"/>
+            <w:tcBorders>
+              <w:bottom w:val="single" w:sz="4" w:space="0" w:color="auto"/>
+            </w:tcBorders>
+            <w:vAlign w:val="center"/>
+          </w:tcPr>
+          <w:p>
+            <w:pPr>
+              <w:jc w:val="center"/>
+              <w:rPr>
+                <w:sz w:val="24"/>
+                <w:szCs w:val="24"/>
+              </w:rPr>
+            </w:pPr>
+            <w:r>
+              <w:rPr>
+                <w:sz w:val="24"/>
+                <w:szCs w:val="24"/>
+              </w:rPr>
+              <w:t>{{гараж.Местонахождение_адрес}}</w:t>
+            </w:r>
+          </w:p>
+        </w:tc>
+        <w:tc>
+          <w:tcPr>
+            <w:tcW w:w="1474" w:type="dxa"/>
+            <w:tcBorders>
+              <w:bottom w:val="single" w:sz="4" w:space="0" w:color="auto"/>
+            </w:tcBorders>
+            <w:vAlign w:val="center"/>
+          </w:tcPr>
+          <w:p>
+            <w:pPr>
+              <w:jc w:val="center"/>
+              <w:rPr>
+                <w:sz w:val="24"/>
+                <w:szCs w:val="24"/>
+              </w:rPr>
+            </w:pPr>
+            <w:r>
+              <w:rPr>
+                <w:sz w:val="24"/>
+                <w:szCs w:val="24"/>
+              </w:rPr>
+              <w:t>{{гараж.Площадь}}</w:t>
+            </w:r>
+          </w:p>
+        </w:tc>
+        <w:tc>
+          <w:tcPr>
+            <w:tcW w:w="1474" w:type="dxa"/>
+            <w:tcBorders>
+              <w:bottom w:val="single" w:sz="4" w:space="0" w:color="auto"/>
+            </w:tcBorders>
+            <w:vAlign w:val="center"/>
+          </w:tcPr>
+          <w:p>
+            <w:pPr>
+              <w:jc w:val="center"/>
+              <w:rPr>
+                <w:sz w:val="24"/>
+                <w:szCs w:val="24"/>
+              </w:rPr>
+            </w:pPr>
+            <w:r>
+              <w:rPr>
+                <w:sz w:val="24"/>
+                <w:szCs w:val="24"/>
+              </w:rPr>
+              <w:t>{{гараж.Основание_приобретения_и_стоимость}}</w:t>
+            </w:r>
+          </w:p>
+        </w:tc>
+        <w:tc>
+          <w:tcPr>
+            <w:tcW w:w="1474" w:type="dxa"/>
+            <w:tcBorders>
+              <w:bottom w:val="single" w:sz="4" w:space="0" w:color="auto"/>
+            </w:tcBorders>
+            <w:vAlign w:val="center"/>
+          </w:tcPr>
+          <w:p>
+            <w:pPr>
+              <w:jc w:val="center"/>
+              <w:rPr>
+                <w:sz w:val="24"/>
+                <w:szCs w:val="24"/>
+              </w:rPr>
+            </w:pPr>
+            <w:r>
+              <w:rPr>
+                <w:sz w:val="24"/>
+                <w:szCs w:val="24"/>
+              </w:rPr>
+              <w:t>{{гараж.Сведения_о_залоге_и_залогодержателе}}</w:t>
             </w:r>
           </w:p>
         </w:tc>
@@ -4979,39 +4213,7 @@
                 <w:sz w:val="24"/>
                 <w:szCs w:val="24"/>
               </w:rPr>
-              <w:t>{%</w:t>
-            </w:r>
-            <w:proofErr w:type="spellStart"/>
-            <w:r>
-              <w:rPr>
-                <w:sz w:val="24"/>
-                <w:szCs w:val="24"/>
-              </w:rPr>
-              <w:t>tr</w:t>
-            </w:r>
-            <w:proofErr w:type="spellEnd"/>
-            <w:r>
-              <w:rPr>
-                <w:sz w:val="24"/>
-                <w:szCs w:val="24"/>
-              </w:rPr>
-              <w:t xml:space="preserve"> </w:t>
-            </w:r>
-            <w:proofErr w:type="spellStart"/>
-            <w:r>
-              <w:rPr>
-                <w:sz w:val="24"/>
-                <w:szCs w:val="24"/>
-              </w:rPr>
-              <w:t>endfor</w:t>
-            </w:r>
-            <w:proofErr w:type="spellEnd"/>
-            <w:r>
-              <w:rPr>
-                <w:sz w:val="24"/>
-                <w:szCs w:val="24"/>
-              </w:rPr>
-              <w:t xml:space="preserve"> %}</w:t>
+              <w:t>{%tr endfor %}</w:t>
             </w:r>
           </w:p>
         </w:tc>
@@ -5145,71 +4347,7 @@
                 <w:sz w:val="24"/>
                 <w:szCs w:val="24"/>
               </w:rPr>
-              <w:t>{%</w:t>
-            </w:r>
-            <w:proofErr w:type="spellStart"/>
-            <w:r>
-              <w:rPr>
-                <w:sz w:val="24"/>
-                <w:szCs w:val="24"/>
-              </w:rPr>
-              <w:t>tr</w:t>
-            </w:r>
-            <w:proofErr w:type="spellEnd"/>
-            <w:r>
-              <w:rPr>
-                <w:sz w:val="24"/>
-                <w:szCs w:val="24"/>
-              </w:rPr>
-              <w:t xml:space="preserve"> </w:t>
-            </w:r>
-            <w:proofErr w:type="spellStart"/>
-            <w:r>
-              <w:rPr>
-                <w:sz w:val="24"/>
-                <w:szCs w:val="24"/>
-              </w:rPr>
-              <w:t>for</w:t>
-            </w:r>
-            <w:proofErr w:type="spellEnd"/>
-            <w:r>
-              <w:rPr>
-                <w:sz w:val="24"/>
-                <w:szCs w:val="24"/>
-              </w:rPr>
-              <w:t xml:space="preserve"> объект </w:t>
-            </w:r>
-            <w:proofErr w:type="spellStart"/>
-            <w:r>
-              <w:rPr>
-                <w:sz w:val="24"/>
-                <w:szCs w:val="24"/>
-              </w:rPr>
-              <w:t>in</w:t>
-            </w:r>
-            <w:proofErr w:type="spellEnd"/>
-            <w:r>
-              <w:rPr>
-                <w:sz w:val="24"/>
-                <w:szCs w:val="24"/>
-              </w:rPr>
-              <w:t xml:space="preserve"> </w:t>
-            </w:r>
-            <w:proofErr w:type="spellStart"/>
-            <w:r>
-              <w:rPr>
-                <w:sz w:val="24"/>
-                <w:szCs w:val="24"/>
-              </w:rPr>
-              <w:t>иное_недвижимое</w:t>
-            </w:r>
-            <w:proofErr w:type="spellEnd"/>
-            <w:r>
-              <w:rPr>
-                <w:sz w:val="24"/>
-                <w:szCs w:val="24"/>
-              </w:rPr>
-              <w:t xml:space="preserve"> %}</w:t>
+              <w:t>{%tr for объект in иное_недвижимое %}</w:t>
             </w:r>
           </w:p>
         </w:tc>
@@ -5322,17 +4460,17 @@
                 <w:sz w:val="24"/>
                 <w:szCs w:val="24"/>
               </w:rPr>
-              <w:t>1.5</w:t>
+              <w:t>{% vm %}1.5</w:t>
             </w:r>
           </w:p>
         </w:tc>
         <w:tc>
           <w:tcPr>
             <w:tcW w:w="2381" w:type="dxa"/>
-            <w:vAlign w:val="bottom"/>
-          </w:tcPr>
-          <w:p>
-            <w:pPr>
+          </w:tcPr>
+          <w:p>
+            <w:pPr>
+              <w:spacing w:line="256" w:lineRule="auto"/>
               <w:ind w:left="57"/>
               <w:rPr>
                 <w:sz w:val="24"/>
@@ -5344,7 +4482,7 @@
                 <w:sz w:val="24"/>
                 <w:szCs w:val="24"/>
               </w:rPr>
-              <w:t>Иное недвижимое имущество:</w:t>
+              <w:t>{% vm %}Иное недвижимое имущество:</w:t>
             </w:r>
           </w:p>
           <w:p>
@@ -5360,235 +4498,117 @@
                 <w:sz w:val="24"/>
                 <w:szCs w:val="24"/>
               </w:rPr>
-              <w:t>1)</w:t>
-            </w:r>
-          </w:p>
-        </w:tc>
-        <w:tc>
-          <w:tcPr>
-            <w:tcW w:w="1474" w:type="dxa"/>
-            <w:vAlign w:val="center"/>
-          </w:tcPr>
-          <w:p>
-            <w:pPr>
-              <w:jc w:val="center"/>
-              <w:rPr>
-                <w:sz w:val="24"/>
-                <w:szCs w:val="24"/>
-              </w:rPr>
-            </w:pPr>
-            <w:r>
-              <w:rPr>
-                <w:sz w:val="24"/>
-                <w:szCs w:val="24"/>
-              </w:rPr>
-              <w:t>{{</w:t>
-            </w:r>
-            <w:proofErr w:type="spellStart"/>
-            <w:proofErr w:type="gramStart"/>
-            <w:r>
-              <w:rPr>
-                <w:sz w:val="24"/>
-                <w:szCs w:val="24"/>
-              </w:rPr>
-              <w:t>объект.Вид</w:t>
-            </w:r>
-            <w:proofErr w:type="gramEnd"/>
-            <w:r>
-              <w:rPr>
-                <w:sz w:val="24"/>
-                <w:szCs w:val="24"/>
-              </w:rPr>
-              <w:t>_собственности</w:t>
-            </w:r>
-            <w:proofErr w:type="spellEnd"/>
-            <w:r>
-              <w:rPr>
-                <w:sz w:val="24"/>
-                <w:szCs w:val="24"/>
-              </w:rPr>
-              <w:t>}}</w:t>
-            </w:r>
-          </w:p>
-        </w:tc>
-        <w:tc>
-          <w:tcPr>
-            <w:tcW w:w="1474" w:type="dxa"/>
-            <w:vAlign w:val="center"/>
-          </w:tcPr>
-          <w:p>
-            <w:pPr>
-              <w:jc w:val="center"/>
-              <w:rPr>
-                <w:sz w:val="24"/>
-                <w:szCs w:val="24"/>
-              </w:rPr>
-            </w:pPr>
-            <w:r>
-              <w:rPr>
-                <w:sz w:val="24"/>
-                <w:szCs w:val="24"/>
-              </w:rPr>
-              <w:t>{{</w:t>
-            </w:r>
-            <w:proofErr w:type="spellStart"/>
-            <w:proofErr w:type="gramStart"/>
-            <w:r>
-              <w:rPr>
-                <w:sz w:val="24"/>
-                <w:szCs w:val="24"/>
-              </w:rPr>
-              <w:t>объект.Местонахождение</w:t>
-            </w:r>
-            <w:proofErr w:type="gramEnd"/>
-            <w:r>
-              <w:rPr>
-                <w:sz w:val="24"/>
-                <w:szCs w:val="24"/>
-              </w:rPr>
-              <w:t>_адрес</w:t>
-            </w:r>
-            <w:proofErr w:type="spellEnd"/>
-            <w:r>
-              <w:rPr>
-                <w:sz w:val="24"/>
-                <w:szCs w:val="24"/>
-              </w:rPr>
-              <w:t>}}</w:t>
-            </w:r>
-          </w:p>
-        </w:tc>
-        <w:tc>
-          <w:tcPr>
-            <w:tcW w:w="1474" w:type="dxa"/>
-            <w:vAlign w:val="center"/>
-          </w:tcPr>
-          <w:p>
-            <w:pPr>
-              <w:jc w:val="center"/>
-              <w:rPr>
-                <w:sz w:val="24"/>
-                <w:szCs w:val="24"/>
-              </w:rPr>
-            </w:pPr>
-            <w:r>
-              <w:rPr>
-                <w:sz w:val="24"/>
-                <w:szCs w:val="24"/>
-              </w:rPr>
-              <w:t>{{</w:t>
-            </w:r>
-            <w:proofErr w:type="spellStart"/>
-            <w:proofErr w:type="gramStart"/>
-            <w:r>
-              <w:rPr>
-                <w:sz w:val="24"/>
-                <w:szCs w:val="24"/>
-              </w:rPr>
-              <w:t>объект.Площадь</w:t>
-            </w:r>
-            <w:proofErr w:type="spellEnd"/>
-            <w:proofErr w:type="gramEnd"/>
-            <w:r>
-              <w:rPr>
-                <w:sz w:val="24"/>
-                <w:szCs w:val="24"/>
-              </w:rPr>
-              <w:t>}}</w:t>
-            </w:r>
-          </w:p>
-        </w:tc>
-        <w:tc>
-          <w:tcPr>
-            <w:tcW w:w="1474" w:type="dxa"/>
-            <w:vAlign w:val="center"/>
-          </w:tcPr>
-          <w:p>
-            <w:pPr>
-              <w:jc w:val="center"/>
-              <w:rPr>
-                <w:sz w:val="24"/>
-                <w:szCs w:val="24"/>
-              </w:rPr>
-            </w:pPr>
-            <w:r>
-              <w:rPr>
-                <w:sz w:val="24"/>
-                <w:szCs w:val="24"/>
-              </w:rPr>
-              <w:t>{{</w:t>
-            </w:r>
-            <w:proofErr w:type="spellStart"/>
-            <w:proofErr w:type="gramStart"/>
-            <w:r>
-              <w:rPr>
-                <w:sz w:val="24"/>
-                <w:szCs w:val="24"/>
-              </w:rPr>
-              <w:t>объект.Основание</w:t>
-            </w:r>
-            <w:proofErr w:type="gramEnd"/>
-            <w:r>
-              <w:rPr>
-                <w:sz w:val="24"/>
-                <w:szCs w:val="24"/>
-              </w:rPr>
-              <w:t>_приобретения_и_стоимость</w:t>
-            </w:r>
-            <w:proofErr w:type="spellEnd"/>
-            <w:r>
-              <w:rPr>
-                <w:sz w:val="24"/>
-                <w:szCs w:val="24"/>
-              </w:rPr>
-              <w:t>}}</w:t>
-            </w:r>
-          </w:p>
-        </w:tc>
-        <w:tc>
-          <w:tcPr>
-            <w:tcW w:w="1474" w:type="dxa"/>
-            <w:vAlign w:val="center"/>
-          </w:tcPr>
-          <w:p>
-            <w:pPr>
-              <w:jc w:val="center"/>
-              <w:rPr>
-                <w:sz w:val="24"/>
-                <w:szCs w:val="24"/>
-              </w:rPr>
-            </w:pPr>
-            <w:r>
-              <w:rPr>
-                <w:sz w:val="24"/>
-                <w:szCs w:val="24"/>
-              </w:rPr>
-              <w:t>{{</w:t>
-            </w:r>
-            <w:proofErr w:type="spellStart"/>
-            <w:proofErr w:type="gramStart"/>
-            <w:r>
-              <w:rPr>
-                <w:sz w:val="24"/>
-                <w:szCs w:val="24"/>
-              </w:rPr>
-              <w:t>объект.Сведения</w:t>
-            </w:r>
-            <w:proofErr w:type="gramEnd"/>
-            <w:r>
-              <w:rPr>
-                <w:sz w:val="24"/>
-                <w:szCs w:val="24"/>
-              </w:rPr>
-              <w:t>_о_залоге_и_залогодержателе</w:t>
-            </w:r>
-            <w:proofErr w:type="spellEnd"/>
-            <w:r>
-              <w:rPr>
-                <w:sz w:val="24"/>
-                <w:szCs w:val="24"/>
-              </w:rPr>
-              <w:t>}}</w:t>
+              <w:t>{{объект.Число}}</w:t>
+            </w:r>
+          </w:p>
+        </w:tc>
+        <w:tc>
+          <w:tcPr>
+            <w:tcW w:w="1474" w:type="dxa"/>
+            <w:vAlign w:val="center"/>
+          </w:tcPr>
+          <w:p>
+            <w:pPr>
+              <w:jc w:val="center"/>
+              <w:rPr>
+                <w:sz w:val="24"/>
+                <w:szCs w:val="24"/>
+              </w:rPr>
+            </w:pPr>
+            <w:r>
+              <w:rPr>
+                <w:sz w:val="24"/>
+                <w:szCs w:val="24"/>
+              </w:rPr>
+              <w:t>{{объект.Вид_собственности}}</w:t>
+            </w:r>
+          </w:p>
+        </w:tc>
+        <w:tc>
+          <w:tcPr>
+            <w:tcW w:w="1474" w:type="dxa"/>
+            <w:vAlign w:val="center"/>
+          </w:tcPr>
+          <w:p>
+            <w:pPr>
+              <w:jc w:val="center"/>
+              <w:rPr>
+                <w:sz w:val="24"/>
+                <w:szCs w:val="24"/>
+              </w:rPr>
+            </w:pPr>
+            <w:r>
+              <w:rPr>
+                <w:sz w:val="24"/>
+                <w:szCs w:val="24"/>
+              </w:rPr>
+              <w:t>{{объект.Местонахождение_адрес}}</w:t>
+            </w:r>
+          </w:p>
+        </w:tc>
+        <w:tc>
+          <w:tcPr>
+            <w:tcW w:w="1474" w:type="dxa"/>
+            <w:vAlign w:val="center"/>
+          </w:tcPr>
+          <w:p>
+            <w:pPr>
+              <w:jc w:val="center"/>
+              <w:rPr>
+                <w:sz w:val="24"/>
+                <w:szCs w:val="24"/>
+              </w:rPr>
+            </w:pPr>
+            <w:r>
+              <w:rPr>
+                <w:sz w:val="24"/>
+                <w:szCs w:val="24"/>
+              </w:rPr>
+              <w:t>{{объект.Площадь}}</w:t>
+            </w:r>
+          </w:p>
+        </w:tc>
+        <w:tc>
+          <w:tcPr>
+            <w:tcW w:w="1474" w:type="dxa"/>
+            <w:vAlign w:val="center"/>
+          </w:tcPr>
+          <w:p>
+            <w:pPr>
+              <w:jc w:val="center"/>
+              <w:rPr>
+                <w:sz w:val="24"/>
+                <w:szCs w:val="24"/>
+              </w:rPr>
+            </w:pPr>
+            <w:r>
+              <w:rPr>
+                <w:sz w:val="24"/>
+                <w:szCs w:val="24"/>
+              </w:rPr>
+              <w:t>{{объект.Основание_приобретения_и_стоимость}}</w:t>
+            </w:r>
+          </w:p>
+        </w:tc>
+        <w:tc>
+          <w:tcPr>
+            <w:tcW w:w="1474" w:type="dxa"/>
+            <w:vAlign w:val="center"/>
+          </w:tcPr>
+          <w:p>
+            <w:pPr>
+              <w:jc w:val="center"/>
+              <w:rPr>
+                <w:sz w:val="24"/>
+                <w:szCs w:val="24"/>
+              </w:rPr>
+            </w:pPr>
+            <w:r>
+              <w:rPr>
+                <w:sz w:val="24"/>
+                <w:szCs w:val="24"/>
+              </w:rPr>
+              <w:t>{{объект.Сведения_о_залоге_и_залогодержателе}}</w:t>
             </w:r>
           </w:p>
         </w:tc>
@@ -5632,39 +4652,7 @@
                 <w:sz w:val="24"/>
                 <w:szCs w:val="24"/>
               </w:rPr>
-              <w:t>{%</w:t>
-            </w:r>
-            <w:proofErr w:type="spellStart"/>
-            <w:r>
-              <w:rPr>
-                <w:sz w:val="24"/>
-                <w:szCs w:val="24"/>
-              </w:rPr>
-              <w:t>tr</w:t>
-            </w:r>
-            <w:proofErr w:type="spellEnd"/>
-            <w:r>
-              <w:rPr>
-                <w:sz w:val="24"/>
-                <w:szCs w:val="24"/>
-              </w:rPr>
-              <w:t xml:space="preserve"> </w:t>
-            </w:r>
-            <w:proofErr w:type="spellStart"/>
-            <w:r>
-              <w:rPr>
-                <w:sz w:val="24"/>
-                <w:szCs w:val="24"/>
-              </w:rPr>
-              <w:t>endfor</w:t>
-            </w:r>
-            <w:proofErr w:type="spellEnd"/>
-            <w:r>
-              <w:rPr>
-                <w:sz w:val="24"/>
-                <w:szCs w:val="24"/>
-              </w:rPr>
-              <w:t xml:space="preserve"> %}</w:t>
+              <w:t>{%tr endfor %}</w:t>
             </w:r>
           </w:p>
         </w:tc>
@@ -6121,55 +5109,7 @@
                 <w:sz w:val="24"/>
                 <w:szCs w:val="24"/>
               </w:rPr>
-              <w:t>{%</w:t>
-            </w:r>
-            <w:proofErr w:type="spellStart"/>
-            <w:r>
-              <w:rPr>
-                <w:sz w:val="24"/>
-                <w:szCs w:val="24"/>
-              </w:rPr>
-              <w:t>tr</w:t>
-            </w:r>
-            <w:proofErr w:type="spellEnd"/>
-            <w:r>
-              <w:rPr>
-                <w:sz w:val="24"/>
-                <w:szCs w:val="24"/>
-              </w:rPr>
-              <w:t xml:space="preserve"> </w:t>
-            </w:r>
-            <w:proofErr w:type="spellStart"/>
-            <w:r>
-              <w:rPr>
-                <w:sz w:val="24"/>
-                <w:szCs w:val="24"/>
-              </w:rPr>
-              <w:t>for</w:t>
-            </w:r>
-            <w:proofErr w:type="spellEnd"/>
-            <w:r>
-              <w:rPr>
-                <w:sz w:val="24"/>
-                <w:szCs w:val="24"/>
-              </w:rPr>
-              <w:t xml:space="preserve"> авто </w:t>
-            </w:r>
-            <w:proofErr w:type="spellStart"/>
-            <w:r>
-              <w:rPr>
-                <w:sz w:val="24"/>
-                <w:szCs w:val="24"/>
-              </w:rPr>
-              <w:t>in</w:t>
-            </w:r>
-            <w:proofErr w:type="spellEnd"/>
-            <w:r>
-              <w:rPr>
-                <w:sz w:val="24"/>
-                <w:szCs w:val="24"/>
-              </w:rPr>
-              <w:t xml:space="preserve"> автомобили %}</w:t>
+              <w:t>{%tr for авто in автомобили %}</w:t>
             </w:r>
           </w:p>
         </w:tc>
@@ -6285,7 +5225,7 @@
                 <w:sz w:val="24"/>
                 <w:szCs w:val="24"/>
               </w:rPr>
-              <w:t>2.1</w:t>
+              <w:t>{% vm %}2.1</w:t>
             </w:r>
           </w:p>
         </w:tc>
@@ -6295,10 +5235,10 @@
             <w:tcBorders>
               <w:bottom w:val="single" w:sz="4" w:space="0" w:color="auto"/>
             </w:tcBorders>
-            <w:vAlign w:val="bottom"/>
-          </w:tcPr>
-          <w:p>
-            <w:pPr>
+          </w:tcPr>
+          <w:p>
+            <w:pPr>
+              <w:spacing w:line="256" w:lineRule="auto"/>
               <w:ind w:left="57"/>
               <w:rPr>
                 <w:sz w:val="24"/>
@@ -6310,7 +5250,7 @@
                 <w:sz w:val="24"/>
                 <w:szCs w:val="24"/>
               </w:rPr>
-              <w:t>Автомобили легковые:</w:t>
+              <w:t>{% vm %}Автомобили легковые:</w:t>
             </w:r>
           </w:p>
           <w:p>
@@ -6326,250 +5266,132 @@
                 <w:sz w:val="24"/>
                 <w:szCs w:val="24"/>
               </w:rPr>
-              <w:t>1)</w:t>
-            </w:r>
-          </w:p>
-        </w:tc>
-        <w:tc>
-          <w:tcPr>
-            <w:tcW w:w="1474" w:type="dxa"/>
-            <w:tcBorders>
-              <w:bottom w:val="single" w:sz="4" w:space="0" w:color="auto"/>
-            </w:tcBorders>
-            <w:vAlign w:val="center"/>
-          </w:tcPr>
-          <w:p>
-            <w:pPr>
-              <w:jc w:val="center"/>
-              <w:rPr>
-                <w:sz w:val="24"/>
-                <w:szCs w:val="24"/>
-              </w:rPr>
-            </w:pPr>
-            <w:r>
-              <w:rPr>
-                <w:sz w:val="24"/>
-                <w:szCs w:val="24"/>
-              </w:rPr>
-              <w:t>{{</w:t>
-            </w:r>
-            <w:proofErr w:type="spellStart"/>
-            <w:proofErr w:type="gramStart"/>
-            <w:r>
-              <w:rPr>
-                <w:sz w:val="24"/>
-                <w:szCs w:val="24"/>
-              </w:rPr>
-              <w:t>авто.Идентификационный</w:t>
-            </w:r>
-            <w:proofErr w:type="gramEnd"/>
-            <w:r>
-              <w:rPr>
-                <w:sz w:val="24"/>
-                <w:szCs w:val="24"/>
-              </w:rPr>
-              <w:t>_номер</w:t>
-            </w:r>
-            <w:proofErr w:type="spellEnd"/>
-            <w:r>
-              <w:rPr>
-                <w:sz w:val="24"/>
-                <w:szCs w:val="24"/>
-              </w:rPr>
-              <w:t>}}</w:t>
-            </w:r>
-          </w:p>
-        </w:tc>
-        <w:tc>
-          <w:tcPr>
-            <w:tcW w:w="1474" w:type="dxa"/>
-            <w:tcBorders>
-              <w:bottom w:val="single" w:sz="4" w:space="0" w:color="auto"/>
-            </w:tcBorders>
-            <w:vAlign w:val="center"/>
-          </w:tcPr>
-          <w:p>
-            <w:pPr>
-              <w:jc w:val="center"/>
-              <w:rPr>
-                <w:sz w:val="24"/>
-                <w:szCs w:val="24"/>
-              </w:rPr>
-            </w:pPr>
-            <w:r>
-              <w:rPr>
-                <w:sz w:val="24"/>
-                <w:szCs w:val="24"/>
-              </w:rPr>
-              <w:t>{{</w:t>
-            </w:r>
-            <w:proofErr w:type="spellStart"/>
-            <w:proofErr w:type="gramStart"/>
-            <w:r>
-              <w:rPr>
-                <w:sz w:val="24"/>
-                <w:szCs w:val="24"/>
-              </w:rPr>
-              <w:t>авто.Вид</w:t>
-            </w:r>
-            <w:proofErr w:type="gramEnd"/>
-            <w:r>
-              <w:rPr>
-                <w:sz w:val="24"/>
-                <w:szCs w:val="24"/>
-              </w:rPr>
-              <w:t>_собственности</w:t>
-            </w:r>
-            <w:proofErr w:type="spellEnd"/>
-            <w:r>
-              <w:rPr>
-                <w:sz w:val="24"/>
-                <w:szCs w:val="24"/>
-              </w:rPr>
-              <w:t>}}</w:t>
-            </w:r>
-          </w:p>
-        </w:tc>
-        <w:tc>
-          <w:tcPr>
-            <w:tcW w:w="1474" w:type="dxa"/>
-            <w:tcBorders>
-              <w:bottom w:val="single" w:sz="4" w:space="0" w:color="auto"/>
-            </w:tcBorders>
-            <w:vAlign w:val="center"/>
-          </w:tcPr>
-          <w:p>
-            <w:pPr>
-              <w:jc w:val="center"/>
-              <w:rPr>
-                <w:sz w:val="24"/>
-                <w:szCs w:val="24"/>
-              </w:rPr>
-            </w:pPr>
-            <w:r>
-              <w:rPr>
-                <w:sz w:val="24"/>
-                <w:szCs w:val="24"/>
-              </w:rPr>
-              <w:t>{{</w:t>
-            </w:r>
-            <w:proofErr w:type="spellStart"/>
-            <w:proofErr w:type="gramStart"/>
-            <w:r>
-              <w:rPr>
-                <w:sz w:val="24"/>
-                <w:szCs w:val="24"/>
-              </w:rPr>
-              <w:t>авто.Место</w:t>
-            </w:r>
-            <w:proofErr w:type="gramEnd"/>
-            <w:r>
-              <w:rPr>
-                <w:sz w:val="24"/>
-                <w:szCs w:val="24"/>
-              </w:rPr>
-              <w:t>_нахождения</w:t>
-            </w:r>
-            <w:proofErr w:type="spellEnd"/>
-            <w:r>
-              <w:rPr>
-                <w:sz w:val="24"/>
-                <w:szCs w:val="24"/>
-              </w:rPr>
-              <w:t>}}</w:t>
-            </w:r>
-          </w:p>
-        </w:tc>
-        <w:tc>
-          <w:tcPr>
-            <w:tcW w:w="1474" w:type="dxa"/>
-            <w:tcBorders>
-              <w:bottom w:val="single" w:sz="4" w:space="0" w:color="auto"/>
-            </w:tcBorders>
-            <w:vAlign w:val="center"/>
-          </w:tcPr>
-          <w:p>
-            <w:pPr>
-              <w:jc w:val="center"/>
-              <w:rPr>
-                <w:sz w:val="24"/>
-                <w:szCs w:val="24"/>
-              </w:rPr>
-            </w:pPr>
-            <w:r>
-              <w:rPr>
-                <w:sz w:val="24"/>
-                <w:szCs w:val="24"/>
-              </w:rPr>
-              <w:t>{{</w:t>
-            </w:r>
-            <w:proofErr w:type="spellStart"/>
-            <w:proofErr w:type="gramStart"/>
-            <w:r>
-              <w:rPr>
-                <w:sz w:val="24"/>
-                <w:szCs w:val="24"/>
-              </w:rPr>
-              <w:t>авто.Стоимость</w:t>
-            </w:r>
-            <w:proofErr w:type="spellEnd"/>
-            <w:proofErr w:type="gramEnd"/>
-            <w:r>
-              <w:rPr>
-                <w:sz w:val="24"/>
-                <w:szCs w:val="24"/>
-              </w:rPr>
-              <w:t>}}</w:t>
-            </w:r>
-          </w:p>
-        </w:tc>
-        <w:tc>
-          <w:tcPr>
-            <w:tcW w:w="1474" w:type="dxa"/>
-            <w:tcBorders>
-              <w:bottom w:val="single" w:sz="4" w:space="0" w:color="auto"/>
-            </w:tcBorders>
-            <w:vAlign w:val="center"/>
-          </w:tcPr>
-          <w:p>
-            <w:pPr>
-              <w:jc w:val="center"/>
-              <w:rPr>
-                <w:sz w:val="24"/>
-                <w:szCs w:val="24"/>
-              </w:rPr>
-            </w:pPr>
-            <w:r>
-              <w:rPr>
-                <w:sz w:val="24"/>
-                <w:szCs w:val="24"/>
-              </w:rPr>
-              <w:t>{{</w:t>
-            </w:r>
-            <w:proofErr w:type="spellStart"/>
-            <w:proofErr w:type="gramStart"/>
-            <w:r>
-              <w:rPr>
-                <w:sz w:val="24"/>
-                <w:szCs w:val="24"/>
-              </w:rPr>
-              <w:t>авто.Сведения</w:t>
-            </w:r>
-            <w:proofErr w:type="gramEnd"/>
-            <w:r>
-              <w:rPr>
-                <w:sz w:val="24"/>
-                <w:szCs w:val="24"/>
-              </w:rPr>
-              <w:t>_о_залоге</w:t>
-            </w:r>
-            <w:proofErr w:type="spellEnd"/>
-            <w:r>
-              <w:rPr>
-                <w:sz w:val="24"/>
-                <w:szCs w:val="24"/>
-              </w:rPr>
-              <w:t>}}</w:t>
+              <w:t>{{авто.Число}}</w:t>
+            </w:r>
+          </w:p>
+        </w:tc>
+        <w:tc>
+          <w:tcPr>
+            <w:tcW w:w="1474" w:type="dxa"/>
+            <w:tcBorders>
+              <w:bottom w:val="single" w:sz="4" w:space="0" w:color="auto"/>
+            </w:tcBorders>
+            <w:vAlign w:val="center"/>
+          </w:tcPr>
+          <w:p>
+            <w:pPr>
+              <w:jc w:val="center"/>
+              <w:rPr>
+                <w:sz w:val="24"/>
+                <w:szCs w:val="24"/>
+              </w:rPr>
+            </w:pPr>
+            <w:r>
+              <w:rPr>
+                <w:sz w:val="24"/>
+                <w:szCs w:val="24"/>
+              </w:rPr>
+              <w:t>{{авто.Идентификационный_номер}}</w:t>
+            </w:r>
+          </w:p>
+        </w:tc>
+        <w:tc>
+          <w:tcPr>
+            <w:tcW w:w="1474" w:type="dxa"/>
+            <w:tcBorders>
+              <w:bottom w:val="single" w:sz="4" w:space="0" w:color="auto"/>
+            </w:tcBorders>
+            <w:vAlign w:val="center"/>
+          </w:tcPr>
+          <w:p>
+            <w:pPr>
+              <w:jc w:val="center"/>
+              <w:rPr>
+                <w:sz w:val="24"/>
+                <w:szCs w:val="24"/>
+              </w:rPr>
+            </w:pPr>
+            <w:r>
+              <w:rPr>
+                <w:sz w:val="24"/>
+                <w:szCs w:val="24"/>
+              </w:rPr>
+              <w:t>{{авто.Вид_собственности}}</w:t>
+            </w:r>
+          </w:p>
+        </w:tc>
+        <w:tc>
+          <w:tcPr>
+            <w:tcW w:w="1474" w:type="dxa"/>
+            <w:tcBorders>
+              <w:bottom w:val="single" w:sz="4" w:space="0" w:color="auto"/>
+            </w:tcBorders>
+            <w:vAlign w:val="center"/>
+          </w:tcPr>
+          <w:p>
+            <w:pPr>
+              <w:jc w:val="center"/>
+              <w:rPr>
+                <w:sz w:val="24"/>
+                <w:szCs w:val="24"/>
+              </w:rPr>
+            </w:pPr>
+            <w:r>
+              <w:rPr>
+                <w:sz w:val="24"/>
+                <w:szCs w:val="24"/>
+              </w:rPr>
+              <w:t>{{авто.Место_нахождения}}</w:t>
+            </w:r>
+          </w:p>
+        </w:tc>
+        <w:tc>
+          <w:tcPr>
+            <w:tcW w:w="1474" w:type="dxa"/>
+            <w:tcBorders>
+              <w:bottom w:val="single" w:sz="4" w:space="0" w:color="auto"/>
+            </w:tcBorders>
+            <w:vAlign w:val="center"/>
+          </w:tcPr>
+          <w:p>
+            <w:pPr>
+              <w:jc w:val="center"/>
+              <w:rPr>
+                <w:sz w:val="24"/>
+                <w:szCs w:val="24"/>
+              </w:rPr>
+            </w:pPr>
+            <w:r>
+              <w:rPr>
+                <w:sz w:val="24"/>
+                <w:szCs w:val="24"/>
+              </w:rPr>
+              <w:t>{{авто.Стоимость}}</w:t>
+            </w:r>
+          </w:p>
+        </w:tc>
+        <w:tc>
+          <w:tcPr>
+            <w:tcW w:w="1474" w:type="dxa"/>
+            <w:tcBorders>
+              <w:bottom w:val="single" w:sz="4" w:space="0" w:color="auto"/>
+            </w:tcBorders>
+            <w:vAlign w:val="center"/>
+          </w:tcPr>
+          <w:p>
+            <w:pPr>
+              <w:jc w:val="center"/>
+              <w:rPr>
+                <w:sz w:val="24"/>
+                <w:szCs w:val="24"/>
+              </w:rPr>
+            </w:pPr>
+            <w:r>
+              <w:rPr>
+                <w:sz w:val="24"/>
+                <w:szCs w:val="24"/>
+              </w:rPr>
+              <w:t>{{авто.Сведения_о_залоге}}</w:t>
             </w:r>
           </w:p>
         </w:tc>
@@ -6613,39 +5435,7 @@
                 <w:sz w:val="24"/>
                 <w:szCs w:val="24"/>
               </w:rPr>
-              <w:t>{%</w:t>
-            </w:r>
-            <w:proofErr w:type="spellStart"/>
-            <w:r>
-              <w:rPr>
-                <w:sz w:val="24"/>
-                <w:szCs w:val="24"/>
-              </w:rPr>
-              <w:t>tr</w:t>
-            </w:r>
-            <w:proofErr w:type="spellEnd"/>
-            <w:r>
-              <w:rPr>
-                <w:sz w:val="24"/>
-                <w:szCs w:val="24"/>
-              </w:rPr>
-              <w:t xml:space="preserve"> </w:t>
-            </w:r>
-            <w:proofErr w:type="spellStart"/>
-            <w:r>
-              <w:rPr>
-                <w:sz w:val="24"/>
-                <w:szCs w:val="24"/>
-              </w:rPr>
-              <w:t>endfor</w:t>
-            </w:r>
-            <w:proofErr w:type="spellEnd"/>
-            <w:r>
-              <w:rPr>
-                <w:sz w:val="24"/>
-                <w:szCs w:val="24"/>
-              </w:rPr>
-              <w:t xml:space="preserve"> %}</w:t>
+              <w:t>{%tr endfor %}</w:t>
             </w:r>
           </w:p>
         </w:tc>
@@ -6779,69 +5569,7 @@
                 <w:sz w:val="24"/>
                 <w:szCs w:val="24"/>
               </w:rPr>
-              <w:t>{%</w:t>
-            </w:r>
-            <w:proofErr w:type="spellStart"/>
-            <w:r>
-              <w:rPr>
-                <w:sz w:val="24"/>
-                <w:szCs w:val="24"/>
-              </w:rPr>
-              <w:t>tr</w:t>
-            </w:r>
-            <w:proofErr w:type="spellEnd"/>
-            <w:r>
-              <w:rPr>
-                <w:sz w:val="24"/>
-                <w:szCs w:val="24"/>
-              </w:rPr>
-              <w:t xml:space="preserve"> </w:t>
-            </w:r>
-            <w:proofErr w:type="spellStart"/>
-            <w:r>
-              <w:rPr>
-                <w:sz w:val="24"/>
-                <w:szCs w:val="24"/>
-              </w:rPr>
-              <w:t>for</w:t>
-            </w:r>
-            <w:proofErr w:type="spellEnd"/>
-            <w:r>
-              <w:rPr>
-                <w:sz w:val="24"/>
-                <w:szCs w:val="24"/>
-              </w:rPr>
-              <w:t xml:space="preserve"> грузовик</w:t>
-            </w:r>
-            <w:r>
-              <w:rPr>
-                <w:sz w:val="24"/>
-                <w:szCs w:val="24"/>
-              </w:rPr>
-              <w:t xml:space="preserve"> </w:t>
-            </w:r>
-            <w:proofErr w:type="spellStart"/>
-            <w:r>
-              <w:rPr>
-                <w:sz w:val="24"/>
-                <w:szCs w:val="24"/>
-              </w:rPr>
-              <w:t>in</w:t>
-            </w:r>
-            <w:proofErr w:type="spellEnd"/>
-            <w:r>
-              <w:rPr>
-                <w:sz w:val="24"/>
-                <w:szCs w:val="24"/>
-              </w:rPr>
-              <w:t xml:space="preserve"> грузовики</w:t>
-            </w:r>
-            <w:r>
-              <w:rPr>
-                <w:sz w:val="24"/>
-                <w:szCs w:val="24"/>
-              </w:rPr>
-              <w:t xml:space="preserve"> %}</w:t>
+              <w:t>{%tr for грузовик in грузовики %}</w:t>
             </w:r>
           </w:p>
         </w:tc>
@@ -6957,7 +5685,7 @@
                 <w:sz w:val="24"/>
                 <w:szCs w:val="24"/>
               </w:rPr>
-              <w:t>2.2</w:t>
+              <w:t>{% vm %}2.2</w:t>
             </w:r>
           </w:p>
         </w:tc>
@@ -6967,10 +5695,10 @@
             <w:tcBorders>
               <w:bottom w:val="single" w:sz="4" w:space="0" w:color="auto"/>
             </w:tcBorders>
-            <w:vAlign w:val="bottom"/>
-          </w:tcPr>
-          <w:p>
-            <w:pPr>
+          </w:tcPr>
+          <w:p>
+            <w:pPr>
+              <w:spacing w:line="256" w:lineRule="auto"/>
               <w:ind w:left="57"/>
               <w:rPr>
                 <w:sz w:val="24"/>
@@ -6982,7 +5710,7 @@
                 <w:sz w:val="24"/>
                 <w:szCs w:val="24"/>
               </w:rPr>
-              <w:t>Автомобили грузовые:</w:t>
+              <w:t>{% vm %}Автомобили грузовые:</w:t>
             </w:r>
           </w:p>
           <w:p>
@@ -6998,292 +5726,132 @@
                 <w:sz w:val="24"/>
                 <w:szCs w:val="24"/>
               </w:rPr>
-              <w:t>1)</w:t>
-            </w:r>
-          </w:p>
-        </w:tc>
-        <w:tc>
-          <w:tcPr>
-            <w:tcW w:w="1474" w:type="dxa"/>
-            <w:tcBorders>
-              <w:bottom w:val="single" w:sz="4" w:space="0" w:color="auto"/>
-            </w:tcBorders>
-            <w:vAlign w:val="center"/>
-          </w:tcPr>
-          <w:p>
-            <w:pPr>
-              <w:jc w:val="center"/>
-              <w:rPr>
-                <w:sz w:val="24"/>
-                <w:szCs w:val="24"/>
-              </w:rPr>
-            </w:pPr>
-            <w:r>
-              <w:rPr>
-                <w:sz w:val="24"/>
-                <w:szCs w:val="24"/>
-              </w:rPr>
-              <w:t>{{</w:t>
-            </w:r>
-            <w:proofErr w:type="spellStart"/>
-            <w:proofErr w:type="gramStart"/>
-            <w:r>
-              <w:rPr>
-                <w:sz w:val="24"/>
-                <w:szCs w:val="24"/>
-              </w:rPr>
-              <w:t>грузовик</w:t>
-            </w:r>
-            <w:r>
-              <w:rPr>
-                <w:sz w:val="24"/>
-                <w:szCs w:val="24"/>
-              </w:rPr>
-              <w:t>.Идентификационный</w:t>
-            </w:r>
-            <w:proofErr w:type="gramEnd"/>
-            <w:r>
-              <w:rPr>
-                <w:sz w:val="24"/>
-                <w:szCs w:val="24"/>
-              </w:rPr>
-              <w:t>_номер</w:t>
-            </w:r>
-            <w:proofErr w:type="spellEnd"/>
-            <w:r>
-              <w:rPr>
-                <w:sz w:val="24"/>
-                <w:szCs w:val="24"/>
-              </w:rPr>
-              <w:t>}}</w:t>
-            </w:r>
-          </w:p>
-        </w:tc>
-        <w:tc>
-          <w:tcPr>
-            <w:tcW w:w="1474" w:type="dxa"/>
-            <w:tcBorders>
-              <w:bottom w:val="single" w:sz="4" w:space="0" w:color="auto"/>
-            </w:tcBorders>
-            <w:vAlign w:val="center"/>
-          </w:tcPr>
-          <w:p>
-            <w:pPr>
-              <w:jc w:val="center"/>
-              <w:rPr>
-                <w:sz w:val="24"/>
-                <w:szCs w:val="24"/>
-              </w:rPr>
-            </w:pPr>
-            <w:proofErr w:type="gramStart"/>
-            <w:r>
-              <w:rPr>
-                <w:sz w:val="24"/>
-                <w:szCs w:val="24"/>
-              </w:rPr>
-              <w:t>{{</w:t>
-            </w:r>
-            <w:r>
-              <w:rPr>
-                <w:sz w:val="24"/>
-                <w:szCs w:val="24"/>
-              </w:rPr>
-              <w:t xml:space="preserve"> </w:t>
-            </w:r>
-            <w:proofErr w:type="spellStart"/>
-            <w:r>
-              <w:rPr>
-                <w:sz w:val="24"/>
-                <w:szCs w:val="24"/>
-              </w:rPr>
-              <w:t>грузовик</w:t>
-            </w:r>
-            <w:proofErr w:type="gramEnd"/>
-            <w:r>
-              <w:rPr>
-                <w:sz w:val="24"/>
-                <w:szCs w:val="24"/>
-              </w:rPr>
-              <w:t>.Вид_собственности</w:t>
-            </w:r>
-            <w:proofErr w:type="spellEnd"/>
-            <w:r>
-              <w:rPr>
-                <w:sz w:val="24"/>
-                <w:szCs w:val="24"/>
-              </w:rPr>
-              <w:t>}}</w:t>
-            </w:r>
-          </w:p>
-        </w:tc>
-        <w:tc>
-          <w:tcPr>
-            <w:tcW w:w="1474" w:type="dxa"/>
-            <w:tcBorders>
-              <w:bottom w:val="single" w:sz="4" w:space="0" w:color="auto"/>
-            </w:tcBorders>
-            <w:vAlign w:val="center"/>
-          </w:tcPr>
-          <w:p>
-            <w:pPr>
-              <w:jc w:val="center"/>
-              <w:rPr>
-                <w:sz w:val="24"/>
-                <w:szCs w:val="24"/>
-              </w:rPr>
-            </w:pPr>
-            <w:proofErr w:type="gramStart"/>
-            <w:r>
-              <w:rPr>
-                <w:sz w:val="24"/>
-                <w:szCs w:val="24"/>
-              </w:rPr>
-              <w:t>{{</w:t>
-            </w:r>
-            <w:r>
-              <w:rPr>
-                <w:sz w:val="24"/>
-                <w:szCs w:val="24"/>
-              </w:rPr>
-              <w:t xml:space="preserve"> </w:t>
-            </w:r>
-            <w:proofErr w:type="spellStart"/>
-            <w:r>
-              <w:rPr>
-                <w:sz w:val="24"/>
-                <w:szCs w:val="24"/>
-              </w:rPr>
-              <w:t>грузовик</w:t>
-            </w:r>
-            <w:proofErr w:type="gramEnd"/>
-            <w:r>
-              <w:rPr>
-                <w:sz w:val="24"/>
-                <w:szCs w:val="24"/>
-              </w:rPr>
-              <w:t>.Место_нахождения</w:t>
-            </w:r>
-            <w:proofErr w:type="spellEnd"/>
-            <w:r>
-              <w:rPr>
-                <w:sz w:val="24"/>
-                <w:szCs w:val="24"/>
-              </w:rPr>
-              <w:t>}}</w:t>
-            </w:r>
-          </w:p>
-        </w:tc>
-        <w:tc>
-          <w:tcPr>
-            <w:tcW w:w="1474" w:type="dxa"/>
-            <w:tcBorders>
-              <w:bottom w:val="single" w:sz="4" w:space="0" w:color="auto"/>
-            </w:tcBorders>
-            <w:vAlign w:val="center"/>
-          </w:tcPr>
-          <w:p>
-            <w:pPr>
-              <w:jc w:val="center"/>
-              <w:rPr>
-                <w:sz w:val="24"/>
-                <w:szCs w:val="24"/>
-              </w:rPr>
-            </w:pPr>
-            <w:proofErr w:type="gramStart"/>
-            <w:r>
-              <w:rPr>
-                <w:sz w:val="24"/>
-                <w:szCs w:val="24"/>
-              </w:rPr>
-              <w:t>{{</w:t>
-            </w:r>
-            <w:r>
-              <w:rPr>
-                <w:sz w:val="24"/>
-                <w:szCs w:val="24"/>
-              </w:rPr>
-              <w:t xml:space="preserve"> </w:t>
-            </w:r>
-            <w:proofErr w:type="spellStart"/>
-            <w:r>
-              <w:rPr>
-                <w:sz w:val="24"/>
-                <w:szCs w:val="24"/>
-              </w:rPr>
-              <w:t>грузовик</w:t>
-            </w:r>
-            <w:proofErr w:type="gramEnd"/>
-            <w:r>
-              <w:rPr>
-                <w:sz w:val="24"/>
-                <w:szCs w:val="24"/>
-              </w:rPr>
-              <w:t>.Стоимость</w:t>
-            </w:r>
-            <w:proofErr w:type="spellEnd"/>
-            <w:r>
-              <w:rPr>
-                <w:sz w:val="24"/>
-                <w:szCs w:val="24"/>
-              </w:rPr>
-              <w:t>}}</w:t>
-            </w:r>
-          </w:p>
-        </w:tc>
-        <w:tc>
-          <w:tcPr>
-            <w:tcW w:w="1474" w:type="dxa"/>
-            <w:tcBorders>
-              <w:bottom w:val="single" w:sz="4" w:space="0" w:color="auto"/>
-            </w:tcBorders>
-            <w:vAlign w:val="center"/>
-          </w:tcPr>
-          <w:p>
-            <w:pPr>
-              <w:jc w:val="center"/>
-              <w:rPr>
-                <w:sz w:val="24"/>
-                <w:szCs w:val="24"/>
-              </w:rPr>
-            </w:pPr>
-            <w:proofErr w:type="gramStart"/>
-            <w:r>
-              <w:rPr>
-                <w:sz w:val="24"/>
-                <w:szCs w:val="24"/>
-              </w:rPr>
-              <w:t>{{</w:t>
-            </w:r>
-            <w:r>
-              <w:rPr>
-                <w:sz w:val="24"/>
-                <w:szCs w:val="24"/>
-              </w:rPr>
-              <w:t xml:space="preserve"> </w:t>
-            </w:r>
-            <w:proofErr w:type="spellStart"/>
-            <w:r>
-              <w:rPr>
-                <w:sz w:val="24"/>
-                <w:szCs w:val="24"/>
-              </w:rPr>
-              <w:t>грузовик</w:t>
-            </w:r>
-            <w:proofErr w:type="gramEnd"/>
-            <w:r>
-              <w:rPr>
-                <w:sz w:val="24"/>
-                <w:szCs w:val="24"/>
-              </w:rPr>
-              <w:t>.Сведения_о_залоге</w:t>
-            </w:r>
-            <w:proofErr w:type="spellEnd"/>
-            <w:r>
-              <w:rPr>
-                <w:sz w:val="24"/>
-                <w:szCs w:val="24"/>
-              </w:rPr>
-              <w:t>}}</w:t>
+              <w:t>{{грузовик.Число}}</w:t>
+            </w:r>
+          </w:p>
+        </w:tc>
+        <w:tc>
+          <w:tcPr>
+            <w:tcW w:w="1474" w:type="dxa"/>
+            <w:tcBorders>
+              <w:bottom w:val="single" w:sz="4" w:space="0" w:color="auto"/>
+            </w:tcBorders>
+            <w:vAlign w:val="center"/>
+          </w:tcPr>
+          <w:p>
+            <w:pPr>
+              <w:jc w:val="center"/>
+              <w:rPr>
+                <w:sz w:val="24"/>
+                <w:szCs w:val="24"/>
+              </w:rPr>
+            </w:pPr>
+            <w:r>
+              <w:rPr>
+                <w:sz w:val="24"/>
+                <w:szCs w:val="24"/>
+              </w:rPr>
+              <w:t>{{грузовик.Идентификационный_номер}}</w:t>
+            </w:r>
+          </w:p>
+        </w:tc>
+        <w:tc>
+          <w:tcPr>
+            <w:tcW w:w="1474" w:type="dxa"/>
+            <w:tcBorders>
+              <w:bottom w:val="single" w:sz="4" w:space="0" w:color="auto"/>
+            </w:tcBorders>
+            <w:vAlign w:val="center"/>
+          </w:tcPr>
+          <w:p>
+            <w:pPr>
+              <w:jc w:val="center"/>
+              <w:rPr>
+                <w:sz w:val="24"/>
+                <w:szCs w:val="24"/>
+              </w:rPr>
+            </w:pPr>
+            <w:r>
+              <w:rPr>
+                <w:sz w:val="24"/>
+                <w:szCs w:val="24"/>
+              </w:rPr>
+              <w:t>{{ грузовик.Вид_собственности}}</w:t>
+            </w:r>
+          </w:p>
+        </w:tc>
+        <w:tc>
+          <w:tcPr>
+            <w:tcW w:w="1474" w:type="dxa"/>
+            <w:tcBorders>
+              <w:bottom w:val="single" w:sz="4" w:space="0" w:color="auto"/>
+            </w:tcBorders>
+            <w:vAlign w:val="center"/>
+          </w:tcPr>
+          <w:p>
+            <w:pPr>
+              <w:jc w:val="center"/>
+              <w:rPr>
+                <w:sz w:val="24"/>
+                <w:szCs w:val="24"/>
+              </w:rPr>
+            </w:pPr>
+            <w:r>
+              <w:rPr>
+                <w:sz w:val="24"/>
+                <w:szCs w:val="24"/>
+              </w:rPr>
+              <w:t>{{ грузовик.Место_нахождения}}</w:t>
+            </w:r>
+          </w:p>
+        </w:tc>
+        <w:tc>
+          <w:tcPr>
+            <w:tcW w:w="1474" w:type="dxa"/>
+            <w:tcBorders>
+              <w:bottom w:val="single" w:sz="4" w:space="0" w:color="auto"/>
+            </w:tcBorders>
+            <w:vAlign w:val="center"/>
+          </w:tcPr>
+          <w:p>
+            <w:pPr>
+              <w:jc w:val="center"/>
+              <w:rPr>
+                <w:sz w:val="24"/>
+                <w:szCs w:val="24"/>
+              </w:rPr>
+            </w:pPr>
+            <w:r>
+              <w:rPr>
+                <w:sz w:val="24"/>
+                <w:szCs w:val="24"/>
+              </w:rPr>
+              <w:t>{{ грузовик.Стоимость}}</w:t>
+            </w:r>
+          </w:p>
+        </w:tc>
+        <w:tc>
+          <w:tcPr>
+            <w:tcW w:w="1474" w:type="dxa"/>
+            <w:tcBorders>
+              <w:bottom w:val="single" w:sz="4" w:space="0" w:color="auto"/>
+            </w:tcBorders>
+            <w:vAlign w:val="center"/>
+          </w:tcPr>
+          <w:p>
+            <w:pPr>
+              <w:jc w:val="center"/>
+              <w:rPr>
+                <w:sz w:val="24"/>
+                <w:szCs w:val="24"/>
+              </w:rPr>
+            </w:pPr>
+            <w:r>
+              <w:rPr>
+                <w:sz w:val="24"/>
+                <w:szCs w:val="24"/>
+              </w:rPr>
+              <w:t>{{ грузовик.Сведения_о_залоге}}</w:t>
             </w:r>
           </w:p>
         </w:tc>
@@ -7327,39 +5895,7 @@
                 <w:sz w:val="24"/>
                 <w:szCs w:val="24"/>
               </w:rPr>
-              <w:t>{%</w:t>
-            </w:r>
-            <w:proofErr w:type="spellStart"/>
-            <w:r>
-              <w:rPr>
-                <w:sz w:val="24"/>
-                <w:szCs w:val="24"/>
-              </w:rPr>
-              <w:t>tr</w:t>
-            </w:r>
-            <w:proofErr w:type="spellEnd"/>
-            <w:r>
-              <w:rPr>
-                <w:sz w:val="24"/>
-                <w:szCs w:val="24"/>
-              </w:rPr>
-              <w:t xml:space="preserve"> </w:t>
-            </w:r>
-            <w:proofErr w:type="spellStart"/>
-            <w:r>
-              <w:rPr>
-                <w:sz w:val="24"/>
-                <w:szCs w:val="24"/>
-              </w:rPr>
-              <w:t>endfor</w:t>
-            </w:r>
-            <w:proofErr w:type="spellEnd"/>
-            <w:r>
-              <w:rPr>
-                <w:sz w:val="24"/>
-                <w:szCs w:val="24"/>
-              </w:rPr>
-              <w:t xml:space="preserve"> %}</w:t>
+              <w:t>{%tr endfor %}</w:t>
             </w:r>
           </w:p>
         </w:tc>
@@ -7495,7 +6031,14 @@
                 <w:szCs w:val="24"/>
                 <w:lang w:val="en-US"/>
               </w:rPr>
-              <w:t>{%tr for</w:t>
+              <w:t xml:space="preserve">{%tr for </w:t>
+            </w:r>
+            <w:r>
+              <w:rPr>
+                <w:sz w:val="24"/>
+                <w:szCs w:val="24"/>
+              </w:rPr>
+              <w:t>мотоцикл</w:t>
             </w:r>
             <w:r>
               <w:rPr>
@@ -7503,32 +6046,8 @@
                 <w:szCs w:val="24"/>
                 <w:lang w:val="en-US"/>
               </w:rPr>
-              <w:t xml:space="preserve"> </w:t>
-            </w:r>
-            <w:r>
-              <w:rPr>
-                <w:sz w:val="24"/>
-                <w:szCs w:val="24"/>
-              </w:rPr>
-              <w:t>мотоцикл</w:t>
-            </w:r>
-            <w:r>
-              <w:rPr>
-                <w:sz w:val="24"/>
-                <w:szCs w:val="24"/>
-                <w:lang w:val="en-US"/>
-              </w:rPr>
-              <w:t xml:space="preserve"> in</w:t>
-            </w:r>
-            <w:r>
-              <w:rPr>
-                <w:sz w:val="24"/>
-                <w:szCs w:val="24"/>
-                <w:lang w:val="en-US"/>
-              </w:rPr>
-              <w:t xml:space="preserve"> </w:t>
-            </w:r>
-            <w:proofErr w:type="spellStart"/>
+              <w:t xml:space="preserve"> in </w:t>
+            </w:r>
             <w:r>
               <w:rPr>
                 <w:sz w:val="24"/>
@@ -7536,7 +6055,6 @@
               </w:rPr>
               <w:t>мото</w:t>
             </w:r>
-            <w:proofErr w:type="spellEnd"/>
             <w:r>
               <w:rPr>
                 <w:sz w:val="24"/>
@@ -7665,7 +6183,7 @@
                 <w:sz w:val="24"/>
                 <w:szCs w:val="24"/>
               </w:rPr>
-              <w:t>2.3</w:t>
+              <w:t>{% vm %}2.3</w:t>
             </w:r>
           </w:p>
         </w:tc>
@@ -7675,8 +6193,25 @@
             <w:tcBorders>
               <w:bottom w:val="single" w:sz="4" w:space="0" w:color="auto"/>
             </w:tcBorders>
-            <w:vAlign w:val="bottom"/>
-          </w:tcPr>
+          </w:tcPr>
+          <w:p>
+            <w:pPr>
+              <w:keepNext/>
+              <w:spacing w:line="256" w:lineRule="auto"/>
+              <w:ind w:left="57"/>
+              <w:rPr>
+                <w:sz w:val="24"/>
+                <w:szCs w:val="24"/>
+              </w:rPr>
+            </w:pPr>
+            <w:r>
+              <w:rPr>
+                <w:sz w:val="24"/>
+                <w:szCs w:val="24"/>
+              </w:rPr>
+              <w:t>{% vm %}Мототранспортные средства:</w:t>
+            </w:r>
+          </w:p>
           <w:p>
             <w:pPr>
               <w:keepNext/>
@@ -7686,23 +6221,173 @@
                 <w:szCs w:val="24"/>
               </w:rPr>
             </w:pPr>
-            <w:proofErr w:type="spellStart"/>
-            <w:r>
-              <w:rPr>
-                <w:sz w:val="24"/>
-                <w:szCs w:val="24"/>
-              </w:rPr>
-              <w:t>Мототранспортные</w:t>
-            </w:r>
-            <w:proofErr w:type="spellEnd"/>
-            <w:r>
-              <w:rPr>
-                <w:sz w:val="24"/>
-                <w:szCs w:val="24"/>
-              </w:rPr>
-              <w:t xml:space="preserve"> средства:</w:t>
-            </w:r>
-          </w:p>
+            <w:r>
+              <w:rPr>
+                <w:sz w:val="24"/>
+                <w:szCs w:val="24"/>
+              </w:rPr>
+              <w:t>{{мотоцикл.Число}}</w:t>
+            </w:r>
+          </w:p>
+        </w:tc>
+        <w:tc>
+          <w:tcPr>
+            <w:tcW w:w="1474" w:type="dxa"/>
+            <w:tcBorders>
+              <w:bottom w:val="single" w:sz="4" w:space="0" w:color="auto"/>
+            </w:tcBorders>
+            <w:vAlign w:val="center"/>
+          </w:tcPr>
+          <w:p>
+            <w:pPr>
+              <w:keepNext/>
+              <w:jc w:val="center"/>
+              <w:rPr>
+                <w:sz w:val="24"/>
+                <w:szCs w:val="24"/>
+              </w:rPr>
+            </w:pPr>
+            <w:r>
+              <w:rPr>
+                <w:sz w:val="24"/>
+                <w:szCs w:val="24"/>
+              </w:rPr>
+              <w:t>{{ мотоцикл.Идентификационный_номер}}</w:t>
+            </w:r>
+          </w:p>
+        </w:tc>
+        <w:tc>
+          <w:tcPr>
+            <w:tcW w:w="1474" w:type="dxa"/>
+            <w:tcBorders>
+              <w:bottom w:val="single" w:sz="4" w:space="0" w:color="auto"/>
+            </w:tcBorders>
+            <w:vAlign w:val="center"/>
+          </w:tcPr>
+          <w:p>
+            <w:pPr>
+              <w:keepNext/>
+              <w:jc w:val="center"/>
+              <w:rPr>
+                <w:sz w:val="24"/>
+                <w:szCs w:val="24"/>
+              </w:rPr>
+            </w:pPr>
+            <w:r>
+              <w:rPr>
+                <w:sz w:val="24"/>
+                <w:szCs w:val="24"/>
+              </w:rPr>
+              <w:t>{{ мотоцикл.Вид_собственности}}</w:t>
+            </w:r>
+          </w:p>
+        </w:tc>
+        <w:tc>
+          <w:tcPr>
+            <w:tcW w:w="1474" w:type="dxa"/>
+            <w:tcBorders>
+              <w:bottom w:val="single" w:sz="4" w:space="0" w:color="auto"/>
+            </w:tcBorders>
+            <w:vAlign w:val="center"/>
+          </w:tcPr>
+          <w:p>
+            <w:pPr>
+              <w:keepNext/>
+              <w:jc w:val="center"/>
+              <w:rPr>
+                <w:sz w:val="24"/>
+                <w:szCs w:val="24"/>
+              </w:rPr>
+            </w:pPr>
+            <w:r>
+              <w:rPr>
+                <w:sz w:val="24"/>
+                <w:szCs w:val="24"/>
+              </w:rPr>
+              <w:t>{{ мотоцикл.Место_нахождения}}</w:t>
+            </w:r>
+          </w:p>
+        </w:tc>
+        <w:tc>
+          <w:tcPr>
+            <w:tcW w:w="1474" w:type="dxa"/>
+            <w:tcBorders>
+              <w:bottom w:val="single" w:sz="4" w:space="0" w:color="auto"/>
+            </w:tcBorders>
+            <w:vAlign w:val="center"/>
+          </w:tcPr>
+          <w:p>
+            <w:pPr>
+              <w:keepNext/>
+              <w:jc w:val="center"/>
+              <w:rPr>
+                <w:sz w:val="24"/>
+                <w:szCs w:val="24"/>
+              </w:rPr>
+            </w:pPr>
+            <w:r>
+              <w:rPr>
+                <w:sz w:val="24"/>
+                <w:szCs w:val="24"/>
+              </w:rPr>
+              <w:t>{{ мотоцикл.Стоимость}}</w:t>
+            </w:r>
+          </w:p>
+        </w:tc>
+        <w:tc>
+          <w:tcPr>
+            <w:tcW w:w="1474" w:type="dxa"/>
+            <w:tcBorders>
+              <w:bottom w:val="single" w:sz="4" w:space="0" w:color="auto"/>
+            </w:tcBorders>
+            <w:vAlign w:val="center"/>
+          </w:tcPr>
+          <w:p>
+            <w:pPr>
+              <w:keepNext/>
+              <w:jc w:val="center"/>
+              <w:rPr>
+                <w:sz w:val="24"/>
+                <w:szCs w:val="24"/>
+              </w:rPr>
+            </w:pPr>
+            <w:r>
+              <w:rPr>
+                <w:sz w:val="24"/>
+                <w:szCs w:val="24"/>
+              </w:rPr>
+              <w:t>{{ мотоцикл.Сведения_о_залоге}}</w:t>
+            </w:r>
+          </w:p>
+        </w:tc>
+      </w:tr>
+      <w:tr>
+        <w:tc>
+          <w:tcPr>
+            <w:tcW w:w="510" w:type="dxa"/>
+            <w:tcBorders>
+              <w:bottom w:val="single" w:sz="4" w:space="0" w:color="auto"/>
+            </w:tcBorders>
+          </w:tcPr>
+          <w:p>
+            <w:pPr>
+              <w:keepNext/>
+              <w:jc w:val="center"/>
+              <w:rPr>
+                <w:sz w:val="24"/>
+                <w:szCs w:val="24"/>
+              </w:rPr>
+            </w:pPr>
+          </w:p>
+        </w:tc>
+        <w:tc>
+          <w:tcPr>
+            <w:tcW w:w="2381" w:type="dxa"/>
+            <w:tcBorders>
+              <w:bottom w:val="single" w:sz="4" w:space="0" w:color="auto"/>
+            </w:tcBorders>
+            <w:vAlign w:val="bottom"/>
+          </w:tcPr>
           <w:p>
             <w:pPr>
               <w:keepNext/>
@@ -7717,7 +6402,7 @@
                 <w:sz w:val="24"/>
                 <w:szCs w:val="24"/>
               </w:rPr>
-              <w:t>1)</w:t>
+              <w:t>{%tr endfor %}</w:t>
             </w:r>
           </w:p>
         </w:tc>
@@ -7738,45 +6423,6 @@
                 <w:szCs w:val="24"/>
               </w:rPr>
             </w:pPr>
-            <w:proofErr w:type="gramStart"/>
-            <w:r>
-              <w:rPr>
-                <w:sz w:val="24"/>
-                <w:szCs w:val="24"/>
-              </w:rPr>
-              <w:t>{{</w:t>
-            </w:r>
-            <w:r>
-              <w:rPr>
-                <w:sz w:val="24"/>
-                <w:szCs w:val="24"/>
-              </w:rPr>
-              <w:t xml:space="preserve"> </w:t>
-            </w:r>
-            <w:proofErr w:type="spellStart"/>
-            <w:r>
-              <w:rPr>
-                <w:sz w:val="24"/>
-                <w:szCs w:val="24"/>
-              </w:rPr>
-              <w:t>мотоцикл</w:t>
-            </w:r>
-            <w:proofErr w:type="gramEnd"/>
-            <w:r>
-              <w:rPr>
-                <w:sz w:val="24"/>
-                <w:szCs w:val="24"/>
-              </w:rPr>
-              <w:t>.Идентификационный_номер</w:t>
-            </w:r>
-            <w:proofErr w:type="spellEnd"/>
-            <w:r>
-              <w:rPr>
-                <w:sz w:val="24"/>
-                <w:szCs w:val="24"/>
-              </w:rPr>
-              <w:t>}}</w:t>
-            </w:r>
           </w:p>
         </w:tc>
         <w:tc>
@@ -7796,45 +6442,6 @@
                 <w:szCs w:val="24"/>
               </w:rPr>
             </w:pPr>
-            <w:proofErr w:type="gramStart"/>
-            <w:r>
-              <w:rPr>
-                <w:sz w:val="24"/>
-                <w:szCs w:val="24"/>
-              </w:rPr>
-              <w:t>{{</w:t>
-            </w:r>
-            <w:r>
-              <w:rPr>
-                <w:sz w:val="24"/>
-                <w:szCs w:val="24"/>
-              </w:rPr>
-              <w:t xml:space="preserve"> </w:t>
-            </w:r>
-            <w:proofErr w:type="spellStart"/>
-            <w:r>
-              <w:rPr>
-                <w:sz w:val="24"/>
-                <w:szCs w:val="24"/>
-              </w:rPr>
-              <w:t>мотоцикл</w:t>
-            </w:r>
-            <w:proofErr w:type="gramEnd"/>
-            <w:r>
-              <w:rPr>
-                <w:sz w:val="24"/>
-                <w:szCs w:val="24"/>
-              </w:rPr>
-              <w:t>.Вид_собственности</w:t>
-            </w:r>
-            <w:proofErr w:type="spellEnd"/>
-            <w:r>
-              <w:rPr>
-                <w:sz w:val="24"/>
-                <w:szCs w:val="24"/>
-              </w:rPr>
-              <w:t>}}</w:t>
-            </w:r>
           </w:p>
         </w:tc>
         <w:tc>
@@ -7854,45 +6461,6 @@
                 <w:szCs w:val="24"/>
               </w:rPr>
             </w:pPr>
-            <w:proofErr w:type="gramStart"/>
-            <w:r>
-              <w:rPr>
-                <w:sz w:val="24"/>
-                <w:szCs w:val="24"/>
-              </w:rPr>
-              <w:t>{{</w:t>
-            </w:r>
-            <w:r>
-              <w:rPr>
-                <w:sz w:val="24"/>
-                <w:szCs w:val="24"/>
-              </w:rPr>
-              <w:t xml:space="preserve"> </w:t>
-            </w:r>
-            <w:proofErr w:type="spellStart"/>
-            <w:r>
-              <w:rPr>
-                <w:sz w:val="24"/>
-                <w:szCs w:val="24"/>
-              </w:rPr>
-              <w:t>мотоцикл</w:t>
-            </w:r>
-            <w:proofErr w:type="gramEnd"/>
-            <w:r>
-              <w:rPr>
-                <w:sz w:val="24"/>
-                <w:szCs w:val="24"/>
-              </w:rPr>
-              <w:t>.Место_нахождения</w:t>
-            </w:r>
-            <w:proofErr w:type="spellEnd"/>
-            <w:r>
-              <w:rPr>
-                <w:sz w:val="24"/>
-                <w:szCs w:val="24"/>
-              </w:rPr>
-              <w:t>}}</w:t>
-            </w:r>
           </w:p>
         </w:tc>
         <w:tc>
@@ -7912,45 +6480,6 @@
                 <w:szCs w:val="24"/>
               </w:rPr>
             </w:pPr>
-            <w:proofErr w:type="gramStart"/>
-            <w:r>
-              <w:rPr>
-                <w:sz w:val="24"/>
-                <w:szCs w:val="24"/>
-              </w:rPr>
-              <w:t>{{</w:t>
-            </w:r>
-            <w:r>
-              <w:rPr>
-                <w:sz w:val="24"/>
-                <w:szCs w:val="24"/>
-              </w:rPr>
-              <w:t xml:space="preserve"> </w:t>
-            </w:r>
-            <w:proofErr w:type="spellStart"/>
-            <w:r>
-              <w:rPr>
-                <w:sz w:val="24"/>
-                <w:szCs w:val="24"/>
-              </w:rPr>
-              <w:t>мотоцикл</w:t>
-            </w:r>
-            <w:proofErr w:type="gramEnd"/>
-            <w:r>
-              <w:rPr>
-                <w:sz w:val="24"/>
-                <w:szCs w:val="24"/>
-              </w:rPr>
-              <w:t>.Стоимость</w:t>
-            </w:r>
-            <w:proofErr w:type="spellEnd"/>
-            <w:r>
-              <w:rPr>
-                <w:sz w:val="24"/>
-                <w:szCs w:val="24"/>
-              </w:rPr>
-              <w:t>}}</w:t>
-            </w:r>
           </w:p>
         </w:tc>
         <w:tc>
@@ -7970,45 +6499,6 @@
                 <w:szCs w:val="24"/>
               </w:rPr>
             </w:pPr>
-            <w:proofErr w:type="gramStart"/>
-            <w:r>
-              <w:rPr>
-                <w:sz w:val="24"/>
-                <w:szCs w:val="24"/>
-              </w:rPr>
-              <w:t>{{</w:t>
-            </w:r>
-            <w:r>
-              <w:rPr>
-                <w:sz w:val="24"/>
-                <w:szCs w:val="24"/>
-              </w:rPr>
-              <w:t xml:space="preserve"> </w:t>
-            </w:r>
-            <w:proofErr w:type="spellStart"/>
-            <w:r>
-              <w:rPr>
-                <w:sz w:val="24"/>
-                <w:szCs w:val="24"/>
-              </w:rPr>
-              <w:t>мотоцикл</w:t>
-            </w:r>
-            <w:proofErr w:type="gramEnd"/>
-            <w:r>
-              <w:rPr>
-                <w:sz w:val="24"/>
-                <w:szCs w:val="24"/>
-              </w:rPr>
-              <w:t>.Сведения_о_залоге</w:t>
-            </w:r>
-            <w:proofErr w:type="spellEnd"/>
-            <w:r>
-              <w:rPr>
-                <w:sz w:val="24"/>
-                <w:szCs w:val="24"/>
-              </w:rPr>
-              <w:t>}}</w:t>
-            </w:r>
           </w:p>
         </w:tc>
       </w:tr>
@@ -8053,39 +6543,7 @@
                 <w:sz w:val="24"/>
                 <w:szCs w:val="24"/>
               </w:rPr>
-              <w:t>{%</w:t>
-            </w:r>
-            <w:proofErr w:type="spellStart"/>
-            <w:r>
-              <w:rPr>
-                <w:sz w:val="24"/>
-                <w:szCs w:val="24"/>
-              </w:rPr>
-              <w:t>tr</w:t>
-            </w:r>
-            <w:proofErr w:type="spellEnd"/>
-            <w:r>
-              <w:rPr>
-                <w:sz w:val="24"/>
-                <w:szCs w:val="24"/>
-              </w:rPr>
-              <w:t xml:space="preserve"> </w:t>
-            </w:r>
-            <w:proofErr w:type="spellStart"/>
-            <w:r>
-              <w:rPr>
-                <w:sz w:val="24"/>
-                <w:szCs w:val="24"/>
-              </w:rPr>
-              <w:t>endfor</w:t>
-            </w:r>
-            <w:proofErr w:type="spellEnd"/>
-            <w:r>
-              <w:rPr>
-                <w:sz w:val="24"/>
-                <w:szCs w:val="24"/>
-              </w:rPr>
-              <w:t xml:space="preserve"> %}</w:t>
+              <w:t>{%tr for техника in сельхоз %}</w:t>
             </w:r>
           </w:p>
         </w:tc>
@@ -8190,31 +6648,38 @@
           <w:tcPr>
             <w:tcW w:w="510" w:type="dxa"/>
             <w:tcBorders>
-              <w:bottom w:val="single" w:sz="4" w:space="0" w:color="auto"/>
-            </w:tcBorders>
-          </w:tcPr>
-          <w:p>
-            <w:pPr>
-              <w:keepNext/>
-              <w:jc w:val="center"/>
-              <w:rPr>
-                <w:sz w:val="24"/>
-                <w:szCs w:val="24"/>
-              </w:rPr>
-            </w:pPr>
+              <w:top w:val="single" w:sz="4" w:space="0" w:color="auto"/>
+              <w:bottom w:val="single" w:sz="4" w:space="0" w:color="auto"/>
+            </w:tcBorders>
+          </w:tcPr>
+          <w:p>
+            <w:pPr>
+              <w:jc w:val="center"/>
+              <w:rPr>
+                <w:sz w:val="24"/>
+                <w:szCs w:val="24"/>
+              </w:rPr>
+            </w:pPr>
+            <w:r>
+              <w:rPr>
+                <w:sz w:val="24"/>
+                <w:szCs w:val="24"/>
+              </w:rPr>
+              <w:t>{% vm %}2.4</w:t>
+            </w:r>
           </w:p>
         </w:tc>
         <w:tc>
           <w:tcPr>
             <w:tcW w:w="2381" w:type="dxa"/>
             <w:tcBorders>
-              <w:bottom w:val="single" w:sz="4" w:space="0" w:color="auto"/>
-            </w:tcBorders>
-            <w:vAlign w:val="bottom"/>
-          </w:tcPr>
-          <w:p>
-            <w:pPr>
-              <w:keepNext/>
+              <w:top w:val="single" w:sz="4" w:space="0" w:color="auto"/>
+              <w:bottom w:val="single" w:sz="4" w:space="0" w:color="auto"/>
+            </w:tcBorders>
+          </w:tcPr>
+          <w:p>
+            <w:pPr>
+              <w:spacing w:line="256" w:lineRule="auto"/>
               <w:ind w:left="57"/>
               <w:rPr>
                 <w:sz w:val="24"/>
@@ -8226,165 +6691,170 @@
                 <w:sz w:val="24"/>
                 <w:szCs w:val="24"/>
               </w:rPr>
-              <w:t>{%</w:t>
-            </w:r>
-            <w:proofErr w:type="spellStart"/>
-            <w:r>
-              <w:rPr>
-                <w:sz w:val="24"/>
-                <w:szCs w:val="24"/>
-              </w:rPr>
-              <w:t>tr</w:t>
-            </w:r>
-            <w:proofErr w:type="spellEnd"/>
-            <w:r>
-              <w:rPr>
-                <w:sz w:val="24"/>
-                <w:szCs w:val="24"/>
-              </w:rPr>
-              <w:t xml:space="preserve"> </w:t>
-            </w:r>
-            <w:proofErr w:type="spellStart"/>
-            <w:r>
-              <w:rPr>
-                <w:sz w:val="24"/>
-                <w:szCs w:val="24"/>
-              </w:rPr>
-              <w:t>for</w:t>
-            </w:r>
-            <w:proofErr w:type="spellEnd"/>
-            <w:r>
-              <w:rPr>
-                <w:sz w:val="24"/>
-                <w:szCs w:val="24"/>
-              </w:rPr>
-              <w:t xml:space="preserve"> техника</w:t>
-            </w:r>
-            <w:r>
-              <w:rPr>
-                <w:sz w:val="24"/>
-                <w:szCs w:val="24"/>
-              </w:rPr>
-              <w:t xml:space="preserve"> </w:t>
-            </w:r>
-            <w:proofErr w:type="spellStart"/>
-            <w:r>
-              <w:rPr>
-                <w:sz w:val="24"/>
-                <w:szCs w:val="24"/>
-              </w:rPr>
-              <w:t>in</w:t>
-            </w:r>
-            <w:proofErr w:type="spellEnd"/>
-            <w:r>
-              <w:rPr>
-                <w:sz w:val="24"/>
-                <w:szCs w:val="24"/>
-              </w:rPr>
-              <w:t xml:space="preserve"> сельхоз</w:t>
-            </w:r>
-            <w:r>
-              <w:rPr>
-                <w:sz w:val="24"/>
-                <w:szCs w:val="24"/>
-              </w:rPr>
-              <w:t xml:space="preserve"> %}</w:t>
-            </w:r>
-          </w:p>
-        </w:tc>
-        <w:tc>
-          <w:tcPr>
-            <w:tcW w:w="1474" w:type="dxa"/>
-            <w:tcBorders>
-              <w:bottom w:val="single" w:sz="4" w:space="0" w:color="auto"/>
-            </w:tcBorders>
-            <w:vAlign w:val="center"/>
-          </w:tcPr>
-          <w:p>
-            <w:pPr>
-              <w:keepNext/>
-              <w:jc w:val="center"/>
-              <w:rPr>
-                <w:sz w:val="24"/>
-                <w:szCs w:val="24"/>
-              </w:rPr>
-            </w:pPr>
-          </w:p>
-        </w:tc>
-        <w:tc>
-          <w:tcPr>
-            <w:tcW w:w="1474" w:type="dxa"/>
-            <w:tcBorders>
-              <w:bottom w:val="single" w:sz="4" w:space="0" w:color="auto"/>
-            </w:tcBorders>
-            <w:vAlign w:val="center"/>
-          </w:tcPr>
-          <w:p>
-            <w:pPr>
-              <w:keepNext/>
-              <w:jc w:val="center"/>
-              <w:rPr>
-                <w:sz w:val="24"/>
-                <w:szCs w:val="24"/>
-              </w:rPr>
-            </w:pPr>
-          </w:p>
-        </w:tc>
-        <w:tc>
-          <w:tcPr>
-            <w:tcW w:w="1474" w:type="dxa"/>
-            <w:tcBorders>
-              <w:bottom w:val="single" w:sz="4" w:space="0" w:color="auto"/>
-            </w:tcBorders>
-            <w:vAlign w:val="center"/>
-          </w:tcPr>
-          <w:p>
-            <w:pPr>
-              <w:keepNext/>
-              <w:jc w:val="center"/>
-              <w:rPr>
-                <w:sz w:val="24"/>
-                <w:szCs w:val="24"/>
-              </w:rPr>
-            </w:pPr>
-          </w:p>
-        </w:tc>
-        <w:tc>
-          <w:tcPr>
-            <w:tcW w:w="1474" w:type="dxa"/>
-            <w:tcBorders>
-              <w:bottom w:val="single" w:sz="4" w:space="0" w:color="auto"/>
-            </w:tcBorders>
-            <w:vAlign w:val="center"/>
-          </w:tcPr>
-          <w:p>
-            <w:pPr>
-              <w:keepNext/>
-              <w:jc w:val="center"/>
-              <w:rPr>
-                <w:sz w:val="24"/>
-                <w:szCs w:val="24"/>
-              </w:rPr>
-            </w:pPr>
-          </w:p>
-        </w:tc>
-        <w:tc>
-          <w:tcPr>
-            <w:tcW w:w="1474" w:type="dxa"/>
-            <w:tcBorders>
-              <w:bottom w:val="single" w:sz="4" w:space="0" w:color="auto"/>
-            </w:tcBorders>
-            <w:vAlign w:val="center"/>
-          </w:tcPr>
-          <w:p>
-            <w:pPr>
-              <w:keepNext/>
-              <w:jc w:val="center"/>
-              <w:rPr>
-                <w:sz w:val="24"/>
-                <w:szCs w:val="24"/>
-              </w:rPr>
-            </w:pPr>
+              <w:t>{% vm %}Сельско</w:t>
+            </w:r>
+            <w:r>
+              <w:rPr>
+                <w:sz w:val="24"/>
+                <w:szCs w:val="24"/>
+              </w:rPr>
+              <w:softHyphen/>
+              <w:t>хозяйствен</w:t>
+            </w:r>
+            <w:r>
+              <w:rPr>
+                <w:sz w:val="24"/>
+                <w:szCs w:val="24"/>
+              </w:rPr>
+              <w:softHyphen/>
+              <w:t>ная техника:</w:t>
+            </w:r>
+          </w:p>
+          <w:p>
+            <w:pPr>
+              <w:ind w:left="57"/>
+              <w:rPr>
+                <w:sz w:val="24"/>
+                <w:szCs w:val="24"/>
+              </w:rPr>
+            </w:pPr>
+            <w:r>
+              <w:rPr>
+                <w:sz w:val="24"/>
+                <w:szCs w:val="24"/>
+              </w:rPr>
+              <w:t>{{техника.Число}}</w:t>
+            </w:r>
+          </w:p>
+        </w:tc>
+        <w:tc>
+          <w:tcPr>
+            <w:tcW w:w="1474" w:type="dxa"/>
+            <w:tcBorders>
+              <w:top w:val="single" w:sz="4" w:space="0" w:color="auto"/>
+              <w:bottom w:val="single" w:sz="4" w:space="0" w:color="auto"/>
+            </w:tcBorders>
+            <w:vAlign w:val="center"/>
+          </w:tcPr>
+          <w:p>
+            <w:pPr>
+              <w:jc w:val="center"/>
+              <w:rPr>
+                <w:sz w:val="24"/>
+                <w:szCs w:val="24"/>
+              </w:rPr>
+            </w:pPr>
+            <w:r>
+              <w:rPr>
+                <w:sz w:val="24"/>
+                <w:szCs w:val="24"/>
+              </w:rPr>
+              <w:t>{{ техника.Идентификационный_номер}}</w:t>
+            </w:r>
+          </w:p>
+        </w:tc>
+        <w:tc>
+          <w:tcPr>
+            <w:tcW w:w="1474" w:type="dxa"/>
+            <w:tcBorders>
+              <w:top w:val="single" w:sz="4" w:space="0" w:color="auto"/>
+              <w:bottom w:val="single" w:sz="4" w:space="0" w:color="auto"/>
+            </w:tcBorders>
+            <w:vAlign w:val="center"/>
+          </w:tcPr>
+          <w:p>
+            <w:pPr>
+              <w:jc w:val="center"/>
+              <w:rPr>
+                <w:sz w:val="24"/>
+                <w:szCs w:val="24"/>
+              </w:rPr>
+            </w:pPr>
+            <w:r>
+              <w:rPr>
+                <w:sz w:val="24"/>
+                <w:szCs w:val="24"/>
+              </w:rPr>
+              <w:t>{{ техника.Вид_собственности}}</w:t>
+            </w:r>
+          </w:p>
+        </w:tc>
+        <w:tc>
+          <w:tcPr>
+            <w:tcW w:w="1474" w:type="dxa"/>
+            <w:tcBorders>
+              <w:top w:val="single" w:sz="4" w:space="0" w:color="auto"/>
+              <w:bottom w:val="single" w:sz="4" w:space="0" w:color="auto"/>
+            </w:tcBorders>
+            <w:vAlign w:val="center"/>
+          </w:tcPr>
+          <w:p>
+            <w:pPr>
+              <w:jc w:val="center"/>
+              <w:rPr>
+                <w:sz w:val="24"/>
+                <w:szCs w:val="24"/>
+              </w:rPr>
+            </w:pPr>
+            <w:r>
+              <w:rPr>
+                <w:sz w:val="24"/>
+                <w:szCs w:val="24"/>
+              </w:rPr>
+              <w:t>{{ техника.Место_нахождения}}</w:t>
+            </w:r>
+          </w:p>
+        </w:tc>
+        <w:tc>
+          <w:tcPr>
+            <w:tcW w:w="1474" w:type="dxa"/>
+            <w:tcBorders>
+              <w:top w:val="single" w:sz="4" w:space="0" w:color="auto"/>
+              <w:bottom w:val="single" w:sz="4" w:space="0" w:color="auto"/>
+            </w:tcBorders>
+            <w:vAlign w:val="center"/>
+          </w:tcPr>
+          <w:p>
+            <w:pPr>
+              <w:jc w:val="center"/>
+              <w:rPr>
+                <w:sz w:val="24"/>
+                <w:szCs w:val="24"/>
+              </w:rPr>
+            </w:pPr>
+            <w:r>
+              <w:rPr>
+                <w:sz w:val="24"/>
+                <w:szCs w:val="24"/>
+              </w:rPr>
+              <w:t>{{ техника.Стоимость}}</w:t>
+            </w:r>
+          </w:p>
+        </w:tc>
+        <w:tc>
+          <w:tcPr>
+            <w:tcW w:w="1474" w:type="dxa"/>
+            <w:tcBorders>
+              <w:top w:val="single" w:sz="4" w:space="0" w:color="auto"/>
+              <w:bottom w:val="single" w:sz="4" w:space="0" w:color="auto"/>
+            </w:tcBorders>
+            <w:vAlign w:val="center"/>
+          </w:tcPr>
+          <w:p>
+            <w:pPr>
+              <w:jc w:val="center"/>
+              <w:rPr>
+                <w:sz w:val="24"/>
+                <w:szCs w:val="24"/>
+              </w:rPr>
+            </w:pPr>
+            <w:r>
+              <w:rPr>
+                <w:sz w:val="24"/>
+                <w:szCs w:val="24"/>
+              </w:rPr>
+              <w:t>{{ техника.Сведения_о_залоге}}</w:t>
+            </w:r>
           </w:p>
         </w:tc>
       </w:tr>
@@ -8405,13 +6875,6 @@
                 <w:szCs w:val="24"/>
               </w:rPr>
             </w:pPr>
-            <w:r>
-              <w:rPr>
-                <w:sz w:val="24"/>
-                <w:szCs w:val="24"/>
-              </w:rPr>
-              <w:t>2.4</w:t>
-            </w:r>
           </w:p>
         </w:tc>
         <w:tc>
@@ -8436,39 +6899,7 @@
                 <w:sz w:val="24"/>
                 <w:szCs w:val="24"/>
               </w:rPr>
-              <w:t>Сельско</w:t>
-            </w:r>
-            <w:r>
-              <w:rPr>
-                <w:sz w:val="24"/>
-                <w:szCs w:val="24"/>
-              </w:rPr>
-              <w:softHyphen/>
-              <w:t>хозяйствен</w:t>
-            </w:r>
-            <w:r>
-              <w:rPr>
-                <w:sz w:val="24"/>
-                <w:szCs w:val="24"/>
-              </w:rPr>
-              <w:softHyphen/>
-              <w:t>ная техника:</w:t>
-            </w:r>
-          </w:p>
-          <w:p>
-            <w:pPr>
-              <w:ind w:left="57"/>
-              <w:rPr>
-                <w:sz w:val="24"/>
-                <w:szCs w:val="24"/>
-              </w:rPr>
-            </w:pPr>
-            <w:r>
-              <w:rPr>
-                <w:sz w:val="24"/>
-                <w:szCs w:val="24"/>
-              </w:rPr>
-              <w:t>1)</w:t>
+              <w:t>{%tr endfor %}</w:t>
             </w:r>
           </w:p>
         </w:tc>
@@ -8489,45 +6920,6 @@
                 <w:szCs w:val="24"/>
               </w:rPr>
             </w:pPr>
-            <w:proofErr w:type="gramStart"/>
-            <w:r>
-              <w:rPr>
-                <w:sz w:val="24"/>
-                <w:szCs w:val="24"/>
-              </w:rPr>
-              <w:t>{{</w:t>
-            </w:r>
-            <w:r>
-              <w:rPr>
-                <w:sz w:val="24"/>
-                <w:szCs w:val="24"/>
-              </w:rPr>
-              <w:t xml:space="preserve"> </w:t>
-            </w:r>
-            <w:proofErr w:type="spellStart"/>
-            <w:r>
-              <w:rPr>
-                <w:sz w:val="24"/>
-                <w:szCs w:val="24"/>
-              </w:rPr>
-              <w:t>техника</w:t>
-            </w:r>
-            <w:proofErr w:type="gramEnd"/>
-            <w:r>
-              <w:rPr>
-                <w:sz w:val="24"/>
-                <w:szCs w:val="24"/>
-              </w:rPr>
-              <w:t>.Идентификационный_номер</w:t>
-            </w:r>
-            <w:proofErr w:type="spellEnd"/>
-            <w:r>
-              <w:rPr>
-                <w:sz w:val="24"/>
-                <w:szCs w:val="24"/>
-              </w:rPr>
-              <w:t>}}</w:t>
-            </w:r>
           </w:p>
         </w:tc>
         <w:tc>
@@ -8547,45 +6939,6 @@
                 <w:szCs w:val="24"/>
               </w:rPr>
             </w:pPr>
-            <w:proofErr w:type="gramStart"/>
-            <w:r>
-              <w:rPr>
-                <w:sz w:val="24"/>
-                <w:szCs w:val="24"/>
-              </w:rPr>
-              <w:t>{{</w:t>
-            </w:r>
-            <w:r>
-              <w:rPr>
-                <w:sz w:val="24"/>
-                <w:szCs w:val="24"/>
-              </w:rPr>
-              <w:t xml:space="preserve"> </w:t>
-            </w:r>
-            <w:proofErr w:type="spellStart"/>
-            <w:r>
-              <w:rPr>
-                <w:sz w:val="24"/>
-                <w:szCs w:val="24"/>
-              </w:rPr>
-              <w:t>техника</w:t>
-            </w:r>
-            <w:proofErr w:type="gramEnd"/>
-            <w:r>
-              <w:rPr>
-                <w:sz w:val="24"/>
-                <w:szCs w:val="24"/>
-              </w:rPr>
-              <w:t>.Вид_собственности</w:t>
-            </w:r>
-            <w:proofErr w:type="spellEnd"/>
-            <w:r>
-              <w:rPr>
-                <w:sz w:val="24"/>
-                <w:szCs w:val="24"/>
-              </w:rPr>
-              <w:t>}}</w:t>
-            </w:r>
           </w:p>
         </w:tc>
         <w:tc>
@@ -8605,45 +6958,6 @@
                 <w:szCs w:val="24"/>
               </w:rPr>
             </w:pPr>
-            <w:proofErr w:type="gramStart"/>
-            <w:r>
-              <w:rPr>
-                <w:sz w:val="24"/>
-                <w:szCs w:val="24"/>
-              </w:rPr>
-              <w:t>{{</w:t>
-            </w:r>
-            <w:r>
-              <w:rPr>
-                <w:sz w:val="24"/>
-                <w:szCs w:val="24"/>
-              </w:rPr>
-              <w:t xml:space="preserve"> </w:t>
-            </w:r>
-            <w:proofErr w:type="spellStart"/>
-            <w:r>
-              <w:rPr>
-                <w:sz w:val="24"/>
-                <w:szCs w:val="24"/>
-              </w:rPr>
-              <w:t>техника</w:t>
-            </w:r>
-            <w:proofErr w:type="gramEnd"/>
-            <w:r>
-              <w:rPr>
-                <w:sz w:val="24"/>
-                <w:szCs w:val="24"/>
-              </w:rPr>
-              <w:t>.Место_нахождения</w:t>
-            </w:r>
-            <w:proofErr w:type="spellEnd"/>
-            <w:r>
-              <w:rPr>
-                <w:sz w:val="24"/>
-                <w:szCs w:val="24"/>
-              </w:rPr>
-              <w:t>}}</w:t>
-            </w:r>
           </w:p>
         </w:tc>
         <w:tc>
@@ -8663,45 +6977,6 @@
                 <w:szCs w:val="24"/>
               </w:rPr>
             </w:pPr>
-            <w:proofErr w:type="gramStart"/>
-            <w:r>
-              <w:rPr>
-                <w:sz w:val="24"/>
-                <w:szCs w:val="24"/>
-              </w:rPr>
-              <w:t>{{</w:t>
-            </w:r>
-            <w:r>
-              <w:rPr>
-                <w:sz w:val="24"/>
-                <w:szCs w:val="24"/>
-              </w:rPr>
-              <w:t xml:space="preserve"> </w:t>
-            </w:r>
-            <w:proofErr w:type="spellStart"/>
-            <w:r>
-              <w:rPr>
-                <w:sz w:val="24"/>
-                <w:szCs w:val="24"/>
-              </w:rPr>
-              <w:t>техника</w:t>
-            </w:r>
-            <w:proofErr w:type="gramEnd"/>
-            <w:r>
-              <w:rPr>
-                <w:sz w:val="24"/>
-                <w:szCs w:val="24"/>
-              </w:rPr>
-              <w:t>.Стоимость</w:t>
-            </w:r>
-            <w:proofErr w:type="spellEnd"/>
-            <w:r>
-              <w:rPr>
-                <w:sz w:val="24"/>
-                <w:szCs w:val="24"/>
-              </w:rPr>
-              <w:t>}}</w:t>
-            </w:r>
           </w:p>
         </w:tc>
         <w:tc>
@@ -8721,45 +6996,6 @@
                 <w:szCs w:val="24"/>
               </w:rPr>
             </w:pPr>
-            <w:proofErr w:type="gramStart"/>
-            <w:r>
-              <w:rPr>
-                <w:sz w:val="24"/>
-                <w:szCs w:val="24"/>
-              </w:rPr>
-              <w:t>{{</w:t>
-            </w:r>
-            <w:r>
-              <w:rPr>
-                <w:sz w:val="24"/>
-                <w:szCs w:val="24"/>
-              </w:rPr>
-              <w:t xml:space="preserve"> </w:t>
-            </w:r>
-            <w:proofErr w:type="spellStart"/>
-            <w:r>
-              <w:rPr>
-                <w:sz w:val="24"/>
-                <w:szCs w:val="24"/>
-              </w:rPr>
-              <w:t>техника</w:t>
-            </w:r>
-            <w:proofErr w:type="gramEnd"/>
-            <w:r>
-              <w:rPr>
-                <w:sz w:val="24"/>
-                <w:szCs w:val="24"/>
-              </w:rPr>
-              <w:t>.Сведения_о_залоге</w:t>
-            </w:r>
-            <w:proofErr w:type="spellEnd"/>
-            <w:r>
-              <w:rPr>
-                <w:sz w:val="24"/>
-                <w:szCs w:val="24"/>
-              </w:rPr>
-              <w:t>}}</w:t>
-            </w:r>
           </w:p>
         </w:tc>
       </w:tr>
@@ -8804,39 +7040,7 @@
                 <w:sz w:val="24"/>
                 <w:szCs w:val="24"/>
               </w:rPr>
-              <w:t>{%</w:t>
-            </w:r>
-            <w:proofErr w:type="spellStart"/>
-            <w:r>
-              <w:rPr>
-                <w:sz w:val="24"/>
-                <w:szCs w:val="24"/>
-              </w:rPr>
-              <w:t>tr</w:t>
-            </w:r>
-            <w:proofErr w:type="spellEnd"/>
-            <w:r>
-              <w:rPr>
-                <w:sz w:val="24"/>
-                <w:szCs w:val="24"/>
-              </w:rPr>
-              <w:t xml:space="preserve"> </w:t>
-            </w:r>
-            <w:proofErr w:type="spellStart"/>
-            <w:r>
-              <w:rPr>
-                <w:sz w:val="24"/>
-                <w:szCs w:val="24"/>
-              </w:rPr>
-              <w:t>endfor</w:t>
-            </w:r>
-            <w:proofErr w:type="spellEnd"/>
-            <w:r>
-              <w:rPr>
-                <w:sz w:val="24"/>
-                <w:szCs w:val="24"/>
-              </w:rPr>
-              <w:t xml:space="preserve"> %}</w:t>
+              <w:t>{%tr for лодка in водный %}</w:t>
             </w:r>
           </w:p>
         </w:tc>
@@ -8941,31 +7145,36 @@
           <w:tcPr>
             <w:tcW w:w="510" w:type="dxa"/>
             <w:tcBorders>
-              <w:top w:val="single" w:sz="4" w:space="0" w:color="auto"/>
-              <w:bottom w:val="single" w:sz="4" w:space="0" w:color="auto"/>
-            </w:tcBorders>
-          </w:tcPr>
-          <w:p>
-            <w:pPr>
-              <w:jc w:val="center"/>
-              <w:rPr>
-                <w:sz w:val="24"/>
-                <w:szCs w:val="24"/>
-              </w:rPr>
-            </w:pPr>
+              <w:bottom w:val="single" w:sz="4" w:space="0" w:color="auto"/>
+            </w:tcBorders>
+          </w:tcPr>
+          <w:p>
+            <w:pPr>
+              <w:jc w:val="center"/>
+              <w:rPr>
+                <w:sz w:val="24"/>
+                <w:szCs w:val="24"/>
+              </w:rPr>
+            </w:pPr>
+            <w:r>
+              <w:rPr>
+                <w:sz w:val="24"/>
+                <w:szCs w:val="24"/>
+              </w:rPr>
+              <w:t>{% vm %}2.5</w:t>
+            </w:r>
           </w:p>
         </w:tc>
         <w:tc>
           <w:tcPr>
             <w:tcW w:w="2381" w:type="dxa"/>
             <w:tcBorders>
-              <w:top w:val="single" w:sz="4" w:space="0" w:color="auto"/>
-              <w:bottom w:val="single" w:sz="4" w:space="0" w:color="auto"/>
-            </w:tcBorders>
-            <w:vAlign w:val="bottom"/>
-          </w:tcPr>
-          <w:p>
-            <w:pPr>
+              <w:bottom w:val="single" w:sz="4" w:space="0" w:color="auto"/>
+            </w:tcBorders>
+          </w:tcPr>
+          <w:p>
+            <w:pPr>
+              <w:spacing w:line="256" w:lineRule="auto"/>
               <w:ind w:left="57"/>
               <w:rPr>
                 <w:sz w:val="24"/>
@@ -8977,165 +7186,149 @@
                 <w:sz w:val="24"/>
                 <w:szCs w:val="24"/>
               </w:rPr>
-              <w:t>{%</w:t>
-            </w:r>
-            <w:proofErr w:type="spellStart"/>
-            <w:r>
-              <w:rPr>
-                <w:sz w:val="24"/>
-                <w:szCs w:val="24"/>
-              </w:rPr>
-              <w:t>tr</w:t>
-            </w:r>
-            <w:proofErr w:type="spellEnd"/>
-            <w:r>
-              <w:rPr>
-                <w:sz w:val="24"/>
-                <w:szCs w:val="24"/>
-              </w:rPr>
-              <w:t xml:space="preserve"> </w:t>
-            </w:r>
-            <w:proofErr w:type="spellStart"/>
-            <w:r>
-              <w:rPr>
-                <w:sz w:val="24"/>
-                <w:szCs w:val="24"/>
-              </w:rPr>
-              <w:t>for</w:t>
-            </w:r>
-            <w:proofErr w:type="spellEnd"/>
-            <w:r>
-              <w:rPr>
-                <w:sz w:val="24"/>
-                <w:szCs w:val="24"/>
-              </w:rPr>
-              <w:t xml:space="preserve"> лодка</w:t>
-            </w:r>
-            <w:r>
-              <w:rPr>
-                <w:sz w:val="24"/>
-                <w:szCs w:val="24"/>
-              </w:rPr>
-              <w:t xml:space="preserve"> </w:t>
-            </w:r>
-            <w:proofErr w:type="spellStart"/>
-            <w:r>
-              <w:rPr>
-                <w:sz w:val="24"/>
-                <w:szCs w:val="24"/>
-              </w:rPr>
-              <w:t>in</w:t>
-            </w:r>
-            <w:proofErr w:type="spellEnd"/>
-            <w:r>
-              <w:rPr>
-                <w:sz w:val="24"/>
-                <w:szCs w:val="24"/>
-              </w:rPr>
-              <w:t xml:space="preserve"> водный</w:t>
-            </w:r>
-            <w:r>
-              <w:rPr>
-                <w:sz w:val="24"/>
-                <w:szCs w:val="24"/>
-              </w:rPr>
-              <w:t xml:space="preserve"> %}</w:t>
-            </w:r>
-          </w:p>
-        </w:tc>
-        <w:tc>
-          <w:tcPr>
-            <w:tcW w:w="1474" w:type="dxa"/>
-            <w:tcBorders>
-              <w:top w:val="single" w:sz="4" w:space="0" w:color="auto"/>
-              <w:bottom w:val="single" w:sz="4" w:space="0" w:color="auto"/>
-            </w:tcBorders>
-            <w:vAlign w:val="center"/>
-          </w:tcPr>
-          <w:p>
-            <w:pPr>
-              <w:jc w:val="center"/>
-              <w:rPr>
-                <w:sz w:val="24"/>
-                <w:szCs w:val="24"/>
-              </w:rPr>
-            </w:pPr>
-          </w:p>
-        </w:tc>
-        <w:tc>
-          <w:tcPr>
-            <w:tcW w:w="1474" w:type="dxa"/>
-            <w:tcBorders>
-              <w:top w:val="single" w:sz="4" w:space="0" w:color="auto"/>
-              <w:bottom w:val="single" w:sz="4" w:space="0" w:color="auto"/>
-            </w:tcBorders>
-            <w:vAlign w:val="center"/>
-          </w:tcPr>
-          <w:p>
-            <w:pPr>
-              <w:jc w:val="center"/>
-              <w:rPr>
-                <w:sz w:val="24"/>
-                <w:szCs w:val="24"/>
-              </w:rPr>
-            </w:pPr>
-          </w:p>
-        </w:tc>
-        <w:tc>
-          <w:tcPr>
-            <w:tcW w:w="1474" w:type="dxa"/>
-            <w:tcBorders>
-              <w:top w:val="single" w:sz="4" w:space="0" w:color="auto"/>
-              <w:bottom w:val="single" w:sz="4" w:space="0" w:color="auto"/>
-            </w:tcBorders>
-            <w:vAlign w:val="center"/>
-          </w:tcPr>
-          <w:p>
-            <w:pPr>
-              <w:jc w:val="center"/>
-              <w:rPr>
-                <w:sz w:val="24"/>
-                <w:szCs w:val="24"/>
-              </w:rPr>
-            </w:pPr>
-          </w:p>
-        </w:tc>
-        <w:tc>
-          <w:tcPr>
-            <w:tcW w:w="1474" w:type="dxa"/>
-            <w:tcBorders>
-              <w:top w:val="single" w:sz="4" w:space="0" w:color="auto"/>
-              <w:bottom w:val="single" w:sz="4" w:space="0" w:color="auto"/>
-            </w:tcBorders>
-            <w:vAlign w:val="center"/>
-          </w:tcPr>
-          <w:p>
-            <w:pPr>
-              <w:jc w:val="center"/>
-              <w:rPr>
-                <w:sz w:val="24"/>
-                <w:szCs w:val="24"/>
-              </w:rPr>
-            </w:pPr>
-          </w:p>
-        </w:tc>
-        <w:tc>
-          <w:tcPr>
-            <w:tcW w:w="1474" w:type="dxa"/>
-            <w:tcBorders>
-              <w:top w:val="single" w:sz="4" w:space="0" w:color="auto"/>
-              <w:bottom w:val="single" w:sz="4" w:space="0" w:color="auto"/>
-            </w:tcBorders>
-            <w:vAlign w:val="center"/>
-          </w:tcPr>
-          <w:p>
-            <w:pPr>
-              <w:jc w:val="center"/>
-              <w:rPr>
-                <w:sz w:val="24"/>
-                <w:szCs w:val="24"/>
-              </w:rPr>
-            </w:pPr>
+              <w:t>{% vm %}Водный транспорт:</w:t>
+            </w:r>
+          </w:p>
+          <w:p>
+            <w:pPr>
+              <w:ind w:left="57"/>
+              <w:rPr>
+                <w:sz w:val="24"/>
+                <w:szCs w:val="24"/>
+              </w:rPr>
+            </w:pPr>
+            <w:r>
+              <w:rPr>
+                <w:sz w:val="24"/>
+                <w:szCs w:val="24"/>
+              </w:rPr>
+              <w:t>{{лодка.Число}}</w:t>
+            </w:r>
+          </w:p>
+        </w:tc>
+        <w:tc>
+          <w:tcPr>
+            <w:tcW w:w="1474" w:type="dxa"/>
+            <w:tcBorders>
+              <w:bottom w:val="single" w:sz="4" w:space="0" w:color="auto"/>
+            </w:tcBorders>
+            <w:vAlign w:val="center"/>
+          </w:tcPr>
+          <w:p>
+            <w:pPr>
+              <w:jc w:val="center"/>
+              <w:rPr>
+                <w:sz w:val="24"/>
+                <w:szCs w:val="24"/>
+              </w:rPr>
+            </w:pPr>
+            <w:r>
+              <w:rPr>
+                <w:sz w:val="24"/>
+                <w:szCs w:val="24"/>
+              </w:rPr>
+              <w:t>{{ лодка.Идентификационный_номер}}</w:t>
+            </w:r>
+          </w:p>
+        </w:tc>
+        <w:tc>
+          <w:tcPr>
+            <w:tcW w:w="1474" w:type="dxa"/>
+            <w:tcBorders>
+              <w:bottom w:val="single" w:sz="4" w:space="0" w:color="auto"/>
+            </w:tcBorders>
+            <w:vAlign w:val="center"/>
+          </w:tcPr>
+          <w:p>
+            <w:pPr>
+              <w:jc w:val="center"/>
+              <w:rPr>
+                <w:sz w:val="24"/>
+                <w:szCs w:val="24"/>
+              </w:rPr>
+            </w:pPr>
+            <w:r>
+              <w:rPr>
+                <w:sz w:val="24"/>
+                <w:szCs w:val="24"/>
+              </w:rPr>
+              <w:t>{{ лодка.Вид_собственности}}</w:t>
+            </w:r>
+          </w:p>
+        </w:tc>
+        <w:tc>
+          <w:tcPr>
+            <w:tcW w:w="1474" w:type="dxa"/>
+            <w:tcBorders>
+              <w:bottom w:val="single" w:sz="4" w:space="0" w:color="auto"/>
+            </w:tcBorders>
+            <w:vAlign w:val="center"/>
+          </w:tcPr>
+          <w:p>
+            <w:pPr>
+              <w:jc w:val="center"/>
+              <w:rPr>
+                <w:sz w:val="24"/>
+                <w:szCs w:val="24"/>
+              </w:rPr>
+            </w:pPr>
+            <w:r>
+              <w:rPr>
+                <w:sz w:val="24"/>
+                <w:szCs w:val="24"/>
+              </w:rPr>
+              <w:t>{{ лодка.Место_нахождения}}</w:t>
+            </w:r>
+          </w:p>
+        </w:tc>
+        <w:tc>
+          <w:tcPr>
+            <w:tcW w:w="1474" w:type="dxa"/>
+            <w:tcBorders>
+              <w:bottom w:val="single" w:sz="4" w:space="0" w:color="auto"/>
+            </w:tcBorders>
+            <w:vAlign w:val="center"/>
+          </w:tcPr>
+          <w:p>
+            <w:pPr>
+              <w:jc w:val="center"/>
+              <w:rPr>
+                <w:sz w:val="24"/>
+                <w:szCs w:val="24"/>
+              </w:rPr>
+            </w:pPr>
+            <w:r>
+              <w:rPr>
+                <w:sz w:val="24"/>
+                <w:szCs w:val="24"/>
+              </w:rPr>
+              <w:t>{{ лодка.Стоимость}}</w:t>
+            </w:r>
+          </w:p>
+        </w:tc>
+        <w:tc>
+          <w:tcPr>
+            <w:tcW w:w="1474" w:type="dxa"/>
+            <w:tcBorders>
+              <w:bottom w:val="single" w:sz="4" w:space="0" w:color="auto"/>
+            </w:tcBorders>
+            <w:vAlign w:val="center"/>
+          </w:tcPr>
+          <w:p>
+            <w:pPr>
+              <w:jc w:val="center"/>
+              <w:rPr>
+                <w:sz w:val="24"/>
+                <w:szCs w:val="24"/>
+              </w:rPr>
+            </w:pPr>
+            <w:r>
+              <w:rPr>
+                <w:sz w:val="24"/>
+                <w:szCs w:val="24"/>
+              </w:rPr>
+              <w:t>{{ лодка.Сведения_о_залоге}}</w:t>
+            </w:r>
           </w:p>
         </w:tc>
       </w:tr>
@@ -9155,13 +7348,6 @@
                 <w:szCs w:val="24"/>
               </w:rPr>
             </w:pPr>
-            <w:r>
-              <w:rPr>
-                <w:sz w:val="24"/>
-                <w:szCs w:val="24"/>
-              </w:rPr>
-              <w:t>2.5</w:t>
-            </w:r>
           </w:p>
         </w:tc>
         <w:tc>
@@ -9185,309 +7371,98 @@
                 <w:sz w:val="24"/>
                 <w:szCs w:val="24"/>
               </w:rPr>
-              <w:t>Водный транспорт:</w:t>
-            </w:r>
-          </w:p>
-          <w:p>
-            <w:pPr>
-              <w:ind w:left="57"/>
-              <w:rPr>
-                <w:sz w:val="24"/>
-                <w:szCs w:val="24"/>
-              </w:rPr>
-            </w:pPr>
-            <w:r>
-              <w:rPr>
-                <w:sz w:val="24"/>
-                <w:szCs w:val="24"/>
-              </w:rPr>
-              <w:t>1)</w:t>
-            </w:r>
-          </w:p>
-        </w:tc>
-        <w:tc>
-          <w:tcPr>
-            <w:tcW w:w="1474" w:type="dxa"/>
-            <w:tcBorders>
-              <w:bottom w:val="single" w:sz="4" w:space="0" w:color="auto"/>
-            </w:tcBorders>
-            <w:vAlign w:val="center"/>
-          </w:tcPr>
-          <w:p>
-            <w:pPr>
-              <w:jc w:val="center"/>
-              <w:rPr>
-                <w:sz w:val="24"/>
-                <w:szCs w:val="24"/>
-              </w:rPr>
-            </w:pPr>
-            <w:proofErr w:type="gramStart"/>
-            <w:r>
-              <w:rPr>
-                <w:sz w:val="24"/>
-                <w:szCs w:val="24"/>
-              </w:rPr>
-              <w:t>{{</w:t>
-            </w:r>
-            <w:r>
-              <w:rPr>
-                <w:sz w:val="24"/>
-                <w:szCs w:val="24"/>
-              </w:rPr>
-              <w:t xml:space="preserve"> </w:t>
-            </w:r>
-            <w:proofErr w:type="spellStart"/>
-            <w:r>
-              <w:rPr>
-                <w:sz w:val="24"/>
-                <w:szCs w:val="24"/>
-              </w:rPr>
-              <w:t>лодка</w:t>
-            </w:r>
-            <w:proofErr w:type="gramEnd"/>
-            <w:r>
-              <w:rPr>
-                <w:sz w:val="24"/>
-                <w:szCs w:val="24"/>
-              </w:rPr>
-              <w:t>.Идентификационный_номер</w:t>
-            </w:r>
-            <w:proofErr w:type="spellEnd"/>
-            <w:r>
-              <w:rPr>
-                <w:sz w:val="24"/>
-                <w:szCs w:val="24"/>
-              </w:rPr>
-              <w:t>}}</w:t>
-            </w:r>
-          </w:p>
-        </w:tc>
-        <w:tc>
-          <w:tcPr>
-            <w:tcW w:w="1474" w:type="dxa"/>
-            <w:tcBorders>
-              <w:bottom w:val="single" w:sz="4" w:space="0" w:color="auto"/>
-            </w:tcBorders>
-            <w:vAlign w:val="center"/>
-          </w:tcPr>
-          <w:p>
-            <w:pPr>
-              <w:jc w:val="center"/>
-              <w:rPr>
-                <w:sz w:val="24"/>
-                <w:szCs w:val="24"/>
-              </w:rPr>
-            </w:pPr>
-            <w:proofErr w:type="gramStart"/>
-            <w:r>
-              <w:rPr>
-                <w:sz w:val="24"/>
-                <w:szCs w:val="24"/>
-              </w:rPr>
-              <w:t>{{</w:t>
-            </w:r>
-            <w:r>
-              <w:rPr>
-                <w:sz w:val="24"/>
-                <w:szCs w:val="24"/>
-              </w:rPr>
-              <w:t xml:space="preserve"> </w:t>
-            </w:r>
-            <w:proofErr w:type="spellStart"/>
-            <w:r>
-              <w:rPr>
-                <w:sz w:val="24"/>
-                <w:szCs w:val="24"/>
-              </w:rPr>
-              <w:t>лодка</w:t>
-            </w:r>
-            <w:proofErr w:type="gramEnd"/>
-            <w:r>
-              <w:rPr>
-                <w:sz w:val="24"/>
-                <w:szCs w:val="24"/>
-              </w:rPr>
-              <w:t>.Вид_собственности</w:t>
-            </w:r>
-            <w:proofErr w:type="spellEnd"/>
-            <w:r>
-              <w:rPr>
-                <w:sz w:val="24"/>
-                <w:szCs w:val="24"/>
-              </w:rPr>
-              <w:t>}}</w:t>
-            </w:r>
-          </w:p>
-        </w:tc>
-        <w:tc>
-          <w:tcPr>
-            <w:tcW w:w="1474" w:type="dxa"/>
-            <w:tcBorders>
-              <w:bottom w:val="single" w:sz="4" w:space="0" w:color="auto"/>
-            </w:tcBorders>
-            <w:vAlign w:val="center"/>
-          </w:tcPr>
-          <w:p>
-            <w:pPr>
-              <w:jc w:val="center"/>
-              <w:rPr>
-                <w:sz w:val="24"/>
-                <w:szCs w:val="24"/>
-              </w:rPr>
-            </w:pPr>
-            <w:proofErr w:type="gramStart"/>
-            <w:r>
-              <w:rPr>
-                <w:sz w:val="24"/>
-                <w:szCs w:val="24"/>
-              </w:rPr>
-              <w:t>{{</w:t>
-            </w:r>
-            <w:r>
-              <w:rPr>
-                <w:sz w:val="24"/>
-                <w:szCs w:val="24"/>
-              </w:rPr>
-              <w:t xml:space="preserve"> </w:t>
-            </w:r>
-            <w:proofErr w:type="spellStart"/>
-            <w:r>
-              <w:rPr>
-                <w:sz w:val="24"/>
-                <w:szCs w:val="24"/>
-              </w:rPr>
-              <w:t>лодка</w:t>
-            </w:r>
-            <w:proofErr w:type="gramEnd"/>
-            <w:r>
-              <w:rPr>
-                <w:sz w:val="24"/>
-                <w:szCs w:val="24"/>
-              </w:rPr>
-              <w:t>.Место_нахождения</w:t>
-            </w:r>
-            <w:proofErr w:type="spellEnd"/>
-            <w:r>
-              <w:rPr>
-                <w:sz w:val="24"/>
-                <w:szCs w:val="24"/>
-              </w:rPr>
-              <w:t>}}</w:t>
-            </w:r>
-          </w:p>
-        </w:tc>
-        <w:tc>
-          <w:tcPr>
-            <w:tcW w:w="1474" w:type="dxa"/>
-            <w:tcBorders>
-              <w:bottom w:val="single" w:sz="4" w:space="0" w:color="auto"/>
-            </w:tcBorders>
-            <w:vAlign w:val="center"/>
-          </w:tcPr>
-          <w:p>
-            <w:pPr>
-              <w:jc w:val="center"/>
-              <w:rPr>
-                <w:sz w:val="24"/>
-                <w:szCs w:val="24"/>
-              </w:rPr>
-            </w:pPr>
-            <w:proofErr w:type="gramStart"/>
-            <w:r>
-              <w:rPr>
-                <w:sz w:val="24"/>
-                <w:szCs w:val="24"/>
-              </w:rPr>
-              <w:t>{{</w:t>
-            </w:r>
-            <w:r>
-              <w:rPr>
-                <w:sz w:val="24"/>
-                <w:szCs w:val="24"/>
-              </w:rPr>
-              <w:t xml:space="preserve"> </w:t>
-            </w:r>
-            <w:proofErr w:type="spellStart"/>
-            <w:r>
-              <w:rPr>
-                <w:sz w:val="24"/>
-                <w:szCs w:val="24"/>
-              </w:rPr>
-              <w:t>лодка</w:t>
-            </w:r>
-            <w:proofErr w:type="gramEnd"/>
-            <w:r>
-              <w:rPr>
-                <w:sz w:val="24"/>
-                <w:szCs w:val="24"/>
-              </w:rPr>
-              <w:t>.Стоимость</w:t>
-            </w:r>
-            <w:proofErr w:type="spellEnd"/>
-            <w:r>
-              <w:rPr>
-                <w:sz w:val="24"/>
-                <w:szCs w:val="24"/>
-              </w:rPr>
-              <w:t>}}</w:t>
-            </w:r>
-          </w:p>
-        </w:tc>
-        <w:tc>
-          <w:tcPr>
-            <w:tcW w:w="1474" w:type="dxa"/>
-            <w:tcBorders>
-              <w:bottom w:val="single" w:sz="4" w:space="0" w:color="auto"/>
-            </w:tcBorders>
-            <w:vAlign w:val="center"/>
-          </w:tcPr>
-          <w:p>
-            <w:pPr>
-              <w:jc w:val="center"/>
-              <w:rPr>
-                <w:sz w:val="24"/>
-                <w:szCs w:val="24"/>
-              </w:rPr>
-            </w:pPr>
-            <w:proofErr w:type="gramStart"/>
-            <w:r>
-              <w:rPr>
-                <w:sz w:val="24"/>
-                <w:szCs w:val="24"/>
-              </w:rPr>
-              <w:t>{{</w:t>
-            </w:r>
-            <w:r>
-              <w:rPr>
-                <w:sz w:val="24"/>
-                <w:szCs w:val="24"/>
-              </w:rPr>
-              <w:t xml:space="preserve"> </w:t>
-            </w:r>
-            <w:proofErr w:type="spellStart"/>
-            <w:r>
-              <w:rPr>
-                <w:sz w:val="24"/>
-                <w:szCs w:val="24"/>
-              </w:rPr>
-              <w:t>лодка</w:t>
-            </w:r>
-            <w:proofErr w:type="gramEnd"/>
-            <w:r>
-              <w:rPr>
-                <w:sz w:val="24"/>
-                <w:szCs w:val="24"/>
-              </w:rPr>
-              <w:t>.Сведения_о_залоге</w:t>
-            </w:r>
-            <w:proofErr w:type="spellEnd"/>
-            <w:r>
-              <w:rPr>
-                <w:sz w:val="24"/>
-                <w:szCs w:val="24"/>
-              </w:rPr>
-              <w:t>}}</w:t>
-            </w:r>
+              <w:t>{%tr endfor %}</w:t>
+            </w:r>
+          </w:p>
+        </w:tc>
+        <w:tc>
+          <w:tcPr>
+            <w:tcW w:w="1474" w:type="dxa"/>
+            <w:tcBorders>
+              <w:bottom w:val="single" w:sz="4" w:space="0" w:color="auto"/>
+            </w:tcBorders>
+            <w:vAlign w:val="center"/>
+          </w:tcPr>
+          <w:p>
+            <w:pPr>
+              <w:jc w:val="center"/>
+              <w:rPr>
+                <w:sz w:val="24"/>
+                <w:szCs w:val="24"/>
+              </w:rPr>
+            </w:pPr>
+          </w:p>
+        </w:tc>
+        <w:tc>
+          <w:tcPr>
+            <w:tcW w:w="1474" w:type="dxa"/>
+            <w:tcBorders>
+              <w:bottom w:val="single" w:sz="4" w:space="0" w:color="auto"/>
+            </w:tcBorders>
+            <w:vAlign w:val="center"/>
+          </w:tcPr>
+          <w:p>
+            <w:pPr>
+              <w:jc w:val="center"/>
+              <w:rPr>
+                <w:sz w:val="24"/>
+                <w:szCs w:val="24"/>
+              </w:rPr>
+            </w:pPr>
+          </w:p>
+        </w:tc>
+        <w:tc>
+          <w:tcPr>
+            <w:tcW w:w="1474" w:type="dxa"/>
+            <w:tcBorders>
+              <w:bottom w:val="single" w:sz="4" w:space="0" w:color="auto"/>
+            </w:tcBorders>
+            <w:vAlign w:val="center"/>
+          </w:tcPr>
+          <w:p>
+            <w:pPr>
+              <w:jc w:val="center"/>
+              <w:rPr>
+                <w:sz w:val="24"/>
+                <w:szCs w:val="24"/>
+              </w:rPr>
+            </w:pPr>
+          </w:p>
+        </w:tc>
+        <w:tc>
+          <w:tcPr>
+            <w:tcW w:w="1474" w:type="dxa"/>
+            <w:tcBorders>
+              <w:bottom w:val="single" w:sz="4" w:space="0" w:color="auto"/>
+            </w:tcBorders>
+            <w:vAlign w:val="center"/>
+          </w:tcPr>
+          <w:p>
+            <w:pPr>
+              <w:jc w:val="center"/>
+              <w:rPr>
+                <w:sz w:val="24"/>
+                <w:szCs w:val="24"/>
+              </w:rPr>
+            </w:pPr>
+          </w:p>
+        </w:tc>
+        <w:tc>
+          <w:tcPr>
+            <w:tcW w:w="1474" w:type="dxa"/>
+            <w:tcBorders>
+              <w:bottom w:val="single" w:sz="4" w:space="0" w:color="auto"/>
+            </w:tcBorders>
+            <w:vAlign w:val="center"/>
+          </w:tcPr>
+          <w:p>
+            <w:pPr>
+              <w:jc w:val="center"/>
+              <w:rPr>
+                <w:sz w:val="24"/>
+                <w:szCs w:val="24"/>
+              </w:rPr>
+            </w:pPr>
           </w:p>
         </w:tc>
       </w:tr>
@@ -9530,39 +7505,7 @@
                 <w:sz w:val="24"/>
                 <w:szCs w:val="24"/>
               </w:rPr>
-              <w:t>{%</w:t>
-            </w:r>
-            <w:proofErr w:type="spellStart"/>
-            <w:r>
-              <w:rPr>
-                <w:sz w:val="24"/>
-                <w:szCs w:val="24"/>
-              </w:rPr>
-              <w:t>tr</w:t>
-            </w:r>
-            <w:proofErr w:type="spellEnd"/>
-            <w:r>
-              <w:rPr>
-                <w:sz w:val="24"/>
-                <w:szCs w:val="24"/>
-              </w:rPr>
-              <w:t xml:space="preserve"> </w:t>
-            </w:r>
-            <w:proofErr w:type="spellStart"/>
-            <w:r>
-              <w:rPr>
-                <w:sz w:val="24"/>
-                <w:szCs w:val="24"/>
-              </w:rPr>
-              <w:t>endfor</w:t>
-            </w:r>
-            <w:proofErr w:type="spellEnd"/>
-            <w:r>
-              <w:rPr>
-                <w:sz w:val="24"/>
-                <w:szCs w:val="24"/>
-              </w:rPr>
-              <w:t xml:space="preserve"> %}</w:t>
+              <w:t>{%tr for самолет in воздушный %}</w:t>
             </w:r>
           </w:p>
         </w:tc>
@@ -9673,6 +7616,13 @@
                 <w:szCs w:val="24"/>
               </w:rPr>
             </w:pPr>
+            <w:r>
+              <w:rPr>
+                <w:sz w:val="24"/>
+                <w:szCs w:val="24"/>
+              </w:rPr>
+              <w:t>{% vm %}2.6</w:t>
+            </w:r>
           </w:p>
         </w:tc>
         <w:tc>
@@ -9681,10 +7631,10 @@
             <w:tcBorders>
               <w:bottom w:val="single" w:sz="4" w:space="0" w:color="auto"/>
             </w:tcBorders>
-            <w:vAlign w:val="bottom"/>
-          </w:tcPr>
-          <w:p>
-            <w:pPr>
+          </w:tcPr>
+          <w:p>
+            <w:pPr>
+              <w:spacing w:line="256" w:lineRule="auto"/>
               <w:ind w:left="57"/>
               <w:rPr>
                 <w:sz w:val="24"/>
@@ -9696,160 +7646,149 @@
                 <w:sz w:val="24"/>
                 <w:szCs w:val="24"/>
               </w:rPr>
-              <w:t>{%</w:t>
-            </w:r>
-            <w:proofErr w:type="spellStart"/>
-            <w:r>
-              <w:rPr>
-                <w:sz w:val="24"/>
-                <w:szCs w:val="24"/>
-              </w:rPr>
-              <w:t>tr</w:t>
-            </w:r>
-            <w:proofErr w:type="spellEnd"/>
-            <w:r>
-              <w:rPr>
-                <w:sz w:val="24"/>
-                <w:szCs w:val="24"/>
-              </w:rPr>
-              <w:t xml:space="preserve"> </w:t>
-            </w:r>
-            <w:proofErr w:type="spellStart"/>
-            <w:r>
-              <w:rPr>
-                <w:sz w:val="24"/>
-                <w:szCs w:val="24"/>
-              </w:rPr>
-              <w:t>for</w:t>
-            </w:r>
-            <w:proofErr w:type="spellEnd"/>
-            <w:r>
-              <w:rPr>
-                <w:sz w:val="24"/>
-                <w:szCs w:val="24"/>
-              </w:rPr>
-              <w:t xml:space="preserve"> </w:t>
-            </w:r>
-            <w:r>
-              <w:rPr>
-                <w:sz w:val="24"/>
-                <w:szCs w:val="24"/>
-              </w:rPr>
-              <w:t xml:space="preserve">самолет </w:t>
-            </w:r>
-            <w:proofErr w:type="spellStart"/>
-            <w:r>
-              <w:rPr>
-                <w:sz w:val="24"/>
-                <w:szCs w:val="24"/>
-              </w:rPr>
-              <w:t>in</w:t>
-            </w:r>
-            <w:proofErr w:type="spellEnd"/>
-            <w:r>
-              <w:rPr>
-                <w:sz w:val="24"/>
-                <w:szCs w:val="24"/>
-              </w:rPr>
-              <w:t xml:space="preserve"> воздушный</w:t>
-            </w:r>
-            <w:r>
-              <w:rPr>
-                <w:sz w:val="24"/>
-                <w:szCs w:val="24"/>
-              </w:rPr>
-              <w:t xml:space="preserve"> %}</w:t>
-            </w:r>
-          </w:p>
-        </w:tc>
-        <w:tc>
-          <w:tcPr>
-            <w:tcW w:w="1474" w:type="dxa"/>
-            <w:tcBorders>
-              <w:bottom w:val="single" w:sz="4" w:space="0" w:color="auto"/>
-            </w:tcBorders>
-            <w:vAlign w:val="center"/>
-          </w:tcPr>
-          <w:p>
-            <w:pPr>
-              <w:jc w:val="center"/>
-              <w:rPr>
-                <w:sz w:val="24"/>
-                <w:szCs w:val="24"/>
-              </w:rPr>
-            </w:pPr>
-          </w:p>
-        </w:tc>
-        <w:tc>
-          <w:tcPr>
-            <w:tcW w:w="1474" w:type="dxa"/>
-            <w:tcBorders>
-              <w:bottom w:val="single" w:sz="4" w:space="0" w:color="auto"/>
-            </w:tcBorders>
-            <w:vAlign w:val="center"/>
-          </w:tcPr>
-          <w:p>
-            <w:pPr>
-              <w:jc w:val="center"/>
-              <w:rPr>
-                <w:sz w:val="24"/>
-                <w:szCs w:val="24"/>
-              </w:rPr>
-            </w:pPr>
-          </w:p>
-        </w:tc>
-        <w:tc>
-          <w:tcPr>
-            <w:tcW w:w="1474" w:type="dxa"/>
-            <w:tcBorders>
-              <w:bottom w:val="single" w:sz="4" w:space="0" w:color="auto"/>
-            </w:tcBorders>
-            <w:vAlign w:val="center"/>
-          </w:tcPr>
-          <w:p>
-            <w:pPr>
-              <w:jc w:val="center"/>
-              <w:rPr>
-                <w:sz w:val="24"/>
-                <w:szCs w:val="24"/>
-              </w:rPr>
-            </w:pPr>
-          </w:p>
-        </w:tc>
-        <w:tc>
-          <w:tcPr>
-            <w:tcW w:w="1474" w:type="dxa"/>
-            <w:tcBorders>
-              <w:bottom w:val="single" w:sz="4" w:space="0" w:color="auto"/>
-            </w:tcBorders>
-            <w:vAlign w:val="center"/>
-          </w:tcPr>
-          <w:p>
-            <w:pPr>
-              <w:jc w:val="center"/>
-              <w:rPr>
-                <w:sz w:val="24"/>
-                <w:szCs w:val="24"/>
-              </w:rPr>
-            </w:pPr>
-          </w:p>
-        </w:tc>
-        <w:tc>
-          <w:tcPr>
-            <w:tcW w:w="1474" w:type="dxa"/>
-            <w:tcBorders>
-              <w:bottom w:val="single" w:sz="4" w:space="0" w:color="auto"/>
-            </w:tcBorders>
-            <w:vAlign w:val="center"/>
-          </w:tcPr>
-          <w:p>
-            <w:pPr>
-              <w:jc w:val="center"/>
-              <w:rPr>
-                <w:sz w:val="24"/>
-                <w:szCs w:val="24"/>
-              </w:rPr>
-            </w:pPr>
+              <w:t>{% vm %}Воздушный транспорт</w:t>
+            </w:r>
+          </w:p>
+          <w:p>
+            <w:pPr>
+              <w:ind w:left="57"/>
+              <w:rPr>
+                <w:sz w:val="24"/>
+                <w:szCs w:val="24"/>
+              </w:rPr>
+            </w:pPr>
+            <w:r>
+              <w:rPr>
+                <w:sz w:val="24"/>
+                <w:szCs w:val="24"/>
+              </w:rPr>
+              <w:t>{{самолет.Число}}</w:t>
+            </w:r>
+          </w:p>
+        </w:tc>
+        <w:tc>
+          <w:tcPr>
+            <w:tcW w:w="1474" w:type="dxa"/>
+            <w:tcBorders>
+              <w:bottom w:val="single" w:sz="4" w:space="0" w:color="auto"/>
+            </w:tcBorders>
+            <w:vAlign w:val="center"/>
+          </w:tcPr>
+          <w:p>
+            <w:pPr>
+              <w:jc w:val="center"/>
+              <w:rPr>
+                <w:sz w:val="24"/>
+                <w:szCs w:val="24"/>
+              </w:rPr>
+            </w:pPr>
+            <w:r>
+              <w:rPr>
+                <w:sz w:val="24"/>
+                <w:szCs w:val="24"/>
+              </w:rPr>
+              <w:t>{{ самолет.Идентификационный_номер}}</w:t>
+            </w:r>
+          </w:p>
+        </w:tc>
+        <w:tc>
+          <w:tcPr>
+            <w:tcW w:w="1474" w:type="dxa"/>
+            <w:tcBorders>
+              <w:bottom w:val="single" w:sz="4" w:space="0" w:color="auto"/>
+            </w:tcBorders>
+            <w:vAlign w:val="center"/>
+          </w:tcPr>
+          <w:p>
+            <w:pPr>
+              <w:jc w:val="center"/>
+              <w:rPr>
+                <w:sz w:val="24"/>
+                <w:szCs w:val="24"/>
+              </w:rPr>
+            </w:pPr>
+            <w:r>
+              <w:rPr>
+                <w:sz w:val="24"/>
+                <w:szCs w:val="24"/>
+              </w:rPr>
+              <w:t>{{ самолет.Вид_собственности}}</w:t>
+            </w:r>
+          </w:p>
+        </w:tc>
+        <w:tc>
+          <w:tcPr>
+            <w:tcW w:w="1474" w:type="dxa"/>
+            <w:tcBorders>
+              <w:bottom w:val="single" w:sz="4" w:space="0" w:color="auto"/>
+            </w:tcBorders>
+            <w:vAlign w:val="center"/>
+          </w:tcPr>
+          <w:p>
+            <w:pPr>
+              <w:jc w:val="center"/>
+              <w:rPr>
+                <w:sz w:val="24"/>
+                <w:szCs w:val="24"/>
+              </w:rPr>
+            </w:pPr>
+            <w:r>
+              <w:rPr>
+                <w:sz w:val="24"/>
+                <w:szCs w:val="24"/>
+              </w:rPr>
+              <w:t>{{ самолет.Место_нахождения}}</w:t>
+            </w:r>
+          </w:p>
+        </w:tc>
+        <w:tc>
+          <w:tcPr>
+            <w:tcW w:w="1474" w:type="dxa"/>
+            <w:tcBorders>
+              <w:bottom w:val="single" w:sz="4" w:space="0" w:color="auto"/>
+            </w:tcBorders>
+            <w:vAlign w:val="center"/>
+          </w:tcPr>
+          <w:p>
+            <w:pPr>
+              <w:jc w:val="center"/>
+              <w:rPr>
+                <w:sz w:val="24"/>
+                <w:szCs w:val="24"/>
+              </w:rPr>
+            </w:pPr>
+            <w:r>
+              <w:rPr>
+                <w:sz w:val="24"/>
+                <w:szCs w:val="24"/>
+              </w:rPr>
+              <w:t>{{ самолет.Стоимость}}</w:t>
+            </w:r>
+          </w:p>
+        </w:tc>
+        <w:tc>
+          <w:tcPr>
+            <w:tcW w:w="1474" w:type="dxa"/>
+            <w:tcBorders>
+              <w:bottom w:val="single" w:sz="4" w:space="0" w:color="auto"/>
+            </w:tcBorders>
+            <w:vAlign w:val="center"/>
+          </w:tcPr>
+          <w:p>
+            <w:pPr>
+              <w:jc w:val="center"/>
+              <w:rPr>
+                <w:sz w:val="24"/>
+                <w:szCs w:val="24"/>
+              </w:rPr>
+            </w:pPr>
+            <w:r>
+              <w:rPr>
+                <w:sz w:val="24"/>
+                <w:szCs w:val="24"/>
+              </w:rPr>
+              <w:t>{{ самолет.Сведения_о_залоге}}</w:t>
+            </w:r>
           </w:p>
         </w:tc>
       </w:tr>
@@ -9869,13 +7808,6 @@
                 <w:szCs w:val="24"/>
               </w:rPr>
             </w:pPr>
-            <w:r>
-              <w:rPr>
-                <w:sz w:val="24"/>
-                <w:szCs w:val="24"/>
-              </w:rPr>
-              <w:t>2.6</w:t>
-            </w:r>
           </w:p>
         </w:tc>
         <w:tc>
@@ -9899,309 +7831,98 @@
                 <w:sz w:val="24"/>
                 <w:szCs w:val="24"/>
               </w:rPr>
-              <w:t>Воздушный транспорт</w:t>
-            </w:r>
-          </w:p>
-          <w:p>
-            <w:pPr>
-              <w:ind w:left="57"/>
-              <w:rPr>
-                <w:sz w:val="24"/>
-                <w:szCs w:val="24"/>
-              </w:rPr>
-            </w:pPr>
-            <w:r>
-              <w:rPr>
-                <w:sz w:val="24"/>
-                <w:szCs w:val="24"/>
-              </w:rPr>
-              <w:t>1)</w:t>
-            </w:r>
-          </w:p>
-        </w:tc>
-        <w:tc>
-          <w:tcPr>
-            <w:tcW w:w="1474" w:type="dxa"/>
-            <w:tcBorders>
-              <w:bottom w:val="single" w:sz="4" w:space="0" w:color="auto"/>
-            </w:tcBorders>
-            <w:vAlign w:val="center"/>
-          </w:tcPr>
-          <w:p>
-            <w:pPr>
-              <w:jc w:val="center"/>
-              <w:rPr>
-                <w:sz w:val="24"/>
-                <w:szCs w:val="24"/>
-              </w:rPr>
-            </w:pPr>
-            <w:proofErr w:type="gramStart"/>
-            <w:r>
-              <w:rPr>
-                <w:sz w:val="24"/>
-                <w:szCs w:val="24"/>
-              </w:rPr>
-              <w:t>{{</w:t>
-            </w:r>
-            <w:r>
-              <w:rPr>
-                <w:sz w:val="24"/>
-                <w:szCs w:val="24"/>
-              </w:rPr>
-              <w:t xml:space="preserve"> </w:t>
-            </w:r>
-            <w:proofErr w:type="spellStart"/>
-            <w:r>
-              <w:rPr>
-                <w:sz w:val="24"/>
-                <w:szCs w:val="24"/>
-              </w:rPr>
-              <w:t>самолет</w:t>
-            </w:r>
-            <w:proofErr w:type="gramEnd"/>
-            <w:r>
-              <w:rPr>
-                <w:sz w:val="24"/>
-                <w:szCs w:val="24"/>
-              </w:rPr>
-              <w:t>.Идентификационный_номер</w:t>
-            </w:r>
-            <w:proofErr w:type="spellEnd"/>
-            <w:r>
-              <w:rPr>
-                <w:sz w:val="24"/>
-                <w:szCs w:val="24"/>
-              </w:rPr>
-              <w:t>}}</w:t>
-            </w:r>
-          </w:p>
-        </w:tc>
-        <w:tc>
-          <w:tcPr>
-            <w:tcW w:w="1474" w:type="dxa"/>
-            <w:tcBorders>
-              <w:bottom w:val="single" w:sz="4" w:space="0" w:color="auto"/>
-            </w:tcBorders>
-            <w:vAlign w:val="center"/>
-          </w:tcPr>
-          <w:p>
-            <w:pPr>
-              <w:jc w:val="center"/>
-              <w:rPr>
-                <w:sz w:val="24"/>
-                <w:szCs w:val="24"/>
-              </w:rPr>
-            </w:pPr>
-            <w:proofErr w:type="gramStart"/>
-            <w:r>
-              <w:rPr>
-                <w:sz w:val="24"/>
-                <w:szCs w:val="24"/>
-              </w:rPr>
-              <w:t>{{</w:t>
-            </w:r>
-            <w:r>
-              <w:rPr>
-                <w:sz w:val="24"/>
-                <w:szCs w:val="24"/>
-              </w:rPr>
-              <w:t xml:space="preserve"> </w:t>
-            </w:r>
-            <w:proofErr w:type="spellStart"/>
-            <w:r>
-              <w:rPr>
-                <w:sz w:val="24"/>
-                <w:szCs w:val="24"/>
-              </w:rPr>
-              <w:t>самолет</w:t>
-            </w:r>
-            <w:proofErr w:type="gramEnd"/>
-            <w:r>
-              <w:rPr>
-                <w:sz w:val="24"/>
-                <w:szCs w:val="24"/>
-              </w:rPr>
-              <w:t>.Вид_собственности</w:t>
-            </w:r>
-            <w:proofErr w:type="spellEnd"/>
-            <w:r>
-              <w:rPr>
-                <w:sz w:val="24"/>
-                <w:szCs w:val="24"/>
-              </w:rPr>
-              <w:t>}}</w:t>
-            </w:r>
-          </w:p>
-        </w:tc>
-        <w:tc>
-          <w:tcPr>
-            <w:tcW w:w="1474" w:type="dxa"/>
-            <w:tcBorders>
-              <w:bottom w:val="single" w:sz="4" w:space="0" w:color="auto"/>
-            </w:tcBorders>
-            <w:vAlign w:val="center"/>
-          </w:tcPr>
-          <w:p>
-            <w:pPr>
-              <w:jc w:val="center"/>
-              <w:rPr>
-                <w:sz w:val="24"/>
-                <w:szCs w:val="24"/>
-              </w:rPr>
-            </w:pPr>
-            <w:proofErr w:type="gramStart"/>
-            <w:r>
-              <w:rPr>
-                <w:sz w:val="24"/>
-                <w:szCs w:val="24"/>
-              </w:rPr>
-              <w:t>{{</w:t>
-            </w:r>
-            <w:r>
-              <w:rPr>
-                <w:sz w:val="24"/>
-                <w:szCs w:val="24"/>
-              </w:rPr>
-              <w:t xml:space="preserve"> </w:t>
-            </w:r>
-            <w:proofErr w:type="spellStart"/>
-            <w:r>
-              <w:rPr>
-                <w:sz w:val="24"/>
-                <w:szCs w:val="24"/>
-              </w:rPr>
-              <w:t>самолет</w:t>
-            </w:r>
-            <w:proofErr w:type="gramEnd"/>
-            <w:r>
-              <w:rPr>
-                <w:sz w:val="24"/>
-                <w:szCs w:val="24"/>
-              </w:rPr>
-              <w:t>.Место_нахождения</w:t>
-            </w:r>
-            <w:proofErr w:type="spellEnd"/>
-            <w:r>
-              <w:rPr>
-                <w:sz w:val="24"/>
-                <w:szCs w:val="24"/>
-              </w:rPr>
-              <w:t>}}</w:t>
-            </w:r>
-          </w:p>
-        </w:tc>
-        <w:tc>
-          <w:tcPr>
-            <w:tcW w:w="1474" w:type="dxa"/>
-            <w:tcBorders>
-              <w:bottom w:val="single" w:sz="4" w:space="0" w:color="auto"/>
-            </w:tcBorders>
-            <w:vAlign w:val="center"/>
-          </w:tcPr>
-          <w:p>
-            <w:pPr>
-              <w:jc w:val="center"/>
-              <w:rPr>
-                <w:sz w:val="24"/>
-                <w:szCs w:val="24"/>
-              </w:rPr>
-            </w:pPr>
-            <w:proofErr w:type="gramStart"/>
-            <w:r>
-              <w:rPr>
-                <w:sz w:val="24"/>
-                <w:szCs w:val="24"/>
-              </w:rPr>
-              <w:t>{{</w:t>
-            </w:r>
-            <w:r>
-              <w:rPr>
-                <w:sz w:val="24"/>
-                <w:szCs w:val="24"/>
-              </w:rPr>
-              <w:t xml:space="preserve"> </w:t>
-            </w:r>
-            <w:proofErr w:type="spellStart"/>
-            <w:r>
-              <w:rPr>
-                <w:sz w:val="24"/>
-                <w:szCs w:val="24"/>
-              </w:rPr>
-              <w:t>самолет</w:t>
-            </w:r>
-            <w:proofErr w:type="gramEnd"/>
-            <w:r>
-              <w:rPr>
-                <w:sz w:val="24"/>
-                <w:szCs w:val="24"/>
-              </w:rPr>
-              <w:t>.Стоимость</w:t>
-            </w:r>
-            <w:proofErr w:type="spellEnd"/>
-            <w:r>
-              <w:rPr>
-                <w:sz w:val="24"/>
-                <w:szCs w:val="24"/>
-              </w:rPr>
-              <w:t>}}</w:t>
-            </w:r>
-          </w:p>
-        </w:tc>
-        <w:tc>
-          <w:tcPr>
-            <w:tcW w:w="1474" w:type="dxa"/>
-            <w:tcBorders>
-              <w:bottom w:val="single" w:sz="4" w:space="0" w:color="auto"/>
-            </w:tcBorders>
-            <w:vAlign w:val="center"/>
-          </w:tcPr>
-          <w:p>
-            <w:pPr>
-              <w:jc w:val="center"/>
-              <w:rPr>
-                <w:sz w:val="24"/>
-                <w:szCs w:val="24"/>
-              </w:rPr>
-            </w:pPr>
-            <w:proofErr w:type="gramStart"/>
-            <w:r>
-              <w:rPr>
-                <w:sz w:val="24"/>
-                <w:szCs w:val="24"/>
-              </w:rPr>
-              <w:t>{{</w:t>
-            </w:r>
-            <w:r>
-              <w:rPr>
-                <w:sz w:val="24"/>
-                <w:szCs w:val="24"/>
-              </w:rPr>
-              <w:t xml:space="preserve"> </w:t>
-            </w:r>
-            <w:proofErr w:type="spellStart"/>
-            <w:r>
-              <w:rPr>
-                <w:sz w:val="24"/>
-                <w:szCs w:val="24"/>
-              </w:rPr>
-              <w:t>самолет</w:t>
-            </w:r>
-            <w:proofErr w:type="gramEnd"/>
-            <w:r>
-              <w:rPr>
-                <w:sz w:val="24"/>
-                <w:szCs w:val="24"/>
-              </w:rPr>
-              <w:t>.Сведения_о_залоге</w:t>
-            </w:r>
-            <w:proofErr w:type="spellEnd"/>
-            <w:r>
-              <w:rPr>
-                <w:sz w:val="24"/>
-                <w:szCs w:val="24"/>
-              </w:rPr>
-              <w:t>}}</w:t>
-            </w:r>
+              <w:t>{%tr endfor %}</w:t>
+            </w:r>
+          </w:p>
+        </w:tc>
+        <w:tc>
+          <w:tcPr>
+            <w:tcW w:w="1474" w:type="dxa"/>
+            <w:tcBorders>
+              <w:bottom w:val="single" w:sz="4" w:space="0" w:color="auto"/>
+            </w:tcBorders>
+            <w:vAlign w:val="center"/>
+          </w:tcPr>
+          <w:p>
+            <w:pPr>
+              <w:jc w:val="center"/>
+              <w:rPr>
+                <w:sz w:val="24"/>
+                <w:szCs w:val="24"/>
+              </w:rPr>
+            </w:pPr>
+          </w:p>
+        </w:tc>
+        <w:tc>
+          <w:tcPr>
+            <w:tcW w:w="1474" w:type="dxa"/>
+            <w:tcBorders>
+              <w:bottom w:val="single" w:sz="4" w:space="0" w:color="auto"/>
+            </w:tcBorders>
+            <w:vAlign w:val="center"/>
+          </w:tcPr>
+          <w:p>
+            <w:pPr>
+              <w:jc w:val="center"/>
+              <w:rPr>
+                <w:sz w:val="24"/>
+                <w:szCs w:val="24"/>
+              </w:rPr>
+            </w:pPr>
+          </w:p>
+        </w:tc>
+        <w:tc>
+          <w:tcPr>
+            <w:tcW w:w="1474" w:type="dxa"/>
+            <w:tcBorders>
+              <w:bottom w:val="single" w:sz="4" w:space="0" w:color="auto"/>
+            </w:tcBorders>
+            <w:vAlign w:val="center"/>
+          </w:tcPr>
+          <w:p>
+            <w:pPr>
+              <w:jc w:val="center"/>
+              <w:rPr>
+                <w:sz w:val="24"/>
+                <w:szCs w:val="24"/>
+              </w:rPr>
+            </w:pPr>
+          </w:p>
+        </w:tc>
+        <w:tc>
+          <w:tcPr>
+            <w:tcW w:w="1474" w:type="dxa"/>
+            <w:tcBorders>
+              <w:bottom w:val="single" w:sz="4" w:space="0" w:color="auto"/>
+            </w:tcBorders>
+            <w:vAlign w:val="center"/>
+          </w:tcPr>
+          <w:p>
+            <w:pPr>
+              <w:jc w:val="center"/>
+              <w:rPr>
+                <w:sz w:val="24"/>
+                <w:szCs w:val="24"/>
+              </w:rPr>
+            </w:pPr>
+          </w:p>
+        </w:tc>
+        <w:tc>
+          <w:tcPr>
+            <w:tcW w:w="1474" w:type="dxa"/>
+            <w:tcBorders>
+              <w:bottom w:val="single" w:sz="4" w:space="0" w:color="auto"/>
+            </w:tcBorders>
+            <w:vAlign w:val="center"/>
+          </w:tcPr>
+          <w:p>
+            <w:pPr>
+              <w:jc w:val="center"/>
+              <w:rPr>
+                <w:sz w:val="24"/>
+                <w:szCs w:val="24"/>
+              </w:rPr>
+            </w:pPr>
           </w:p>
         </w:tc>
       </w:tr>
@@ -10237,44 +7958,44 @@
               <w:rPr>
                 <w:sz w:val="24"/>
                 <w:szCs w:val="24"/>
-              </w:rPr>
-            </w:pPr>
-            <w:r>
-              <w:rPr>
-                <w:sz w:val="24"/>
-                <w:szCs w:val="24"/>
-              </w:rPr>
-              <w:t>{%</w:t>
-            </w:r>
-            <w:proofErr w:type="spellStart"/>
-            <w:r>
-              <w:rPr>
-                <w:sz w:val="24"/>
-                <w:szCs w:val="24"/>
-              </w:rPr>
-              <w:t>tr</w:t>
-            </w:r>
-            <w:proofErr w:type="spellEnd"/>
-            <w:r>
-              <w:rPr>
-                <w:sz w:val="24"/>
-                <w:szCs w:val="24"/>
-              </w:rPr>
-              <w:t xml:space="preserve"> </w:t>
-            </w:r>
-            <w:proofErr w:type="spellStart"/>
-            <w:r>
-              <w:rPr>
-                <w:sz w:val="24"/>
-                <w:szCs w:val="24"/>
-              </w:rPr>
-              <w:t>endfor</w:t>
-            </w:r>
-            <w:proofErr w:type="spellEnd"/>
-            <w:r>
-              <w:rPr>
-                <w:sz w:val="24"/>
-                <w:szCs w:val="24"/>
+                <w:lang w:val="en-US"/>
+              </w:rPr>
+            </w:pPr>
+            <w:r>
+              <w:rPr>
+                <w:sz w:val="24"/>
+                <w:szCs w:val="24"/>
+                <w:lang w:val="en-US"/>
+              </w:rPr>
+              <w:t xml:space="preserve">{%tr for </w:t>
+            </w:r>
+            <w:r>
+              <w:rPr>
+                <w:sz w:val="24"/>
+                <w:szCs w:val="24"/>
+              </w:rPr>
+              <w:t>другое</w:t>
+            </w:r>
+            <w:r>
+              <w:rPr>
+                <w:sz w:val="24"/>
+                <w:szCs w:val="24"/>
+                <w:lang w:val="en-US"/>
+              </w:rPr>
+              <w:t xml:space="preserve"> in </w:t>
+            </w:r>
+            <w:r>
+              <w:rPr>
+                <w:sz w:val="24"/>
+                <w:szCs w:val="24"/>
+              </w:rPr>
+              <w:t>иное</w:t>
+            </w:r>
+            <w:r>
+              <w:rPr>
+                <w:sz w:val="24"/>
+                <w:szCs w:val="24"/>
+                <w:lang w:val="en-US"/>
               </w:rPr>
               <w:t xml:space="preserve"> %}</w:t>
             </w:r>
@@ -10294,78 +8015,83 @@
               <w:rPr>
                 <w:sz w:val="24"/>
                 <w:szCs w:val="24"/>
-              </w:rPr>
-            </w:pPr>
-          </w:p>
-        </w:tc>
-        <w:tc>
-          <w:tcPr>
-            <w:tcW w:w="1474" w:type="dxa"/>
-            <w:tcBorders>
-              <w:bottom w:val="single" w:sz="4" w:space="0" w:color="auto"/>
-            </w:tcBorders>
-            <w:vAlign w:val="center"/>
-          </w:tcPr>
-          <w:p>
-            <w:pPr>
-              <w:jc w:val="center"/>
-              <w:rPr>
-                <w:sz w:val="24"/>
-                <w:szCs w:val="24"/>
-              </w:rPr>
-            </w:pPr>
-          </w:p>
-        </w:tc>
-        <w:tc>
-          <w:tcPr>
-            <w:tcW w:w="1474" w:type="dxa"/>
-            <w:tcBorders>
-              <w:bottom w:val="single" w:sz="4" w:space="0" w:color="auto"/>
-            </w:tcBorders>
-            <w:vAlign w:val="center"/>
-          </w:tcPr>
-          <w:p>
-            <w:pPr>
-              <w:jc w:val="center"/>
-              <w:rPr>
-                <w:sz w:val="24"/>
-                <w:szCs w:val="24"/>
-              </w:rPr>
-            </w:pPr>
-          </w:p>
-        </w:tc>
-        <w:tc>
-          <w:tcPr>
-            <w:tcW w:w="1474" w:type="dxa"/>
-            <w:tcBorders>
-              <w:bottom w:val="single" w:sz="4" w:space="0" w:color="auto"/>
-            </w:tcBorders>
-            <w:vAlign w:val="center"/>
-          </w:tcPr>
-          <w:p>
-            <w:pPr>
-              <w:jc w:val="center"/>
-              <w:rPr>
-                <w:sz w:val="24"/>
-                <w:szCs w:val="24"/>
-              </w:rPr>
-            </w:pPr>
-          </w:p>
-        </w:tc>
-        <w:tc>
-          <w:tcPr>
-            <w:tcW w:w="1474" w:type="dxa"/>
-            <w:tcBorders>
-              <w:bottom w:val="single" w:sz="4" w:space="0" w:color="auto"/>
-            </w:tcBorders>
-            <w:vAlign w:val="center"/>
-          </w:tcPr>
-          <w:p>
-            <w:pPr>
-              <w:jc w:val="center"/>
-              <w:rPr>
-                <w:sz w:val="24"/>
-                <w:szCs w:val="24"/>
+                <w:lang w:val="en-US"/>
+              </w:rPr>
+            </w:pPr>
+          </w:p>
+        </w:tc>
+        <w:tc>
+          <w:tcPr>
+            <w:tcW w:w="1474" w:type="dxa"/>
+            <w:tcBorders>
+              <w:bottom w:val="single" w:sz="4" w:space="0" w:color="auto"/>
+            </w:tcBorders>
+            <w:vAlign w:val="center"/>
+          </w:tcPr>
+          <w:p>
+            <w:pPr>
+              <w:jc w:val="center"/>
+              <w:rPr>
+                <w:sz w:val="24"/>
+                <w:szCs w:val="24"/>
+                <w:lang w:val="en-US"/>
+              </w:rPr>
+            </w:pPr>
+          </w:p>
+        </w:tc>
+        <w:tc>
+          <w:tcPr>
+            <w:tcW w:w="1474" w:type="dxa"/>
+            <w:tcBorders>
+              <w:bottom w:val="single" w:sz="4" w:space="0" w:color="auto"/>
+            </w:tcBorders>
+            <w:vAlign w:val="center"/>
+          </w:tcPr>
+          <w:p>
+            <w:pPr>
+              <w:jc w:val="center"/>
+              <w:rPr>
+                <w:sz w:val="24"/>
+                <w:szCs w:val="24"/>
+                <w:lang w:val="en-US"/>
+              </w:rPr>
+            </w:pPr>
+          </w:p>
+        </w:tc>
+        <w:tc>
+          <w:tcPr>
+            <w:tcW w:w="1474" w:type="dxa"/>
+            <w:tcBorders>
+              <w:bottom w:val="single" w:sz="4" w:space="0" w:color="auto"/>
+            </w:tcBorders>
+            <w:vAlign w:val="center"/>
+          </w:tcPr>
+          <w:p>
+            <w:pPr>
+              <w:jc w:val="center"/>
+              <w:rPr>
+                <w:sz w:val="24"/>
+                <w:szCs w:val="24"/>
+                <w:lang w:val="en-US"/>
+              </w:rPr>
+            </w:pPr>
+          </w:p>
+        </w:tc>
+        <w:tc>
+          <w:tcPr>
+            <w:tcW w:w="1474" w:type="dxa"/>
+            <w:tcBorders>
+              <w:bottom w:val="single" w:sz="4" w:space="0" w:color="auto"/>
+            </w:tcBorders>
+            <w:vAlign w:val="center"/>
+          </w:tcPr>
+          <w:p>
+            <w:pPr>
+              <w:jc w:val="center"/>
+              <w:rPr>
+                <w:sz w:val="24"/>
+                <w:szCs w:val="24"/>
+                <w:lang w:val="en-US"/>
               </w:rPr>
             </w:pPr>
           </w:p>
@@ -10375,186 +8101,170 @@
         <w:tc>
           <w:tcPr>
             <w:tcW w:w="510" w:type="dxa"/>
-            <w:tcBorders>
-              <w:bottom w:val="single" w:sz="4" w:space="0" w:color="auto"/>
-            </w:tcBorders>
-          </w:tcPr>
-          <w:p>
-            <w:pPr>
-              <w:jc w:val="center"/>
-              <w:rPr>
-                <w:sz w:val="24"/>
-                <w:szCs w:val="24"/>
-              </w:rPr>
-            </w:pPr>
+          </w:tcPr>
+          <w:p>
+            <w:pPr>
+              <w:jc w:val="center"/>
+              <w:rPr>
+                <w:sz w:val="24"/>
+                <w:szCs w:val="24"/>
+              </w:rPr>
+            </w:pPr>
+            <w:r>
+              <w:rPr>
+                <w:sz w:val="24"/>
+                <w:szCs w:val="24"/>
+              </w:rPr>
+              <w:t>{% vm %}2.7</w:t>
+            </w:r>
           </w:p>
         </w:tc>
         <w:tc>
           <w:tcPr>
             <w:tcW w:w="2381" w:type="dxa"/>
-            <w:tcBorders>
-              <w:bottom w:val="single" w:sz="4" w:space="0" w:color="auto"/>
-            </w:tcBorders>
-            <w:vAlign w:val="bottom"/>
-          </w:tcPr>
-          <w:p>
-            <w:pPr>
+          </w:tcPr>
+          <w:p>
+            <w:pPr>
+              <w:spacing w:line="256" w:lineRule="auto"/>
               <w:ind w:left="57"/>
               <w:rPr>
                 <w:sz w:val="24"/>
                 <w:szCs w:val="24"/>
-                <w:lang w:val="en-US"/>
-              </w:rPr>
-            </w:pPr>
-            <w:r>
-              <w:rPr>
-                <w:sz w:val="24"/>
-                <w:szCs w:val="24"/>
-                <w:lang w:val="en-US"/>
-              </w:rPr>
-              <w:t xml:space="preserve">{%tr for </w:t>
-            </w:r>
-            <w:r>
-              <w:rPr>
-                <w:sz w:val="24"/>
-                <w:szCs w:val="24"/>
-              </w:rPr>
-              <w:t>другое</w:t>
-            </w:r>
-            <w:r>
-              <w:rPr>
-                <w:sz w:val="24"/>
-                <w:szCs w:val="24"/>
-                <w:lang w:val="en-US"/>
-              </w:rPr>
-              <w:t xml:space="preserve"> </w:t>
-            </w:r>
-            <w:r>
-              <w:rPr>
-                <w:sz w:val="24"/>
-                <w:szCs w:val="24"/>
-                <w:lang w:val="en-US"/>
-              </w:rPr>
-              <w:t>in</w:t>
-            </w:r>
-            <w:r>
-              <w:rPr>
-                <w:sz w:val="24"/>
-                <w:szCs w:val="24"/>
-                <w:lang w:val="en-US"/>
-              </w:rPr>
-              <w:t xml:space="preserve"> </w:t>
-            </w:r>
-            <w:r>
-              <w:rPr>
-                <w:sz w:val="24"/>
-                <w:szCs w:val="24"/>
-              </w:rPr>
-              <w:t>иное</w:t>
-            </w:r>
-            <w:r>
-              <w:rPr>
-                <w:sz w:val="24"/>
-                <w:szCs w:val="24"/>
-                <w:lang w:val="en-US"/>
-              </w:rPr>
-              <w:t xml:space="preserve"> %}</w:t>
-            </w:r>
-          </w:p>
-        </w:tc>
-        <w:tc>
-          <w:tcPr>
-            <w:tcW w:w="1474" w:type="dxa"/>
-            <w:tcBorders>
-              <w:bottom w:val="single" w:sz="4" w:space="0" w:color="auto"/>
-            </w:tcBorders>
-            <w:vAlign w:val="center"/>
-          </w:tcPr>
-          <w:p>
-            <w:pPr>
-              <w:jc w:val="center"/>
-              <w:rPr>
-                <w:sz w:val="24"/>
-                <w:szCs w:val="24"/>
-                <w:lang w:val="en-US"/>
-              </w:rPr>
-            </w:pPr>
-          </w:p>
-        </w:tc>
-        <w:tc>
-          <w:tcPr>
-            <w:tcW w:w="1474" w:type="dxa"/>
-            <w:tcBorders>
-              <w:bottom w:val="single" w:sz="4" w:space="0" w:color="auto"/>
-            </w:tcBorders>
-            <w:vAlign w:val="center"/>
-          </w:tcPr>
-          <w:p>
-            <w:pPr>
-              <w:jc w:val="center"/>
-              <w:rPr>
-                <w:sz w:val="24"/>
-                <w:szCs w:val="24"/>
-                <w:lang w:val="en-US"/>
-              </w:rPr>
-            </w:pPr>
-          </w:p>
-        </w:tc>
-        <w:tc>
-          <w:tcPr>
-            <w:tcW w:w="1474" w:type="dxa"/>
-            <w:tcBorders>
-              <w:bottom w:val="single" w:sz="4" w:space="0" w:color="auto"/>
-            </w:tcBorders>
-            <w:vAlign w:val="center"/>
-          </w:tcPr>
-          <w:p>
-            <w:pPr>
-              <w:jc w:val="center"/>
-              <w:rPr>
-                <w:sz w:val="24"/>
-                <w:szCs w:val="24"/>
-                <w:lang w:val="en-US"/>
-              </w:rPr>
-            </w:pPr>
-          </w:p>
-        </w:tc>
-        <w:tc>
-          <w:tcPr>
-            <w:tcW w:w="1474" w:type="dxa"/>
-            <w:tcBorders>
-              <w:bottom w:val="single" w:sz="4" w:space="0" w:color="auto"/>
-            </w:tcBorders>
-            <w:vAlign w:val="center"/>
-          </w:tcPr>
-          <w:p>
-            <w:pPr>
-              <w:jc w:val="center"/>
-              <w:rPr>
-                <w:sz w:val="24"/>
-                <w:szCs w:val="24"/>
-                <w:lang w:val="en-US"/>
-              </w:rPr>
-            </w:pPr>
-          </w:p>
-        </w:tc>
-        <w:tc>
-          <w:tcPr>
-            <w:tcW w:w="1474" w:type="dxa"/>
-            <w:tcBorders>
-              <w:bottom w:val="single" w:sz="4" w:space="0" w:color="auto"/>
-            </w:tcBorders>
-            <w:vAlign w:val="center"/>
-          </w:tcPr>
-          <w:p>
-            <w:pPr>
-              <w:jc w:val="center"/>
-              <w:rPr>
-                <w:sz w:val="24"/>
-                <w:szCs w:val="24"/>
-                <w:lang w:val="en-US"/>
-              </w:rPr>
-            </w:pPr>
+              </w:rPr>
+            </w:pPr>
+            <w:r>
+              <w:rPr>
+                <w:sz w:val="24"/>
+                <w:szCs w:val="24"/>
+              </w:rPr>
+              <w:t>{% vm %}Иные транспортные средства:</w:t>
+            </w:r>
+          </w:p>
+          <w:p>
+            <w:pPr>
+              <w:ind w:left="57"/>
+              <w:rPr>
+                <w:sz w:val="24"/>
+                <w:szCs w:val="24"/>
+              </w:rPr>
+            </w:pPr>
+            <w:r>
+              <w:rPr>
+                <w:sz w:val="24"/>
+                <w:szCs w:val="24"/>
+              </w:rPr>
+              <w:t>{{другое.Число}}</w:t>
+            </w:r>
+          </w:p>
+        </w:tc>
+        <w:tc>
+          <w:tcPr>
+            <w:tcW w:w="1474" w:type="dxa"/>
+            <w:vAlign w:val="center"/>
+          </w:tcPr>
+          <w:p>
+            <w:pPr>
+              <w:jc w:val="center"/>
+              <w:rPr>
+                <w:sz w:val="24"/>
+                <w:szCs w:val="24"/>
+              </w:rPr>
+            </w:pPr>
+            <w:r>
+              <w:rPr>
+                <w:sz w:val="24"/>
+                <w:szCs w:val="24"/>
+              </w:rPr>
+              <w:t>{{другое.Идентификационный_номер}}</w:t>
+            </w:r>
+          </w:p>
+        </w:tc>
+        <w:tc>
+          <w:tcPr>
+            <w:tcW w:w="1474" w:type="dxa"/>
+            <w:vAlign w:val="center"/>
+          </w:tcPr>
+          <w:p>
+            <w:pPr>
+              <w:jc w:val="center"/>
+              <w:rPr>
+                <w:sz w:val="24"/>
+                <w:szCs w:val="24"/>
+              </w:rPr>
+            </w:pPr>
+            <w:r>
+              <w:rPr>
+                <w:sz w:val="24"/>
+                <w:szCs w:val="24"/>
+              </w:rPr>
+              <w:t>{{другое.Вид_собственности}}</w:t>
+            </w:r>
+          </w:p>
+        </w:tc>
+        <w:tc>
+          <w:tcPr>
+            <w:tcW w:w="1474" w:type="dxa"/>
+            <w:vAlign w:val="center"/>
+          </w:tcPr>
+          <w:p>
+            <w:pPr>
+              <w:jc w:val="center"/>
+              <w:rPr>
+                <w:sz w:val="24"/>
+                <w:szCs w:val="24"/>
+              </w:rPr>
+            </w:pPr>
+            <w:r>
+              <w:rPr>
+                <w:sz w:val="24"/>
+                <w:szCs w:val="24"/>
+              </w:rPr>
+              <w:t>{{другое.Место_нахождения}}</w:t>
+            </w:r>
+          </w:p>
+        </w:tc>
+        <w:tc>
+          <w:tcPr>
+            <w:tcW w:w="1474" w:type="dxa"/>
+            <w:vAlign w:val="center"/>
+          </w:tcPr>
+          <w:p>
+            <w:pPr>
+              <w:jc w:val="center"/>
+              <w:rPr>
+                <w:sz w:val="24"/>
+                <w:szCs w:val="24"/>
+              </w:rPr>
+            </w:pPr>
+            <w:r>
+              <w:rPr>
+                <w:sz w:val="24"/>
+                <w:szCs w:val="24"/>
+              </w:rPr>
+              <w:t>{{другое.Стоимость}}</w:t>
+            </w:r>
+          </w:p>
+        </w:tc>
+        <w:tc>
+          <w:tcPr>
+            <w:tcW w:w="1474" w:type="dxa"/>
+            <w:vAlign w:val="center"/>
+          </w:tcPr>
+          <w:p>
+            <w:pPr>
+              <w:jc w:val="center"/>
+              <w:rPr>
+                <w:sz w:val="24"/>
+                <w:szCs w:val="24"/>
+              </w:rPr>
+            </w:pPr>
+            <w:r>
+              <w:rPr>
+                <w:sz w:val="24"/>
+                <w:szCs w:val="24"/>
+              </w:rPr>
+              <w:t>{{другое.Сведения_о_залоге}}</w:t>
+            </w:r>
           </w:p>
         </w:tc>
       </w:tr>
@@ -10562,27 +8272,26 @@
         <w:tc>
           <w:tcPr>
             <w:tcW w:w="510" w:type="dxa"/>
-          </w:tcPr>
-          <w:p>
-            <w:pPr>
-              <w:jc w:val="center"/>
-              <w:rPr>
-                <w:sz w:val="24"/>
-                <w:szCs w:val="24"/>
-              </w:rPr>
-            </w:pPr>
-            <w:r>
-              <w:rPr>
-                <w:sz w:val="24"/>
-                <w:szCs w:val="24"/>
-              </w:rPr>
-              <w:t>2.7</w:t>
-            </w:r>
+            <w:tcBorders>
+              <w:bottom w:val="single" w:sz="4" w:space="0" w:color="auto"/>
+            </w:tcBorders>
+          </w:tcPr>
+          <w:p>
+            <w:pPr>
+              <w:jc w:val="center"/>
+              <w:rPr>
+                <w:sz w:val="24"/>
+                <w:szCs w:val="24"/>
+              </w:rPr>
+            </w:pPr>
           </w:p>
         </w:tc>
         <w:tc>
           <w:tcPr>
             <w:tcW w:w="2381" w:type="dxa"/>
+            <w:tcBorders>
+              <w:bottom w:val="single" w:sz="4" w:space="0" w:color="auto"/>
+            </w:tcBorders>
             <w:vAlign w:val="bottom"/>
           </w:tcPr>
           <w:p>
@@ -10598,362 +8307,7 @@
                 <w:sz w:val="24"/>
                 <w:szCs w:val="24"/>
               </w:rPr>
-              <w:t>Иные транспортные средства:</w:t>
-            </w:r>
-          </w:p>
-          <w:p>
-            <w:pPr>
-              <w:ind w:left="57"/>
-              <w:rPr>
-                <w:sz w:val="24"/>
-                <w:szCs w:val="24"/>
-              </w:rPr>
-            </w:pPr>
-            <w:r>
-              <w:rPr>
-                <w:sz w:val="24"/>
-                <w:szCs w:val="24"/>
-              </w:rPr>
-              <w:t>1)</w:t>
-            </w:r>
-          </w:p>
-        </w:tc>
-        <w:tc>
-          <w:tcPr>
-            <w:tcW w:w="1474" w:type="dxa"/>
-            <w:vAlign w:val="center"/>
-          </w:tcPr>
-          <w:p>
-            <w:pPr>
-              <w:jc w:val="center"/>
-              <w:rPr>
-                <w:sz w:val="24"/>
-                <w:szCs w:val="24"/>
-              </w:rPr>
-            </w:pPr>
-            <w:r>
-              <w:rPr>
-                <w:sz w:val="24"/>
-                <w:szCs w:val="24"/>
-              </w:rPr>
-              <w:t>{{</w:t>
-            </w:r>
-            <w:proofErr w:type="spellStart"/>
-            <w:proofErr w:type="gramStart"/>
-            <w:r>
-              <w:rPr>
-                <w:sz w:val="24"/>
-                <w:szCs w:val="24"/>
-              </w:rPr>
-              <w:t>другое</w:t>
-            </w:r>
-            <w:r>
-              <w:rPr>
-                <w:sz w:val="24"/>
-                <w:szCs w:val="24"/>
-              </w:rPr>
-              <w:t>.Идентификационный</w:t>
-            </w:r>
-            <w:proofErr w:type="gramEnd"/>
-            <w:r>
-              <w:rPr>
-                <w:sz w:val="24"/>
-                <w:szCs w:val="24"/>
-              </w:rPr>
-              <w:t>_номер</w:t>
-            </w:r>
-            <w:proofErr w:type="spellEnd"/>
-            <w:r>
-              <w:rPr>
-                <w:sz w:val="24"/>
-                <w:szCs w:val="24"/>
-              </w:rPr>
-              <w:t>}}</w:t>
-            </w:r>
-          </w:p>
-        </w:tc>
-        <w:tc>
-          <w:tcPr>
-            <w:tcW w:w="1474" w:type="dxa"/>
-            <w:vAlign w:val="center"/>
-          </w:tcPr>
-          <w:p>
-            <w:pPr>
-              <w:jc w:val="center"/>
-              <w:rPr>
-                <w:sz w:val="24"/>
-                <w:szCs w:val="24"/>
-              </w:rPr>
-            </w:pPr>
-            <w:r>
-              <w:rPr>
-                <w:sz w:val="24"/>
-                <w:szCs w:val="24"/>
-              </w:rPr>
-              <w:t>{{</w:t>
-            </w:r>
-            <w:proofErr w:type="spellStart"/>
-            <w:proofErr w:type="gramStart"/>
-            <w:r>
-              <w:rPr>
-                <w:sz w:val="24"/>
-                <w:szCs w:val="24"/>
-              </w:rPr>
-              <w:t>другое</w:t>
-            </w:r>
-            <w:r>
-              <w:rPr>
-                <w:sz w:val="24"/>
-                <w:szCs w:val="24"/>
-              </w:rPr>
-              <w:t>.Вид</w:t>
-            </w:r>
-            <w:proofErr w:type="gramEnd"/>
-            <w:r>
-              <w:rPr>
-                <w:sz w:val="24"/>
-                <w:szCs w:val="24"/>
-              </w:rPr>
-              <w:t>_собственности</w:t>
-            </w:r>
-            <w:proofErr w:type="spellEnd"/>
-            <w:r>
-              <w:rPr>
-                <w:sz w:val="24"/>
-                <w:szCs w:val="24"/>
-              </w:rPr>
-              <w:t>}}</w:t>
-            </w:r>
-          </w:p>
-        </w:tc>
-        <w:tc>
-          <w:tcPr>
-            <w:tcW w:w="1474" w:type="dxa"/>
-            <w:vAlign w:val="center"/>
-          </w:tcPr>
-          <w:p>
-            <w:pPr>
-              <w:jc w:val="center"/>
-              <w:rPr>
-                <w:sz w:val="24"/>
-                <w:szCs w:val="24"/>
-              </w:rPr>
-            </w:pPr>
-            <w:r>
-              <w:rPr>
-                <w:sz w:val="24"/>
-                <w:szCs w:val="24"/>
-              </w:rPr>
-              <w:t>{{</w:t>
-            </w:r>
-            <w:proofErr w:type="spellStart"/>
-            <w:proofErr w:type="gramStart"/>
-            <w:r>
-              <w:rPr>
-                <w:sz w:val="24"/>
-                <w:szCs w:val="24"/>
-              </w:rPr>
-              <w:t>другое</w:t>
-            </w:r>
-            <w:r>
-              <w:rPr>
-                <w:sz w:val="24"/>
-                <w:szCs w:val="24"/>
-              </w:rPr>
-              <w:t>.Место</w:t>
-            </w:r>
-            <w:proofErr w:type="gramEnd"/>
-            <w:r>
-              <w:rPr>
-                <w:sz w:val="24"/>
-                <w:szCs w:val="24"/>
-              </w:rPr>
-              <w:t>_нахождения</w:t>
-            </w:r>
-            <w:proofErr w:type="spellEnd"/>
-            <w:r>
-              <w:rPr>
-                <w:sz w:val="24"/>
-                <w:szCs w:val="24"/>
-              </w:rPr>
-              <w:t>}}</w:t>
-            </w:r>
-          </w:p>
-        </w:tc>
-        <w:tc>
-          <w:tcPr>
-            <w:tcW w:w="1474" w:type="dxa"/>
-            <w:vAlign w:val="center"/>
-          </w:tcPr>
-          <w:p>
-            <w:pPr>
-              <w:jc w:val="center"/>
-              <w:rPr>
-                <w:sz w:val="24"/>
-                <w:szCs w:val="24"/>
-              </w:rPr>
-            </w:pPr>
-            <w:r>
-              <w:rPr>
-                <w:sz w:val="24"/>
-                <w:szCs w:val="24"/>
-              </w:rPr>
-              <w:t>{{</w:t>
-            </w:r>
-            <w:proofErr w:type="spellStart"/>
-            <w:proofErr w:type="gramStart"/>
-            <w:r>
-              <w:rPr>
-                <w:sz w:val="24"/>
-                <w:szCs w:val="24"/>
-              </w:rPr>
-              <w:t>другое</w:t>
-            </w:r>
-            <w:r>
-              <w:rPr>
-                <w:sz w:val="24"/>
-                <w:szCs w:val="24"/>
-              </w:rPr>
-              <w:t>.Стоимость</w:t>
-            </w:r>
-            <w:proofErr w:type="spellEnd"/>
-            <w:proofErr w:type="gramEnd"/>
-            <w:r>
-              <w:rPr>
-                <w:sz w:val="24"/>
-                <w:szCs w:val="24"/>
-              </w:rPr>
-              <w:t>}}</w:t>
-            </w:r>
-          </w:p>
-        </w:tc>
-        <w:tc>
-          <w:tcPr>
-            <w:tcW w:w="1474" w:type="dxa"/>
-            <w:vAlign w:val="center"/>
-          </w:tcPr>
-          <w:p>
-            <w:pPr>
-              <w:jc w:val="center"/>
-              <w:rPr>
-                <w:sz w:val="24"/>
-                <w:szCs w:val="24"/>
-              </w:rPr>
-            </w:pPr>
-            <w:r>
-              <w:rPr>
-                <w:sz w:val="24"/>
-                <w:szCs w:val="24"/>
-              </w:rPr>
-              <w:t>{{</w:t>
-            </w:r>
-            <w:proofErr w:type="spellStart"/>
-            <w:proofErr w:type="gramStart"/>
-            <w:r>
-              <w:rPr>
-                <w:sz w:val="24"/>
-                <w:szCs w:val="24"/>
-              </w:rPr>
-              <w:t>другое</w:t>
-            </w:r>
-            <w:r>
-              <w:rPr>
-                <w:sz w:val="24"/>
-                <w:szCs w:val="24"/>
-              </w:rPr>
-              <w:t>.Сведения</w:t>
-            </w:r>
-            <w:proofErr w:type="gramEnd"/>
-            <w:r>
-              <w:rPr>
-                <w:sz w:val="24"/>
-                <w:szCs w:val="24"/>
-              </w:rPr>
-              <w:t>_о_залоге</w:t>
-            </w:r>
-            <w:proofErr w:type="spellEnd"/>
-            <w:r>
-              <w:rPr>
-                <w:sz w:val="24"/>
-                <w:szCs w:val="24"/>
-              </w:rPr>
-              <w:t>}}</w:t>
-            </w:r>
-          </w:p>
-        </w:tc>
-      </w:tr>
-      <w:tr>
-        <w:tc>
-          <w:tcPr>
-            <w:tcW w:w="510" w:type="dxa"/>
-            <w:tcBorders>
-              <w:bottom w:val="single" w:sz="4" w:space="0" w:color="auto"/>
-            </w:tcBorders>
-          </w:tcPr>
-          <w:p>
-            <w:pPr>
-              <w:jc w:val="center"/>
-              <w:rPr>
-                <w:sz w:val="24"/>
-                <w:szCs w:val="24"/>
-              </w:rPr>
-            </w:pPr>
-          </w:p>
-        </w:tc>
-        <w:tc>
-          <w:tcPr>
-            <w:tcW w:w="2381" w:type="dxa"/>
-            <w:tcBorders>
-              <w:bottom w:val="single" w:sz="4" w:space="0" w:color="auto"/>
-            </w:tcBorders>
-            <w:vAlign w:val="bottom"/>
-          </w:tcPr>
-          <w:p>
-            <w:pPr>
-              <w:ind w:left="57"/>
-              <w:rPr>
-                <w:sz w:val="24"/>
-                <w:szCs w:val="24"/>
-              </w:rPr>
-            </w:pPr>
-            <w:r>
-              <w:rPr>
-                <w:sz w:val="24"/>
-                <w:szCs w:val="24"/>
-              </w:rPr>
-              <w:t>{%</w:t>
-            </w:r>
-            <w:proofErr w:type="spellStart"/>
-            <w:r>
-              <w:rPr>
-                <w:sz w:val="24"/>
-                <w:szCs w:val="24"/>
-              </w:rPr>
-              <w:t>tr</w:t>
-            </w:r>
-            <w:proofErr w:type="spellEnd"/>
-            <w:r>
-              <w:rPr>
-                <w:sz w:val="24"/>
-                <w:szCs w:val="24"/>
-              </w:rPr>
-              <w:t xml:space="preserve"> </w:t>
-            </w:r>
-            <w:proofErr w:type="spellStart"/>
-            <w:r>
-              <w:rPr>
-                <w:sz w:val="24"/>
-                <w:szCs w:val="24"/>
-              </w:rPr>
-              <w:t>endfor</w:t>
-            </w:r>
-            <w:proofErr w:type="spellEnd"/>
-            <w:r>
-              <w:rPr>
-                <w:sz w:val="24"/>
-                <w:szCs w:val="24"/>
-              </w:rPr>
-              <w:t xml:space="preserve"> %}</w:t>
+              <w:t>{%tr endfor %}</w:t>
             </w:r>
           </w:p>
         </w:tc>
@@ -11388,32 +8742,7 @@
                 <w:sz w:val="24"/>
                 <w:szCs w:val="24"/>
               </w:rPr>
-              <w:t>{{</w:t>
-            </w:r>
-            <w:proofErr w:type="spellStart"/>
-            <w:proofErr w:type="gramStart"/>
-            <w:r>
-              <w:rPr>
-                <w:sz w:val="24"/>
-                <w:szCs w:val="24"/>
-              </w:rPr>
-              <w:t>счет.счета</w:t>
-            </w:r>
-            <w:proofErr w:type="gramEnd"/>
-            <w:r>
-              <w:rPr>
-                <w:sz w:val="24"/>
-                <w:szCs w:val="24"/>
-              </w:rPr>
-              <w:t>_пп</w:t>
-            </w:r>
-            <w:proofErr w:type="spellEnd"/>
-            <w:r>
-              <w:rPr>
-                <w:sz w:val="24"/>
-                <w:szCs w:val="24"/>
-              </w:rPr>
-              <w:t>}}</w:t>
+              <w:t>{{счет.счета_пп}}</w:t>
             </w:r>
           </w:p>
         </w:tc>
@@ -11435,23 +8764,7 @@
                 <w:sz w:val="24"/>
                 <w:szCs w:val="24"/>
               </w:rPr>
-              <w:t>{{</w:t>
-            </w:r>
-            <w:proofErr w:type="gramStart"/>
-            <w:r>
-              <w:rPr>
-                <w:sz w:val="24"/>
-                <w:szCs w:val="24"/>
-              </w:rPr>
-              <w:t>счет.Наименование</w:t>
-            </w:r>
-            <w:proofErr w:type="gramEnd"/>
-            <w:r>
-              <w:rPr>
-                <w:sz w:val="24"/>
-                <w:szCs w:val="24"/>
-              </w:rPr>
-              <w:t>_и_адрес_банка_или_иной_кредитной_организации}}</w:t>
+              <w:t>{{счет.Наименование_и_адрес_банка_или_иной_кредитной_организации}}</w:t>
             </w:r>
           </w:p>
         </w:tc>
@@ -11473,32 +8786,7 @@
                 <w:sz w:val="24"/>
                 <w:szCs w:val="24"/>
               </w:rPr>
-              <w:t>{{</w:t>
-            </w:r>
-            <w:proofErr w:type="spellStart"/>
-            <w:proofErr w:type="gramStart"/>
-            <w:r>
-              <w:rPr>
-                <w:sz w:val="24"/>
-                <w:szCs w:val="24"/>
-              </w:rPr>
-              <w:t>счет.Вид</w:t>
-            </w:r>
-            <w:proofErr w:type="gramEnd"/>
-            <w:r>
-              <w:rPr>
-                <w:sz w:val="24"/>
-                <w:szCs w:val="24"/>
-              </w:rPr>
-              <w:t>_счета</w:t>
-            </w:r>
-            <w:proofErr w:type="spellEnd"/>
-            <w:r>
-              <w:rPr>
-                <w:sz w:val="24"/>
-                <w:szCs w:val="24"/>
-              </w:rPr>
-              <w:t>}}</w:t>
+              <w:t>{{счет.Вид_счета}}</w:t>
             </w:r>
           </w:p>
         </w:tc>
@@ -11520,32 +8808,7 @@
                 <w:sz w:val="24"/>
                 <w:szCs w:val="24"/>
               </w:rPr>
-              <w:t>{{</w:t>
-            </w:r>
-            <w:proofErr w:type="spellStart"/>
-            <w:proofErr w:type="gramStart"/>
-            <w:r>
-              <w:rPr>
-                <w:sz w:val="24"/>
-                <w:szCs w:val="24"/>
-              </w:rPr>
-              <w:t>счет.Дата</w:t>
-            </w:r>
-            <w:proofErr w:type="gramEnd"/>
-            <w:r>
-              <w:rPr>
-                <w:sz w:val="24"/>
-                <w:szCs w:val="24"/>
-              </w:rPr>
-              <w:t>_открытия_счета</w:t>
-            </w:r>
-            <w:proofErr w:type="spellEnd"/>
-            <w:r>
-              <w:rPr>
-                <w:sz w:val="24"/>
-                <w:szCs w:val="24"/>
-              </w:rPr>
-              <w:t>}}</w:t>
+              <w:t>{{счет.Дата_открытия_счета}}</w:t>
             </w:r>
           </w:p>
         </w:tc>
@@ -11567,32 +8830,7 @@
                 <w:sz w:val="24"/>
                 <w:szCs w:val="24"/>
               </w:rPr>
-              <w:t>{{</w:t>
-            </w:r>
-            <w:proofErr w:type="spellStart"/>
-            <w:proofErr w:type="gramStart"/>
-            <w:r>
-              <w:rPr>
-                <w:sz w:val="24"/>
-                <w:szCs w:val="24"/>
-              </w:rPr>
-              <w:t>счет.Остаток</w:t>
-            </w:r>
-            <w:proofErr w:type="gramEnd"/>
-            <w:r>
-              <w:rPr>
-                <w:sz w:val="24"/>
-                <w:szCs w:val="24"/>
-              </w:rPr>
-              <w:t>_на_счете</w:t>
-            </w:r>
-            <w:proofErr w:type="spellEnd"/>
-            <w:r>
-              <w:rPr>
-                <w:sz w:val="24"/>
-                <w:szCs w:val="24"/>
-              </w:rPr>
-              <w:t>}}</w:t>
+              <w:t>{{счет.Остаток_на_счете}}</w:t>
             </w:r>
           </w:p>
         </w:tc>
@@ -11615,39 +8853,7 @@
                 <w:sz w:val="24"/>
                 <w:szCs w:val="24"/>
               </w:rPr>
-              <w:t>{%</w:t>
-            </w:r>
-            <w:proofErr w:type="spellStart"/>
-            <w:r>
-              <w:rPr>
-                <w:sz w:val="24"/>
-                <w:szCs w:val="24"/>
-              </w:rPr>
-              <w:t>tr</w:t>
-            </w:r>
-            <w:proofErr w:type="spellEnd"/>
-            <w:r>
-              <w:rPr>
-                <w:sz w:val="24"/>
-                <w:szCs w:val="24"/>
-              </w:rPr>
-              <w:t xml:space="preserve"> </w:t>
-            </w:r>
-            <w:proofErr w:type="spellStart"/>
-            <w:r>
-              <w:rPr>
-                <w:sz w:val="24"/>
-                <w:szCs w:val="24"/>
-              </w:rPr>
-              <w:t>endfor</w:t>
-            </w:r>
-            <w:proofErr w:type="spellEnd"/>
-            <w:r>
-              <w:rPr>
-                <w:sz w:val="24"/>
-                <w:szCs w:val="24"/>
-              </w:rPr>
-              <w:t xml:space="preserve"> %}</w:t>
+              <w:t>{%tr endfor %}</w:t>
             </w:r>
           </w:p>
         </w:tc>
@@ -11884,23 +9090,7 @@
                 <w:sz w:val="24"/>
                 <w:szCs w:val="24"/>
               </w:rPr>
-              <w:t xml:space="preserve">Уставный, складочный капитал, </w:t>
-            </w:r>
-            <w:proofErr w:type="spellStart"/>
-            <w:r>
-              <w:rPr>
-                <w:sz w:val="24"/>
-                <w:szCs w:val="24"/>
-              </w:rPr>
-              <w:t>паевый</w:t>
-            </w:r>
-            <w:proofErr w:type="spellEnd"/>
-            <w:r>
-              <w:rPr>
-                <w:sz w:val="24"/>
-                <w:szCs w:val="24"/>
-              </w:rPr>
-              <w:t xml:space="preserve"> фонд </w:t>
+              <w:t>Уставный, складочный капитал, паевый фонд </w:t>
             </w:r>
             <w:r>
               <w:rPr>
@@ -14214,7 +11404,6 @@
               </w:rPr>
               <w:t>{{</w:t>
             </w:r>
-            <w:proofErr w:type="spellStart"/>
             <w:r>
               <w:rPr>
                 <w:sz w:val="24"/>
@@ -14222,7 +11411,6 @@
               </w:rPr>
               <w:t>АДень</w:t>
             </w:r>
-            <w:proofErr w:type="spellEnd"/>
             <w:r>
               <w:rPr>
                 <w:sz w:val="24"/>
@@ -14288,7 +11476,6 @@
               </w:rPr>
               <w:t>{{</w:t>
             </w:r>
-            <w:proofErr w:type="spellStart"/>
             <w:r>
               <w:rPr>
                 <w:sz w:val="24"/>
@@ -14296,7 +11483,6 @@
               </w:rPr>
               <w:t>АМесяц</w:t>
             </w:r>
-            <w:proofErr w:type="spellEnd"/>
             <w:r>
               <w:rPr>
                 <w:sz w:val="24"/>
@@ -14362,7 +11548,6 @@
               </w:rPr>
               <w:t>{{</w:t>
             </w:r>
-            <w:proofErr w:type="spellStart"/>
             <w:r>
               <w:rPr>
                 <w:sz w:val="24"/>
@@ -14370,7 +11555,6 @@
               </w:rPr>
               <w:t>ААГод</w:t>
             </w:r>
-            <w:proofErr w:type="spellEnd"/>
             <w:r>
               <w:rPr>
                 <w:sz w:val="24"/>
